--- a/docs/KisaanRaksha_Round1_Solution.docx
+++ b/docs/KisaanRaksha_Round1_Solution.docx
@@ -690,7 +690,7 @@
                 <w:sz w:val="18"/>
                 <w:szCs w:val="18"/>
               </w:rPr>
-              <w:t xml:space="preserve">FSI raised in live demo → alert + claim fired</w:t>
+              <w:t xml:space="preserve">FSI in labeled crisis simulation → alert + claim fired on a real phone</w:t>
             </w:r>
           </w:p>
         </w:tc>
@@ -2291,7 +2291,7 @@
           <w:sz w:val="26"/>
           <w:szCs w:val="26"/>
         </w:rPr>
-        <w:t xml:space="preserve">4.2  The FSI model</w:t>
+        <w:t xml:space="preserve">4.2  The FSI model — and what its metrics do and do not mean</w:t>
       </w:r>
     </w:p>
     <w:p>
@@ -2322,7 +2322,7 @@
           <w:sz w:val="22"/>
           <w:szCs w:val="22"/>
         </w:rPr>
-        <w:t xml:space="preserve"> — the honest test for geographic generalization.</w:t>
+        <w:t xml:space="preserve">.</w:t>
       </w:r>
     </w:p>
     <w:tbl>
@@ -2370,7 +2370,7 @@
                 <w:sz w:val="20"/>
                 <w:szCs w:val="20"/>
               </w:rPr>
-              <w:t xml:space="preserve">Metric (held-out talukas)</w:t>
+              <w:t xml:space="preserve">Consistency check on synthetic data (held-out talukas)</w:t>
             </w:r>
           </w:p>
         </w:tc>
@@ -2649,11 +2649,76 @@
       <w:r>
         <w:rPr>
           <w:rFonts w:ascii="Calibri" w:cs="Calibri" w:eastAsia="Calibri" w:hAnsi="Calibri"/>
+          <w:b/>
+          <w:bCs/>
+          <w:color w:val="B71C1C"/>
+          <w:sz w:val="22"/>
+          <w:szCs w:val="22"/>
+        </w:rPr>
+        <w:t xml:space="preserve">What these numbers mean — stated plainly: </w:t>
+      </w:r>
+      <w:r>
+        <w:rPr>
+          <w:rFonts w:ascii="Calibri" w:cs="Calibri" w:eastAsia="Calibri" w:hAnsi="Calibri"/>
+          <w:sz w:val="22"/>
+          <w:szCs w:val="22"/>
+        </w:rPr>
+        <w:t xml:space="preserve">the synthetic labels are generated by our own domain-logic formula (weighted signals + coincidence interactions + noise), so on this data the model is recovering a function we designed. These metrics therefore measure </w:t>
+      </w:r>
+      <w:r>
+        <w:rPr>
+          <w:rFonts w:ascii="Calibri" w:cs="Calibri" w:eastAsia="Calibri" w:hAnsi="Calibri"/>
+          <w:b/>
+          <w:bCs/>
+          <w:sz w:val="22"/>
+          <w:szCs w:val="22"/>
+        </w:rPr>
+        <w:t xml:space="preserve">internal consistency of the pipeline — that the model faithfully encodes the domain logic and generalizes it across unseen talukas — not real-world predictive power. </w:t>
+      </w:r>
+      <w:r>
+        <w:rPr>
+          <w:rFonts w:ascii="Calibri" w:cs="Calibri" w:eastAsia="Calibri" w:hAnsi="Calibri"/>
+          <w:sz w:val="22"/>
+          <w:szCs w:val="22"/>
+        </w:rPr>
+        <w:t xml:space="preserve">Real validation is exactly what the pilot in Section 8 is designed to produce: alert precision measured against officer-verified ground truth over one monsoon season. We consider it a feature of this submission that the ML claim is scoped honestly.</w:t>
+      </w:r>
+    </w:p>
+    <w:p>
+      <w:pPr>
+        <w:spacing w:after="160" w:before="0"/>
+      </w:pPr>
+      <w:r>
+        <w:rPr>
+          <w:rFonts w:ascii="Calibri" w:cs="Calibri" w:eastAsia="Calibri" w:hAnsi="Calibri"/>
           <w:color w:val="212121"/>
           <w:sz w:val="22"/>
           <w:szCs w:val="22"/>
         </w:rPr>
-        <w:t xml:space="preserve">The label formula encodes the core domain insight: distress spikes when crop failure coincides with the loan-repayment deadline — interaction terms (drought × repayment, price × repayment) amplify the base signal, mirroring the documented Oct–Jan clustering of farmer suicides.</w:t>
+        <w:t xml:space="preserve">The label formula itself encodes the core domain insight: distress spikes when crop failure coincides with the loan-repayment deadline — interaction terms (drought × repayment, price × repayment) amplify the base signal, mirroring the documented Oct–Jan clustering of farmer suicides.</w:t>
+      </w:r>
+    </w:p>
+    <w:p>
+      <w:pPr>
+        <w:spacing w:after="160" w:before="0"/>
+      </w:pPr>
+      <w:r>
+        <w:rPr>
+          <w:rFonts w:ascii="Calibri" w:cs="Calibri" w:eastAsia="Calibri" w:hAnsi="Calibri"/>
+          <w:b/>
+          <w:bCs/>
+          <w:sz w:val="22"/>
+          <w:szCs w:val="22"/>
+        </w:rPr>
+        <w:t xml:space="preserve">Why FSI &gt; 75 as the critical threshold? </w:t>
+      </w:r>
+      <w:r>
+        <w:rPr>
+          <w:rFonts w:ascii="Calibri" w:cs="Calibri" w:eastAsia="Calibri" w:hAnsi="Calibri"/>
+          <w:sz w:val="22"/>
+          <w:szCs w:val="22"/>
+        </w:rPr>
+        <w:t xml:space="preserve">It is a tunable operating point, not a discovered truth: 75 balances alert recall (0.78) against precision (0.83) on the synthetic distribution, i.e. roughly one false alert per four raised. In deployment the threshold is calibrated per district against officer response capacity during the pilot.</w:t>
       </w:r>
     </w:p>
     <w:p>
@@ -3146,7 +3211,7 @@
           <w:sz w:val="22"/>
           <w:szCs w:val="22"/>
         </w:rPr>
-        <w:t xml:space="preserve">The FSI drives officer attention toward or away from farmers, so we audit the critical-alert decision (FSI &gt; 75) on held-out talukas. The harm metric is the false-negative rate — a missed alert is a missed farmer.</w:t>
+        <w:t xml:space="preserve">The FSI drives officer attention toward or away from farmers, so we audit the critical-alert decision (FSI &gt; 75) on held-out talukas. The harm metric — and the one we gate on — is the false-negative rate: a missed alert is a missed farmer.</w:t>
       </w:r>
     </w:p>
     <w:tbl>
@@ -3541,7 +3606,7 @@
                 <w:sz w:val="20"/>
                 <w:szCs w:val="20"/>
               </w:rPr>
-              <w:t xml:space="preserve">Gap (region)</w:t>
+              <w:t xml:space="preserve">Gap across regions</w:t>
             </w:r>
           </w:p>
         </w:tc>
@@ -3597,7 +3662,7 @@
                 <w:sz w:val="20"/>
                 <w:szCs w:val="20"/>
               </w:rPr>
-              <w:t xml:space="preserve">0.024  ✓ &lt; 0.10 gate</w:t>
+              <w:t xml:space="preserve">0.024</w:t>
             </w:r>
           </w:p>
         </w:tc>
@@ -3655,7 +3720,7 @@
                 <w:sz w:val="20"/>
                 <w:szCs w:val="20"/>
               </w:rPr>
-              <w:t xml:space="preserve">Gap (crop: cotton/soy/tur)</w:t>
+              <w:t xml:space="preserve">Gap across crops (cotton/soy/tur)</w:t>
             </w:r>
           </w:p>
         </w:tc>
@@ -3711,7 +3776,7 @@
                 <w:sz w:val="20"/>
                 <w:szCs w:val="20"/>
               </w:rPr>
-              <w:t xml:space="preserve">0.074  ✓ &lt; 0.10 gate</w:t>
+              <w:t xml:space="preserve">0.074</w:t>
             </w:r>
           </w:p>
         </w:tc>
@@ -3750,6 +3815,721 @@
         <w:spacing w:after="60"/>
       </w:pPr>
     </w:p>
+    <w:tbl>
+      <w:tblPr>
+        <w:tblW w:type="dxa" w:w="9360"/>
+        <w:tblBorders>
+          <w:top w:val="single" w:color="auto" w:sz="4"/>
+          <w:left w:val="single" w:color="auto" w:sz="4"/>
+          <w:bottom w:val="single" w:color="auto" w:sz="4"/>
+          <w:right w:val="single" w:color="auto" w:sz="4"/>
+          <w:insideH w:val="single" w:color="auto" w:sz="4"/>
+          <w:insideV w:val="single" w:color="auto" w:sz="4"/>
+        </w:tblBorders>
+      </w:tblPr>
+      <w:tblGrid>
+        <w:gridCol w:w="3276"/>
+        <w:gridCol w:w="2340"/>
+        <w:gridCol w:w="2106"/>
+        <w:gridCol w:w="1638"/>
+      </w:tblGrid>
+      <w:tr>
+        <w:trPr>
+          <w:tblHeader/>
+        </w:trPr>
+        <w:tc>
+          <w:tcPr>
+            <w:tcW w:type="dxa" w:w="3276"/>
+            <w:shd w:fill="1B5E20" w:val="clear"/>
+            <w:tcMar>
+              <w:top w:type="dxa" w:w="60"/>
+              <w:left w:type="dxa" w:w="110"/>
+              <w:bottom w:type="dxa" w:w="60"/>
+              <w:right w:type="dxa" w:w="110"/>
+            </w:tcMar>
+            <w:vAlign w:val="center"/>
+          </w:tcPr>
+          <w:p>
+            <w:pPr>
+              <w:spacing w:after="40" w:before="40"/>
+            </w:pPr>
+            <w:r>
+              <w:rPr>
+                <w:rFonts w:ascii="Calibri" w:cs="Calibri" w:eastAsia="Calibri" w:hAnsi="Calibri"/>
+                <w:b/>
+                <w:bCs/>
+                <w:color w:val="FFFFFF"/>
+                <w:sz w:val="20"/>
+                <w:szCs w:val="20"/>
+              </w:rPr>
+              <w:t xml:space="preserve">Fairness gate</w:t>
+            </w:r>
+          </w:p>
+        </w:tc>
+        <w:tc>
+          <w:tcPr>
+            <w:tcW w:type="dxa" w:w="2340"/>
+            <w:shd w:fill="1B5E20" w:val="clear"/>
+            <w:tcMar>
+              <w:top w:type="dxa" w:w="60"/>
+              <w:left w:type="dxa" w:w="110"/>
+              <w:bottom w:type="dxa" w:w="60"/>
+              <w:right w:type="dxa" w:w="110"/>
+            </w:tcMar>
+            <w:vAlign w:val="center"/>
+          </w:tcPr>
+          <w:p>
+            <w:pPr>
+              <w:spacing w:after="40" w:before="40"/>
+            </w:pPr>
+            <w:r>
+              <w:rPr>
+                <w:rFonts w:ascii="Calibri" w:cs="Calibri" w:eastAsia="Calibri" w:hAnsi="Calibri"/>
+                <w:b/>
+                <w:bCs/>
+                <w:color w:val="FFFFFF"/>
+                <w:sz w:val="20"/>
+                <w:szCs w:val="20"/>
+              </w:rPr>
+              <w:t xml:space="preserve">Threshold</w:t>
+            </w:r>
+          </w:p>
+        </w:tc>
+        <w:tc>
+          <w:tcPr>
+            <w:tcW w:type="dxa" w:w="2106"/>
+            <w:shd w:fill="1B5E20" w:val="clear"/>
+            <w:tcMar>
+              <w:top w:type="dxa" w:w="60"/>
+              <w:left w:type="dxa" w:w="110"/>
+              <w:bottom w:type="dxa" w:w="60"/>
+              <w:right w:type="dxa" w:w="110"/>
+            </w:tcMar>
+            <w:vAlign w:val="center"/>
+          </w:tcPr>
+          <w:p>
+            <w:pPr>
+              <w:spacing w:after="40" w:before="40"/>
+            </w:pPr>
+            <w:r>
+              <w:rPr>
+                <w:rFonts w:ascii="Calibri" w:cs="Calibri" w:eastAsia="Calibri" w:hAnsi="Calibri"/>
+                <w:b/>
+                <w:bCs/>
+                <w:color w:val="FFFFFF"/>
+                <w:sz w:val="20"/>
+                <w:szCs w:val="20"/>
+              </w:rPr>
+              <w:t xml:space="preserve">Observed</w:t>
+            </w:r>
+          </w:p>
+        </w:tc>
+        <w:tc>
+          <w:tcPr>
+            <w:tcW w:type="dxa" w:w="1638"/>
+            <w:shd w:fill="1B5E20" w:val="clear"/>
+            <w:tcMar>
+              <w:top w:type="dxa" w:w="60"/>
+              <w:left w:type="dxa" w:w="110"/>
+              <w:bottom w:type="dxa" w:w="60"/>
+              <w:right w:type="dxa" w:w="110"/>
+            </w:tcMar>
+            <w:vAlign w:val="center"/>
+          </w:tcPr>
+          <w:p>
+            <w:pPr>
+              <w:spacing w:after="40" w:before="40"/>
+            </w:pPr>
+            <w:r>
+              <w:rPr>
+                <w:rFonts w:ascii="Calibri" w:cs="Calibri" w:eastAsia="Calibri" w:hAnsi="Calibri"/>
+                <w:b/>
+                <w:bCs/>
+                <w:color w:val="FFFFFF"/>
+                <w:sz w:val="20"/>
+                <w:szCs w:val="20"/>
+              </w:rPr>
+              <w:t xml:space="preserve">Result</w:t>
+            </w:r>
+          </w:p>
+        </w:tc>
+      </w:tr>
+      <w:tr>
+        <w:tc>
+          <w:tcPr>
+            <w:tcW w:type="dxa" w:w="3276"/>
+            <w:tcMar>
+              <w:top w:type="dxa" w:w="60"/>
+              <w:left w:type="dxa" w:w="110"/>
+              <w:bottom w:type="dxa" w:w="60"/>
+              <w:right w:type="dxa" w:w="110"/>
+            </w:tcMar>
+            <w:vAlign w:val="center"/>
+          </w:tcPr>
+          <w:p>
+            <w:pPr>
+              <w:spacing w:after="40" w:before="40"/>
+            </w:pPr>
+            <w:r>
+              <w:rPr>
+                <w:rFonts w:ascii="Calibri" w:cs="Calibri" w:eastAsia="Calibri" w:hAnsi="Calibri"/>
+                <w:b w:val="false"/>
+                <w:bCs w:val="false"/>
+                <w:color w:val="212121"/>
+                <w:sz w:val="20"/>
+                <w:szCs w:val="20"/>
+              </w:rPr>
+              <w:t xml:space="preserve">FNR gap — region</w:t>
+            </w:r>
+          </w:p>
+        </w:tc>
+        <w:tc>
+          <w:tcPr>
+            <w:tcW w:type="dxa" w:w="2340"/>
+            <w:tcMar>
+              <w:top w:type="dxa" w:w="60"/>
+              <w:left w:type="dxa" w:w="110"/>
+              <w:bottom w:type="dxa" w:w="60"/>
+              <w:right w:type="dxa" w:w="110"/>
+            </w:tcMar>
+            <w:vAlign w:val="center"/>
+          </w:tcPr>
+          <w:p>
+            <w:pPr>
+              <w:spacing w:after="40" w:before="40"/>
+            </w:pPr>
+            <w:r>
+              <w:rPr>
+                <w:rFonts w:ascii="Calibri" w:cs="Calibri" w:eastAsia="Calibri" w:hAnsi="Calibri"/>
+                <w:b w:val="false"/>
+                <w:bCs w:val="false"/>
+                <w:color w:val="212121"/>
+                <w:sz w:val="20"/>
+                <w:szCs w:val="20"/>
+              </w:rPr>
+              <w:t xml:space="preserve">&lt; 0.10</w:t>
+            </w:r>
+          </w:p>
+        </w:tc>
+        <w:tc>
+          <w:tcPr>
+            <w:tcW w:type="dxa" w:w="2106"/>
+            <w:tcMar>
+              <w:top w:type="dxa" w:w="60"/>
+              <w:left w:type="dxa" w:w="110"/>
+              <w:bottom w:type="dxa" w:w="60"/>
+              <w:right w:type="dxa" w:w="110"/>
+            </w:tcMar>
+            <w:vAlign w:val="center"/>
+          </w:tcPr>
+          <w:p>
+            <w:pPr>
+              <w:spacing w:after="40" w:before="40"/>
+            </w:pPr>
+            <w:r>
+              <w:rPr>
+                <w:rFonts w:ascii="Calibri" w:cs="Calibri" w:eastAsia="Calibri" w:hAnsi="Calibri"/>
+                <w:b w:val="false"/>
+                <w:bCs w:val="false"/>
+                <w:color w:val="212121"/>
+                <w:sz w:val="20"/>
+                <w:szCs w:val="20"/>
+              </w:rPr>
+              <w:t xml:space="preserve">0.024</w:t>
+            </w:r>
+          </w:p>
+        </w:tc>
+        <w:tc>
+          <w:tcPr>
+            <w:tcW w:type="dxa" w:w="1638"/>
+            <w:tcMar>
+              <w:top w:type="dxa" w:w="60"/>
+              <w:left w:type="dxa" w:w="110"/>
+              <w:bottom w:type="dxa" w:w="60"/>
+              <w:right w:type="dxa" w:w="110"/>
+            </w:tcMar>
+            <w:vAlign w:val="center"/>
+          </w:tcPr>
+          <w:p>
+            <w:pPr>
+              <w:spacing w:after="40" w:before="40"/>
+            </w:pPr>
+            <w:r>
+              <w:rPr>
+                <w:rFonts w:ascii="Calibri" w:cs="Calibri" w:eastAsia="Calibri" w:hAnsi="Calibri"/>
+                <w:b w:val="false"/>
+                <w:bCs w:val="false"/>
+                <w:color w:val="212121"/>
+                <w:sz w:val="20"/>
+                <w:szCs w:val="20"/>
+              </w:rPr>
+              <w:t xml:space="preserve">PASS</w:t>
+            </w:r>
+          </w:p>
+        </w:tc>
+      </w:tr>
+      <w:tr>
+        <w:tc>
+          <w:tcPr>
+            <w:tcW w:type="dxa" w:w="3276"/>
+            <w:tcMar>
+              <w:top w:type="dxa" w:w="60"/>
+              <w:left w:type="dxa" w:w="110"/>
+              <w:bottom w:type="dxa" w:w="60"/>
+              <w:right w:type="dxa" w:w="110"/>
+            </w:tcMar>
+            <w:vAlign w:val="center"/>
+          </w:tcPr>
+          <w:p>
+            <w:pPr>
+              <w:spacing w:after="40" w:before="40"/>
+            </w:pPr>
+            <w:r>
+              <w:rPr>
+                <w:rFonts w:ascii="Calibri" w:cs="Calibri" w:eastAsia="Calibri" w:hAnsi="Calibri"/>
+                <w:b w:val="false"/>
+                <w:bCs w:val="false"/>
+                <w:color w:val="212121"/>
+                <w:sz w:val="20"/>
+                <w:szCs w:val="20"/>
+              </w:rPr>
+              <w:t xml:space="preserve">FNR gap — crop</w:t>
+            </w:r>
+          </w:p>
+        </w:tc>
+        <w:tc>
+          <w:tcPr>
+            <w:tcW w:type="dxa" w:w="2340"/>
+            <w:tcMar>
+              <w:top w:type="dxa" w:w="60"/>
+              <w:left w:type="dxa" w:w="110"/>
+              <w:bottom w:type="dxa" w:w="60"/>
+              <w:right w:type="dxa" w:w="110"/>
+            </w:tcMar>
+            <w:vAlign w:val="center"/>
+          </w:tcPr>
+          <w:p>
+            <w:pPr>
+              <w:spacing w:after="40" w:before="40"/>
+            </w:pPr>
+            <w:r>
+              <w:rPr>
+                <w:rFonts w:ascii="Calibri" w:cs="Calibri" w:eastAsia="Calibri" w:hAnsi="Calibri"/>
+                <w:b w:val="false"/>
+                <w:bCs w:val="false"/>
+                <w:color w:val="212121"/>
+                <w:sz w:val="20"/>
+                <w:szCs w:val="20"/>
+              </w:rPr>
+              <w:t xml:space="preserve">&lt; 0.10</w:t>
+            </w:r>
+          </w:p>
+        </w:tc>
+        <w:tc>
+          <w:tcPr>
+            <w:tcW w:type="dxa" w:w="2106"/>
+            <w:tcMar>
+              <w:top w:type="dxa" w:w="60"/>
+              <w:left w:type="dxa" w:w="110"/>
+              <w:bottom w:type="dxa" w:w="60"/>
+              <w:right w:type="dxa" w:w="110"/>
+            </w:tcMar>
+            <w:vAlign w:val="center"/>
+          </w:tcPr>
+          <w:p>
+            <w:pPr>
+              <w:spacing w:after="40" w:before="40"/>
+            </w:pPr>
+            <w:r>
+              <w:rPr>
+                <w:rFonts w:ascii="Calibri" w:cs="Calibri" w:eastAsia="Calibri" w:hAnsi="Calibri"/>
+                <w:b w:val="false"/>
+                <w:bCs w:val="false"/>
+                <w:color w:val="212121"/>
+                <w:sz w:val="20"/>
+                <w:szCs w:val="20"/>
+              </w:rPr>
+              <w:t xml:space="preserve">0.074</w:t>
+            </w:r>
+          </w:p>
+        </w:tc>
+        <w:tc>
+          <w:tcPr>
+            <w:tcW w:type="dxa" w:w="1638"/>
+            <w:tcMar>
+              <w:top w:type="dxa" w:w="60"/>
+              <w:left w:type="dxa" w:w="110"/>
+              <w:bottom w:type="dxa" w:w="60"/>
+              <w:right w:type="dxa" w:w="110"/>
+            </w:tcMar>
+            <w:vAlign w:val="center"/>
+          </w:tcPr>
+          <w:p>
+            <w:pPr>
+              <w:spacing w:after="40" w:before="40"/>
+            </w:pPr>
+            <w:r>
+              <w:rPr>
+                <w:rFonts w:ascii="Calibri" w:cs="Calibri" w:eastAsia="Calibri" w:hAnsi="Calibri"/>
+                <w:b w:val="false"/>
+                <w:bCs w:val="false"/>
+                <w:color w:val="212121"/>
+                <w:sz w:val="20"/>
+                <w:szCs w:val="20"/>
+              </w:rPr>
+              <w:t xml:space="preserve">PASS</w:t>
+            </w:r>
+          </w:p>
+        </w:tc>
+      </w:tr>
+      <w:tr>
+        <w:tc>
+          <w:tcPr>
+            <w:tcW w:type="dxa" w:w="3276"/>
+            <w:tcMar>
+              <w:top w:type="dxa" w:w="60"/>
+              <w:left w:type="dxa" w:w="110"/>
+              <w:bottom w:type="dxa" w:w="60"/>
+              <w:right w:type="dxa" w:w="110"/>
+            </w:tcMar>
+            <w:vAlign w:val="center"/>
+          </w:tcPr>
+          <w:p>
+            <w:pPr>
+              <w:spacing w:after="40" w:before="40"/>
+            </w:pPr>
+            <w:r>
+              <w:rPr>
+                <w:rFonts w:ascii="Calibri" w:cs="Calibri" w:eastAsia="Calibri" w:hAnsi="Calibri"/>
+                <w:b w:val="false"/>
+                <w:bCs w:val="false"/>
+                <w:color w:val="212121"/>
+                <w:sz w:val="20"/>
+                <w:szCs w:val="20"/>
+              </w:rPr>
+              <w:t xml:space="preserve">MAE gap — region</w:t>
+            </w:r>
+          </w:p>
+        </w:tc>
+        <w:tc>
+          <w:tcPr>
+            <w:tcW w:type="dxa" w:w="2340"/>
+            <w:tcMar>
+              <w:top w:type="dxa" w:w="60"/>
+              <w:left w:type="dxa" w:w="110"/>
+              <w:bottom w:type="dxa" w:w="60"/>
+              <w:right w:type="dxa" w:w="110"/>
+            </w:tcMar>
+            <w:vAlign w:val="center"/>
+          </w:tcPr>
+          <w:p>
+            <w:pPr>
+              <w:spacing w:after="40" w:before="40"/>
+            </w:pPr>
+            <w:r>
+              <w:rPr>
+                <w:rFonts w:ascii="Calibri" w:cs="Calibri" w:eastAsia="Calibri" w:hAnsi="Calibri"/>
+                <w:b w:val="false"/>
+                <w:bCs w:val="false"/>
+                <w:color w:val="212121"/>
+                <w:sz w:val="20"/>
+                <w:szCs w:val="20"/>
+              </w:rPr>
+              <w:t xml:space="preserve">&lt; 2.0 points</w:t>
+            </w:r>
+          </w:p>
+        </w:tc>
+        <w:tc>
+          <w:tcPr>
+            <w:tcW w:type="dxa" w:w="2106"/>
+            <w:tcMar>
+              <w:top w:type="dxa" w:w="60"/>
+              <w:left w:type="dxa" w:w="110"/>
+              <w:bottom w:type="dxa" w:w="60"/>
+              <w:right w:type="dxa" w:w="110"/>
+            </w:tcMar>
+            <w:vAlign w:val="center"/>
+          </w:tcPr>
+          <w:p>
+            <w:pPr>
+              <w:spacing w:after="40" w:before="40"/>
+            </w:pPr>
+            <w:r>
+              <w:rPr>
+                <w:rFonts w:ascii="Calibri" w:cs="Calibri" w:eastAsia="Calibri" w:hAnsi="Calibri"/>
+                <w:b w:val="false"/>
+                <w:bCs w:val="false"/>
+                <w:color w:val="212121"/>
+                <w:sz w:val="20"/>
+                <w:szCs w:val="20"/>
+              </w:rPr>
+              <w:t xml:space="preserve">0.015</w:t>
+            </w:r>
+          </w:p>
+        </w:tc>
+        <w:tc>
+          <w:tcPr>
+            <w:tcW w:type="dxa" w:w="1638"/>
+            <w:tcMar>
+              <w:top w:type="dxa" w:w="60"/>
+              <w:left w:type="dxa" w:w="110"/>
+              <w:bottom w:type="dxa" w:w="60"/>
+              <w:right w:type="dxa" w:w="110"/>
+            </w:tcMar>
+            <w:vAlign w:val="center"/>
+          </w:tcPr>
+          <w:p>
+            <w:pPr>
+              <w:spacing w:after="40" w:before="40"/>
+            </w:pPr>
+            <w:r>
+              <w:rPr>
+                <w:rFonts w:ascii="Calibri" w:cs="Calibri" w:eastAsia="Calibri" w:hAnsi="Calibri"/>
+                <w:b w:val="false"/>
+                <w:bCs w:val="false"/>
+                <w:color w:val="212121"/>
+                <w:sz w:val="20"/>
+                <w:szCs w:val="20"/>
+              </w:rPr>
+              <w:t xml:space="preserve">PASS</w:t>
+            </w:r>
+          </w:p>
+        </w:tc>
+      </w:tr>
+      <w:tr>
+        <w:tc>
+          <w:tcPr>
+            <w:tcW w:type="dxa" w:w="3276"/>
+            <w:tcMar>
+              <w:top w:type="dxa" w:w="60"/>
+              <w:left w:type="dxa" w:w="110"/>
+              <w:bottom w:type="dxa" w:w="60"/>
+              <w:right w:type="dxa" w:w="110"/>
+            </w:tcMar>
+            <w:vAlign w:val="center"/>
+          </w:tcPr>
+          <w:p>
+            <w:pPr>
+              <w:spacing w:after="40" w:before="40"/>
+            </w:pPr>
+            <w:r>
+              <w:rPr>
+                <w:rFonts w:ascii="Calibri" w:cs="Calibri" w:eastAsia="Calibri" w:hAnsi="Calibri"/>
+                <w:b w:val="false"/>
+                <w:bCs w:val="false"/>
+                <w:color w:val="212121"/>
+                <w:sz w:val="20"/>
+                <w:szCs w:val="20"/>
+              </w:rPr>
+              <w:t xml:space="preserve">MAE gap — crop</w:t>
+            </w:r>
+          </w:p>
+        </w:tc>
+        <w:tc>
+          <w:tcPr>
+            <w:tcW w:type="dxa" w:w="2340"/>
+            <w:tcMar>
+              <w:top w:type="dxa" w:w="60"/>
+              <w:left w:type="dxa" w:w="110"/>
+              <w:bottom w:type="dxa" w:w="60"/>
+              <w:right w:type="dxa" w:w="110"/>
+            </w:tcMar>
+            <w:vAlign w:val="center"/>
+          </w:tcPr>
+          <w:p>
+            <w:pPr>
+              <w:spacing w:after="40" w:before="40"/>
+            </w:pPr>
+            <w:r>
+              <w:rPr>
+                <w:rFonts w:ascii="Calibri" w:cs="Calibri" w:eastAsia="Calibri" w:hAnsi="Calibri"/>
+                <w:b w:val="false"/>
+                <w:bCs w:val="false"/>
+                <w:color w:val="212121"/>
+                <w:sz w:val="20"/>
+                <w:szCs w:val="20"/>
+              </w:rPr>
+              <w:t xml:space="preserve">&lt; 2.0 points</w:t>
+            </w:r>
+          </w:p>
+        </w:tc>
+        <w:tc>
+          <w:tcPr>
+            <w:tcW w:type="dxa" w:w="2106"/>
+            <w:tcMar>
+              <w:top w:type="dxa" w:w="60"/>
+              <w:left w:type="dxa" w:w="110"/>
+              <w:bottom w:type="dxa" w:w="60"/>
+              <w:right w:type="dxa" w:w="110"/>
+            </w:tcMar>
+            <w:vAlign w:val="center"/>
+          </w:tcPr>
+          <w:p>
+            <w:pPr>
+              <w:spacing w:after="40" w:before="40"/>
+            </w:pPr>
+            <w:r>
+              <w:rPr>
+                <w:rFonts w:ascii="Calibri" w:cs="Calibri" w:eastAsia="Calibri" w:hAnsi="Calibri"/>
+                <w:b w:val="false"/>
+                <w:bCs w:val="false"/>
+                <w:color w:val="212121"/>
+                <w:sz w:val="20"/>
+                <w:szCs w:val="20"/>
+              </w:rPr>
+              <w:t xml:space="preserve">0.23</w:t>
+            </w:r>
+          </w:p>
+        </w:tc>
+        <w:tc>
+          <w:tcPr>
+            <w:tcW w:type="dxa" w:w="1638"/>
+            <w:tcMar>
+              <w:top w:type="dxa" w:w="60"/>
+              <w:left w:type="dxa" w:w="110"/>
+              <w:bottom w:type="dxa" w:w="60"/>
+              <w:right w:type="dxa" w:w="110"/>
+            </w:tcMar>
+            <w:vAlign w:val="center"/>
+          </w:tcPr>
+          <w:p>
+            <w:pPr>
+              <w:spacing w:after="40" w:before="40"/>
+            </w:pPr>
+            <w:r>
+              <w:rPr>
+                <w:rFonts w:ascii="Calibri" w:cs="Calibri" w:eastAsia="Calibri" w:hAnsi="Calibri"/>
+                <w:b w:val="false"/>
+                <w:bCs w:val="false"/>
+                <w:color w:val="212121"/>
+                <w:sz w:val="20"/>
+                <w:szCs w:val="20"/>
+              </w:rPr>
+              <w:t xml:space="preserve">PASS</w:t>
+            </w:r>
+          </w:p>
+        </w:tc>
+      </w:tr>
+      <w:tr>
+        <w:tc>
+          <w:tcPr>
+            <w:tcW w:type="dxa" w:w="3276"/>
+            <w:tcMar>
+              <w:top w:type="dxa" w:w="60"/>
+              <w:left w:type="dxa" w:w="110"/>
+              <w:bottom w:type="dxa" w:w="60"/>
+              <w:right w:type="dxa" w:w="110"/>
+            </w:tcMar>
+            <w:vAlign w:val="center"/>
+          </w:tcPr>
+          <w:p>
+            <w:pPr>
+              <w:spacing w:after="40" w:before="40"/>
+            </w:pPr>
+            <w:r>
+              <w:rPr>
+                <w:rFonts w:ascii="Calibri" w:cs="Calibri" w:eastAsia="Calibri" w:hAnsi="Calibri"/>
+                <w:b w:val="false"/>
+                <w:bCs w:val="false"/>
+                <w:color w:val="212121"/>
+                <w:sz w:val="20"/>
+                <w:szCs w:val="20"/>
+              </w:rPr>
+              <w:t xml:space="preserve">Alert-rate gap</w:t>
+            </w:r>
+          </w:p>
+        </w:tc>
+        <w:tc>
+          <w:tcPr>
+            <w:tcW w:type="dxa" w:w="2340"/>
+            <w:tcMar>
+              <w:top w:type="dxa" w:w="60"/>
+              <w:left w:type="dxa" w:w="110"/>
+              <w:bottom w:type="dxa" w:w="60"/>
+              <w:right w:type="dxa" w:w="110"/>
+            </w:tcMar>
+            <w:vAlign w:val="center"/>
+          </w:tcPr>
+          <w:p>
+            <w:pPr>
+              <w:spacing w:after="40" w:before="40"/>
+            </w:pPr>
+            <w:r>
+              <w:rPr>
+                <w:rFonts w:ascii="Calibri" w:cs="Calibri" w:eastAsia="Calibri" w:hAnsi="Calibri"/>
+                <w:b w:val="false"/>
+                <w:bCs w:val="false"/>
+                <w:color w:val="212121"/>
+                <w:sz w:val="20"/>
+                <w:szCs w:val="20"/>
+              </w:rPr>
+              <w:t xml:space="preserve">monitored, not gated</w:t>
+            </w:r>
+          </w:p>
+        </w:tc>
+        <w:tc>
+          <w:tcPr>
+            <w:tcW w:type="dxa" w:w="2106"/>
+            <w:tcMar>
+              <w:top w:type="dxa" w:w="60"/>
+              <w:left w:type="dxa" w:w="110"/>
+              <w:bottom w:type="dxa" w:w="60"/>
+              <w:right w:type="dxa" w:w="110"/>
+            </w:tcMar>
+            <w:vAlign w:val="center"/>
+          </w:tcPr>
+          <w:p>
+            <w:pPr>
+              <w:spacing w:after="40" w:before="40"/>
+            </w:pPr>
+            <w:r>
+              <w:rPr>
+                <w:rFonts w:ascii="Calibri" w:cs="Calibri" w:eastAsia="Calibri" w:hAnsi="Calibri"/>
+                <w:b w:val="false"/>
+                <w:bCs w:val="false"/>
+                <w:color w:val="212121"/>
+                <w:sz w:val="20"/>
+                <w:szCs w:val="20"/>
+              </w:rPr>
+              <w:t xml:space="preserve">0.013 / 0.045</w:t>
+            </w:r>
+          </w:p>
+        </w:tc>
+        <w:tc>
+          <w:tcPr>
+            <w:tcW w:type="dxa" w:w="1638"/>
+            <w:tcMar>
+              <w:top w:type="dxa" w:w="60"/>
+              <w:left w:type="dxa" w:w="110"/>
+              <w:bottom w:type="dxa" w:w="60"/>
+              <w:right w:type="dxa" w:w="110"/>
+            </w:tcMar>
+            <w:vAlign w:val="center"/>
+          </w:tcPr>
+          <w:p>
+            <w:pPr>
+              <w:spacing w:after="40" w:before="40"/>
+            </w:pPr>
+            <w:r>
+              <w:rPr>
+                <w:rFonts w:ascii="Calibri" w:cs="Calibri" w:eastAsia="Calibri" w:hAnsi="Calibri"/>
+                <w:b w:val="false"/>
+                <w:bCs w:val="false"/>
+                <w:color w:val="212121"/>
+                <w:sz w:val="20"/>
+                <w:szCs w:val="20"/>
+              </w:rPr>
+              <w:t xml:space="preserve">—</w:t>
+            </w:r>
+          </w:p>
+        </w:tc>
+      </w:tr>
+    </w:tbl>
+    <w:p>
+      <w:pPr>
+        <w:spacing w:after="60"/>
+      </w:pPr>
+    </w:p>
     <w:p>
       <w:pPr>
         <w:spacing w:after="160" w:before="0"/>
@@ -3761,7 +4541,7 @@
           <w:sz w:val="22"/>
           <w:szCs w:val="22"/>
         </w:rPr>
-        <w:t xml:space="preserve">All fairness gates pass. Full report: model/fairlearn_report.md in the repository, regenerated by model/fairlearn_report.py on every retrain.</w:t>
+        <w:t xml:space="preserve">Gates apply per metric: false-negative-rate gaps are gated at 0.10; MAE gaps (0–100 scale) at 2.0 points. The alert-rate difference is monitored but deliberately not gated — Marathwada's higher alert rate reflects its genuinely higher drought propensity, and equalizing it would suppress true alerts there. Full report: model/fairlearn_report.md, regenerated by model/fairlearn_report.py on every retrain.</w:t>
       </w:r>
     </w:p>
     <w:p>
@@ -3871,7 +4651,7 @@
           <w:sz w:val="22"/>
           <w:szCs w:val="22"/>
         </w:rPr>
-        <w:t xml:space="preserve">FSI is trained on synthetic-but-grounded data; a deployment pilot must recalibrate against observed distress outcomes before any resource-allocation use.</w:t>
+        <w:t xml:space="preserve">As stated in §4.2: the model's metrics measure internal consistency on synthetic data whose labels we generated — they are not evidence of real-world predictive power. The pilot (§8) exists precisely to produce that evidence before any resource-allocation use.</w:t>
       </w:r>
     </w:p>
     <w:p>
@@ -4798,7 +5578,7 @@
           <w:sz w:val="22"/>
           <w:szCs w:val="22"/>
         </w:rPr>
-        <w:t xml:space="preserve">2.  Whisper large-v3 transcribes (language auto-detected).</w:t>
+        <w:t xml:space="preserve">2.  ASR transcribes the note. Production path: Whisper large-v3 (hosted, free tier) — this is what runs in the demo. AI4Bharat IndicConformer is implemented as a configurable offline backend (ASR_BACKEND=ai4bharat) for the data-sovereign deployment described in §8; it is not the demo path.</w:t>
       </w:r>
     </w:p>
     <w:p>
@@ -4836,7 +5616,7 @@
           <w:sz w:val="22"/>
           <w:szCs w:val="22"/>
         </w:rPr>
-        <w:t xml:space="preserve">4.  Calm day (live data): FSI 20.9 LOW → honest all-clear reply in Marathi, no alert. The system does not cry wolf.</w:t>
+        <w:t xml:space="preserve">4.  Calm day (live data, 5 July 2026): rainfall deficit 10.6%, NDVI 0.331, FSI 20.9 LOW → honest all-clear reply in Marathi, no alert. The system does not cry wolf.</w:t>
       </w:r>
     </w:p>
     <w:p>
@@ -4855,7 +5635,7 @@
           <w:sz w:val="22"/>
           <w:szCs w:val="22"/>
         </w:rPr>
-        <w:t xml:space="preserve">5.  Crisis scenario (labeled simulation of Oct-Nov 2024 pattern): FSI 87.9 CRITICAL → officer WhatsApp alert with evidence + auto-drafted PMFBY claim letter in Marathi delivered back to the farmer.</w:t>
+        <w:t xml:space="preserve">5.  Crisis scenario — a clearly labeled simulation replaying the Oct–Nov 2024 stress pattern (drought signal 0.70, price 18% below MSP): FSI 87.9 CRITICAL → officer WhatsApp alert + auto-drafted PMFBY claim letter in Marathi delivered back to the farmer. Every simulated message carries a visible SIMULATION tag; the deliberate contrast between step 4's real numbers and step 5's simulated ones is part of the demo.</w:t>
       </w:r>
     </w:p>
     <w:p>
@@ -4905,7 +5685,21 @@
           <w:sz w:val="22"/>
           <w:szCs w:val="22"/>
         </w:rPr>
-        <w:t xml:space="preserve">"⚠ KisaanRaksha Alert: Amravati (Vidarbha) · FSI = 87.9 (CRITICAL) · Crop: cotton · Rainfall deficit: 57.4% · Market price ₹4,200/qtl (18% below MSP ₹7,710) · NDVI 0.39 · Est. 312 farmers in repayment window · Action: proactive outreach + PMFBY survey recommended."</w:t>
+        <w:t xml:space="preserve">"⚠ KisaanRaksha Alert: Amravati (Vidarbha) · FSI = 87.9 (CRITICAL) · Crop: cotton · Rainfall deficit: 57.4% · Market price ₹4,200/qtl (18% below MSP ₹7,710) · NDVI 0.39 · Loan-repayment window: ACTIVE · Action: proactive outreach + PMFBY survey recommended · [SIMULATION — replays Oct-Nov 2024 Vidarbha stress pattern, not live data]"</w:t>
+      </w:r>
+    </w:p>
+    <w:p>
+      <w:pPr>
+        <w:spacing w:after="160" w:before="0"/>
+      </w:pPr>
+      <w:r>
+        <w:rPr>
+          <w:rFonts w:ascii="Calibri" w:cs="Calibri" w:eastAsia="Calibri" w:hAnsi="Calibri"/>
+          <w:color w:val="212121"/>
+          <w:sz w:val="22"/>
+          <w:szCs w:val="22"/>
+        </w:rPr>
+        <w:t xml:space="preserve">Farmer-count integration (how many farmers are in the repayment window per taluka) requires the Krishi Vibhag crop-loan roster and is scoped as a pilot deliverable — the alert states only what the system has actually derived.</w:t>
       </w:r>
     </w:p>
     <w:p>
@@ -5173,7 +5967,7 @@
                 <w:sz w:val="20"/>
                 <w:szCs w:val="20"/>
               </w:rPr>
-              <w:t xml:space="preserve">Python · FastMCP · FastAPI · LightGBM · Fairlearn · Whisper/AI4Bharat ASR · Twilio WhatsApp · Streamlit · SQLite</w:t>
+              <w:t xml:space="preserve">Python · FastMCP · FastAPI · LightGBM · Fairlearn · ASR: Whisper large-v3 in production demo, AI4Bharat IndicConformer as implemented offline backend · Twilio WhatsApp · Streamlit · SQLite</w:t>
             </w:r>
           </w:p>
         </w:tc>

--- a/docs/KisaanRaksha_Round1_Solution.docx
+++ b/docs/KisaanRaksha_Round1_Solution.docx
@@ -146,7 +146,7 @@
           <w:sz w:val="24"/>
           <w:szCs w:val="24"/>
         </w:rPr>
-        <w:t xml:space="preserve">Team:  Sahil Karande  ·  [Teammate Name]</w:t>
+        <w:t xml:space="preserve">Team:  Sahil Karande  ·  Pranav Shripannavar</w:t>
       </w:r>
     </w:p>
     <w:p>
@@ -5851,7 +5851,7 @@
                 <w:sz w:val="20"/>
                 <w:szCs w:val="20"/>
               </w:rPr>
-              <w:t xml:space="preserve">Sahil Karande · [Teammate Name] — 2 members</w:t>
+              <w:t xml:space="preserve">Sahil Karande · Pranav Shripannavar — 2 members</w:t>
             </w:r>
           </w:p>
         </w:tc>

--- a/docs/KisaanRaksha_Round1_Solution.docx
+++ b/docs/KisaanRaksha_Round1_Solution.docx
@@ -191,7 +191,7 @@
     <w:p>
       <w:pPr>
         <w:pStyle w:val="Heading1"/>
-        <w:spacing w:after="200" w:before="360"/>
+        <w:spacing w:after="160" w:before="300"/>
       </w:pPr>
       <w:r>
         <w:rPr>
@@ -232,7 +232,7 @@
     <w:p>
       <w:pPr>
         <w:pStyle w:val="Heading1"/>
-        <w:spacing w:after="200" w:before="360"/>
+        <w:spacing w:after="160" w:before="300"/>
       </w:pPr>
       <w:r>
         <w:rPr>
@@ -248,7 +248,7 @@
     </w:p>
     <w:p>
       <w:pPr>
-        <w:spacing w:after="160" w:before="0"/>
+        <w:spacing w:after="140" w:before="0"/>
       </w:pPr>
       <w:r>
         <w:rPr>
@@ -256,7 +256,7 @@
           <w:sz w:val="22"/>
           <w:szCs w:val="22"/>
         </w:rPr>
-        <w:t xml:space="preserve">Maharashtra loses a farmer to suicide every 3 hours (2025 state data). In 2024, </w:t>
+        <w:t xml:space="preserve">Maharashtra loses a farmer to suicide every 3 hours. In 2024, </w:t>
       </w:r>
       <w:r>
         <w:rPr>
@@ -275,12 +275,12 @@
           <w:sz w:val="22"/>
           <w:szCs w:val="22"/>
         </w:rPr>
-        <w:t xml:space="preserve"> — and of those cases, only 1,563 were even deemed eligible for government aid.</w:t>
-      </w:r>
-    </w:p>
-    <w:p>
-      <w:pPr>
-        <w:spacing w:after="160" w:before="0"/>
+        <w:t xml:space="preserve"> — only 1,563 were even deemed eligible for aid. State response is entirely reactive: ex-gratia compensation paid after a death, with zero predictive infrastructure.</w:t>
+      </w:r>
+    </w:p>
+    <w:p>
+      <w:pPr>
+        <w:spacing w:after="140" w:before="0"/>
       </w:pPr>
       <w:r>
         <w:rPr>
@@ -289,7 +289,7 @@
           <w:sz w:val="22"/>
           <w:szCs w:val="22"/>
         </w:rPr>
-        <w:t xml:space="preserve">The system's failure is structural: every rupee of state response is reactive — ex-gratia compensation paid to a family after a death. There is zero predictive infrastructure. Yet the crisis that ends in suicide follows a well-documented, measurable pattern that builds over months:</w:t>
+        <w:t xml:space="preserve">Yet the crisis follows a measurable pattern that builds over months:</w:t>
       </w:r>
     </w:p>
     <w:p>
@@ -299,7 +299,7 @@
           <w:ilvl w:val="0"/>
           <w:numId w:val="2"/>
         </w:numPr>
-        <w:spacing w:after="100"/>
+        <w:spacing w:after="80"/>
       </w:pPr>
       <w:r>
         <w:rPr>
@@ -308,7 +308,7 @@
           <w:sz w:val="22"/>
           <w:szCs w:val="22"/>
         </w:rPr>
-        <w:t xml:space="preserve">A failed monsoon (rainfall deficit) destroys the kharif crop,</w:t>
+        <w:t xml:space="preserve">A failed monsoon (rainfall deficit) destroys the kharif crop;</w:t>
       </w:r>
     </w:p>
     <w:p>
@@ -318,7 +318,7 @@
           <w:ilvl w:val="0"/>
           <w:numId w:val="2"/>
         </w:numPr>
-        <w:spacing w:after="100"/>
+        <w:spacing w:after="80"/>
       </w:pPr>
       <w:r>
         <w:rPr>
@@ -327,7 +327,7 @@
           <w:sz w:val="22"/>
           <w:szCs w:val="22"/>
         </w:rPr>
-        <w:t xml:space="preserve">mandi prices fall below MSP just when the farmer must sell,</w:t>
+        <w:t xml:space="preserve">mandi prices fall below MSP just when the farmer must sell;</w:t>
       </w:r>
     </w:p>
     <w:p>
@@ -337,7 +337,7 @@
           <w:ilvl w:val="0"/>
           <w:numId w:val="2"/>
         </w:numPr>
-        <w:spacing w:after="100"/>
+        <w:spacing w:after="80"/>
       </w:pPr>
       <w:r>
         <w:rPr>
@@ -346,12 +346,12 @@
           <w:sz w:val="22"/>
           <w:szCs w:val="22"/>
         </w:rPr>
-        <w:t xml:space="preserve">and the crop-loan repayment deadline arrives with nothing to pay it.</w:t>
-      </w:r>
-    </w:p>
-    <w:p>
-      <w:pPr>
-        <w:spacing w:after="160" w:before="0"/>
+        <w:t xml:space="preserve">the crop-loan repayment deadline arrives with nothing to pay it.</w:t>
+      </w:r>
+    </w:p>
+    <w:p>
+      <w:pPr>
+        <w:spacing w:after="140" w:before="0"/>
       </w:pPr>
       <w:r>
         <w:rPr>
@@ -359,7 +359,7 @@
           <w:sz w:val="22"/>
           <w:szCs w:val="22"/>
         </w:rPr>
-        <w:t xml:space="preserve">Every one of those signals is publicly observable in real time — rainfall from weather archives, prices from Agmarknet, crop health from satellites, repayment windows from the crop calendar. </w:t>
+        <w:t xml:space="preserve">Each signal is publicly observable in real time — rainfall archives, Agmarknet prices, satellite crop health, the crop calendar. </w:t>
       </w:r>
       <w:r>
         <w:rPr>
@@ -374,8 +374,7 @@
     </w:p>
     <w:p>
       <w:pPr>
-        <w:pStyle w:val="Heading2"/>
-        <w:spacing w:after="160" w:before="280"/>
+        <w:spacing w:after="140" w:before="0"/>
       </w:pPr>
       <w:r>
         <w:rPr>
@@ -383,16 +382,11 @@
           <w:b/>
           <w:bCs/>
           <w:color w:val="2E7D32"/>
-          <w:sz w:val="26"/>
-          <w:szCs w:val="26"/>
-        </w:rPr>
-        <w:t xml:space="preserve">1.1  Our north star beneficiary</w:t>
-      </w:r>
-    </w:p>
-    <w:p>
-      <w:pPr>
-        <w:spacing w:after="160" w:before="0"/>
-      </w:pPr>
+          <w:sz w:val="22"/>
+          <w:szCs w:val="22"/>
+        </w:rPr>
+        <w:t xml:space="preserve">North-star beneficiary: </w:t>
+      </w:r>
       <w:r>
         <w:rPr>
           <w:rFonts w:ascii="Calibri" w:cs="Calibri" w:eastAsia="Calibri" w:hAnsi="Calibri"/>
@@ -401,28 +395,18 @@
           <w:sz w:val="22"/>
           <w:szCs w:val="22"/>
         </w:rPr>
-        <w:t xml:space="preserve">A cotton farmer in Amravati taluka with 2 acres, a ₹1.2 lakh crop loan, a feature phone running WhatsApp, and Marathi as his only fluent language. </w:t>
-      </w:r>
-      <w:r>
-        <w:rPr>
-          <w:rFonts w:ascii="Calibri" w:cs="Calibri" w:eastAsia="Calibri" w:hAnsi="Calibri"/>
-          <w:i/>
-          <w:iCs/>
-          <w:sz w:val="22"/>
-          <w:szCs w:val="22"/>
-        </w:rPr>
-        <w:t xml:space="preserve">Every design decision in KisaanRaksha traces back to whether it works for him: voice-first (literacy-independent), Marathi-first, WhatsApp (no new app), and offline-tolerant infrastructure on the government side.</w:t>
-      </w:r>
-    </w:p>
-    <w:p>
-      <w:pPr>
-        <w:spacing w:after="120"/>
+        <w:t xml:space="preserve">a 2-acre cotton farmer in Amravati with a ₹1.2 lakh crop loan, a WhatsApp feature phone, and Marathi as his only fluent language. Every design choice traces back to him — voice-first, Marathi-first, no new app, offline-tolerant.</w:t>
+      </w:r>
+    </w:p>
+    <w:p>
+      <w:pPr>
+        <w:spacing w:after="100"/>
       </w:pPr>
     </w:p>
     <w:p>
       <w:pPr>
         <w:pStyle w:val="Heading1"/>
-        <w:spacing w:after="200" w:before="360"/>
+        <w:spacing w:after="160" w:before="300"/>
       </w:pPr>
       <w:r>
         <w:rPr>
@@ -433,23 +417,7 @@
           <w:sz w:val="32"/>
           <w:szCs w:val="32"/>
         </w:rPr>
-        <w:t xml:space="preserve">2.  The Solution — Predict, Alert, Assist</w:t>
-      </w:r>
-    </w:p>
-    <w:p>
-      <w:pPr>
-        <w:spacing w:after="160" w:before="0"/>
-      </w:pPr>
-      <w:r>
-        <w:rPr>
-          <w:rFonts w:ascii="Calibri" w:cs="Calibri" w:eastAsia="Calibri" w:hAnsi="Calibri"/>
-          <w:b/>
-          <w:bCs/>
-          <w:color w:val="212121"/>
-          <w:sz w:val="22"/>
-          <w:szCs w:val="22"/>
-        </w:rPr>
-        <w:t xml:space="preserve">KisaanRaksha is an agentic AI early-warning system with three jobs:</w:t>
+        <w:t xml:space="preserve">2.  The Solution — Predict · Alert · Assist</w:t>
       </w:r>
     </w:p>
     <w:p>
@@ -459,7 +427,7 @@
           <w:ilvl w:val="0"/>
           <w:numId w:val="2"/>
         </w:numPr>
-        <w:spacing w:after="100"/>
+        <w:spacing w:after="80"/>
       </w:pPr>
       <w:r>
         <w:rPr>
@@ -478,7 +446,7 @@
           <w:sz w:val="22"/>
           <w:szCs w:val="22"/>
         </w:rPr>
-        <w:t xml:space="preserve">a LightGBM model fuses four live signals into a Financial Stress Index (FSI, 0–100) per district. FSI &gt; 75 = critical.</w:t>
+        <w:t xml:space="preserve">a LightGBM model fuses four live signals into a Financial Stress Index (FSI 0–100) per district; FSI &gt; 75 = critical.</w:t>
       </w:r>
     </w:p>
     <w:p>
@@ -488,7 +456,7 @@
           <w:ilvl w:val="0"/>
           <w:numId w:val="2"/>
         </w:numPr>
-        <w:spacing w:after="100"/>
+        <w:spacing w:after="80"/>
       </w:pPr>
       <w:r>
         <w:rPr>
@@ -507,7 +475,7 @@
           <w:sz w:val="22"/>
           <w:szCs w:val="22"/>
         </w:rPr>
-        <w:t xml:space="preserve">when FSI crosses critical, the duty agriculture officer receives a WhatsApp alert with the evidence: deficit %, price gap, satellite NDVI, farmers in repayment window — before a crisis, not after a death.</w:t>
+        <w:t xml:space="preserve">on a critical FSI the duty officer gets a WhatsApp alert with the evidence — deficit %, price gap, NDVI — before a crisis, not after a death.</w:t>
       </w:r>
     </w:p>
     <w:p>
@@ -517,7 +485,7 @@
           <w:ilvl w:val="0"/>
           <w:numId w:val="2"/>
         </w:numPr>
-        <w:spacing w:after="100"/>
+        <w:spacing w:after="80"/>
       </w:pPr>
       <w:r>
         <w:rPr>
@@ -536,7 +504,7 @@
           <w:sz w:val="22"/>
           <w:szCs w:val="22"/>
         </w:rPr>
-        <w:t xml:space="preserve">the farmer talks to the system in Marathi voice notes on WhatsApp; it answers in Marathi with grounded numbers and auto-drafts his PMFBY crop-insurance claim letter, evidence attached.</w:t>
+        <w:t xml:space="preserve">the farmer sends a Marathi voice note (or text) on WhatsApp — no app, no typing, no English — and receives a grounded reply plus an auto-drafted PMFBY insurance-claim letter.</w:t>
       </w:r>
     </w:p>
     <w:p>
@@ -567,9 +535,9 @@
             <w:tcW w:type="dxa" w:w="3120"/>
             <w:shd w:fill="E8F5E9" w:val="clear"/>
             <w:tcMar>
-              <w:top w:type="dxa" w:w="140"/>
+              <w:top w:type="dxa" w:w="130"/>
               <w:left w:type="dxa" w:w="120"/>
-              <w:bottom w:type="dxa" w:w="140"/>
+              <w:bottom w:type="dxa" w:w="130"/>
               <w:right w:type="dxa" w:w="120"/>
             </w:tcMar>
             <w:vAlign w:val="center"/>
@@ -611,9 +579,9 @@
             <w:tcW w:type="dxa" w:w="3120"/>
             <w:shd w:fill="E8F5E9" w:val="clear"/>
             <w:tcMar>
-              <w:top w:type="dxa" w:w="140"/>
+              <w:top w:type="dxa" w:w="130"/>
               <w:left w:type="dxa" w:w="120"/>
-              <w:bottom w:type="dxa" w:w="140"/>
+              <w:bottom w:type="dxa" w:w="130"/>
               <w:right w:type="dxa" w:w="120"/>
             </w:tcMar>
             <w:vAlign w:val="center"/>
@@ -655,9 +623,9 @@
             <w:tcW w:type="dxa" w:w="3120"/>
             <w:shd w:fill="E8F5E9" w:val="clear"/>
             <w:tcMar>
-              <w:top w:type="dxa" w:w="140"/>
+              <w:top w:type="dxa" w:w="130"/>
               <w:left w:type="dxa" w:w="120"/>
-              <w:bottom w:type="dxa" w:w="140"/>
+              <w:bottom w:type="dxa" w:w="130"/>
               <w:right w:type="dxa" w:w="120"/>
             </w:tcMar>
             <w:vAlign w:val="center"/>
@@ -698,13 +666,13 @@
     </w:tbl>
     <w:p>
       <w:pPr>
-        <w:spacing w:after="120"/>
+        <w:spacing w:after="100"/>
       </w:pPr>
     </w:p>
     <w:p>
       <w:pPr>
         <w:pStyle w:val="Heading1"/>
-        <w:spacing w:after="200" w:before="360"/>
+        <w:spacing w:after="160" w:before="300"/>
       </w:pPr>
       <w:r>
         <w:rPr>
@@ -720,7 +688,7 @@
     </w:p>
     <w:p>
       <w:pPr>
-        <w:spacing w:after="160" w:before="0"/>
+        <w:spacing w:after="140" w:before="0"/>
       </w:pPr>
       <w:r>
         <w:rPr>
@@ -729,12 +697,12 @@
           <w:sz w:val="22"/>
           <w:szCs w:val="22"/>
         </w:rPr>
-        <w:t xml:space="preserve">The system implements the track's reference pattern (onboarding slide 7) end-to-end: every fact the agent states comes from a role-scoped MCP tool grounded in a real dataset — the LLM never answers from its training data.</w:t>
+        <w:t xml:space="preserve">Every fact the agent states comes from a role-scoped MCP tool grounded in a real dataset — the LLM never answers from training data (track slide 7).</w:t>
       </w:r>
     </w:p>
     <w:tbl>
       <w:tblPr>
-        <w:tblW w:type="dxa" w:w="9360"/>
+        <w:tblW w:type="dxa" w:w="8760"/>
         <w:tblBorders>
           <w:top w:val="single" w:color="auto" w:sz="4"/>
           <w:left w:val="single" w:color="auto" w:sz="4"/>
@@ -746,13 +714,12 @@
       </w:tblPr>
       <w:tblGrid>
         <w:gridCol w:w="1872"/>
-        <w:gridCol w:w="468"/>
+        <w:gridCol w:w="360"/>
         <w:gridCol w:w="1872"/>
-        <w:gridCol w:w="468"/>
+        <w:gridCol w:w="360"/>
         <w:gridCol w:w="1872"/>
-        <w:gridCol w:w="468"/>
-        <w:gridCol w:w="1872"/>
-        <w:gridCol w:w="468"/>
+        <w:gridCol w:w="360"/>
+        <w:gridCol w:w="2064"/>
       </w:tblGrid>
       <w:tr>
         <w:tc>
@@ -760,16 +727,16 @@
             <w:tcW w:type="dxa" w:w="1872"/>
             <w:shd w:fill="E8F5E9" w:val="clear"/>
             <w:tcMar>
-              <w:top w:type="dxa" w:w="100"/>
-              <w:left w:type="dxa" w:w="80"/>
-              <w:bottom w:type="dxa" w:w="100"/>
-              <w:right w:type="dxa" w:w="80"/>
-            </w:tcMar>
-            <w:vAlign w:val="center"/>
-          </w:tcPr>
-          <w:p>
-            <w:pPr>
-              <w:spacing w:after="30"/>
+              <w:top w:type="dxa" w:w="90"/>
+              <w:left w:type="dxa" w:w="70"/>
+              <w:bottom w:type="dxa" w:w="90"/>
+              <w:right w:type="dxa" w:w="70"/>
+            </w:tcMar>
+            <w:vAlign w:val="center"/>
+          </w:tcPr>
+          <w:p>
+            <w:pPr>
+              <w:spacing w:after="24"/>
               <w:jc w:val="center"/>
             </w:pPr>
             <w:r>
@@ -778,10 +745,10 @@
                 <w:b/>
                 <w:bCs/>
                 <w:color w:val="1B5E20"/>
-                <w:sz w:val="19"/>
-                <w:szCs w:val="19"/>
-              </w:rPr>
-              <w:t xml:space="preserve">End User</w:t>
+                <w:sz w:val="18"/>
+                <w:szCs w:val="18"/>
+              </w:rPr>
+              <w:t xml:space="preserve">Farmer</w:t>
             </w:r>
           </w:p>
           <w:p>
@@ -792,19 +759,19 @@
               <w:rPr>
                 <w:rFonts w:ascii="Calibri" w:cs="Calibri" w:eastAsia="Calibri" w:hAnsi="Calibri"/>
                 <w:color w:val="616161"/>
-                <w:sz w:val="16"/>
-                <w:szCs w:val="16"/>
-              </w:rPr>
-              <w:t xml:space="preserve">Farmer — WhatsApp Marathi voice</w:t>
-            </w:r>
-          </w:p>
-        </w:tc>
-        <w:tc>
-          <w:tcPr>
-            <w:tcW w:type="dxa" w:w="468"/>
-            <w:tcMar>
-              <w:top w:type="dxa" w:w="100"/>
-              <w:bottom w:type="dxa" w:w="100"/>
+                <w:sz w:val="15"/>
+                <w:szCs w:val="15"/>
+              </w:rPr>
+              <w:t xml:space="preserve">WhatsApp Marathi voice</w:t>
+            </w:r>
+          </w:p>
+        </w:tc>
+        <w:tc>
+          <w:tcPr>
+            <w:tcW w:type="dxa" w:w="360"/>
+            <w:tcMar>
+              <w:top w:type="dxa" w:w="90"/>
+              <w:bottom w:type="dxa" w:w="90"/>
             </w:tcMar>
             <w:vAlign w:val="center"/>
           </w:tcPr>
@@ -818,8 +785,8 @@
                 <w:b/>
                 <w:bCs/>
                 <w:color w:val="2E7D32"/>
-                <w:sz w:val="28"/>
-                <w:szCs w:val="28"/>
+                <w:sz w:val="26"/>
+                <w:szCs w:val="26"/>
               </w:rPr>
               <w:t xml:space="preserve">→</w:t>
             </w:r>
@@ -830,16 +797,16 @@
             <w:tcW w:type="dxa" w:w="1872"/>
             <w:shd w:fill="E8F5E9" w:val="clear"/>
             <w:tcMar>
-              <w:top w:type="dxa" w:w="100"/>
-              <w:left w:type="dxa" w:w="80"/>
-              <w:bottom w:type="dxa" w:w="100"/>
-              <w:right w:type="dxa" w:w="80"/>
-            </w:tcMar>
-            <w:vAlign w:val="center"/>
-          </w:tcPr>
-          <w:p>
-            <w:pPr>
-              <w:spacing w:after="30"/>
+              <w:top w:type="dxa" w:w="90"/>
+              <w:left w:type="dxa" w:w="70"/>
+              <w:bottom w:type="dxa" w:w="90"/>
+              <w:right w:type="dxa" w:w="70"/>
+            </w:tcMar>
+            <w:vAlign w:val="center"/>
+          </w:tcPr>
+          <w:p>
+            <w:pPr>
+              <w:spacing w:after="24"/>
               <w:jc w:val="center"/>
             </w:pPr>
             <w:r>
@@ -848,8 +815,8 @@
                 <w:b/>
                 <w:bCs/>
                 <w:color w:val="1B5E20"/>
-                <w:sz w:val="19"/>
-                <w:szCs w:val="19"/>
+                <w:sz w:val="18"/>
+                <w:szCs w:val="18"/>
               </w:rPr>
               <w:t xml:space="preserve">Agent / LLM</w:t>
             </w:r>
@@ -862,19 +829,19 @@
               <w:rPr>
                 <w:rFonts w:ascii="Calibri" w:cs="Calibri" w:eastAsia="Calibri" w:hAnsi="Calibri"/>
                 <w:color w:val="616161"/>
-                <w:sz w:val="16"/>
-                <w:szCs w:val="16"/>
-              </w:rPr>
-              <w:t xml:space="preserve">tool-calling loop (Groq Llama-3.3 / Gemini)</w:t>
-            </w:r>
-          </w:p>
-        </w:tc>
-        <w:tc>
-          <w:tcPr>
-            <w:tcW w:type="dxa" w:w="468"/>
-            <w:tcMar>
-              <w:top w:type="dxa" w:w="100"/>
-              <w:bottom w:type="dxa" w:w="100"/>
+                <w:sz w:val="15"/>
+                <w:szCs w:val="15"/>
+              </w:rPr>
+              <w:t xml:space="preserve">tool-calling loop (Groq / Gemini)</w:t>
+            </w:r>
+          </w:p>
+        </w:tc>
+        <w:tc>
+          <w:tcPr>
+            <w:tcW w:type="dxa" w:w="360"/>
+            <w:tcMar>
+              <w:top w:type="dxa" w:w="90"/>
+              <w:bottom w:type="dxa" w:w="90"/>
             </w:tcMar>
             <w:vAlign w:val="center"/>
           </w:tcPr>
@@ -888,8 +855,8 @@
                 <w:b/>
                 <w:bCs/>
                 <w:color w:val="2E7D32"/>
-                <w:sz w:val="28"/>
-                <w:szCs w:val="28"/>
+                <w:sz w:val="26"/>
+                <w:szCs w:val="26"/>
               </w:rPr>
               <w:t xml:space="preserve">→</w:t>
             </w:r>
@@ -900,16 +867,16 @@
             <w:tcW w:type="dxa" w:w="1872"/>
             <w:shd w:fill="E8F5E9" w:val="clear"/>
             <w:tcMar>
-              <w:top w:type="dxa" w:w="100"/>
-              <w:left w:type="dxa" w:w="80"/>
-              <w:bottom w:type="dxa" w:w="100"/>
-              <w:right w:type="dxa" w:w="80"/>
-            </w:tcMar>
-            <w:vAlign w:val="center"/>
-          </w:tcPr>
-          <w:p>
-            <w:pPr>
-              <w:spacing w:after="30"/>
+              <w:top w:type="dxa" w:w="90"/>
+              <w:left w:type="dxa" w:w="70"/>
+              <w:bottom w:type="dxa" w:w="90"/>
+              <w:right w:type="dxa" w:w="70"/>
+            </w:tcMar>
+            <w:vAlign w:val="center"/>
+          </w:tcPr>
+          <w:p>
+            <w:pPr>
+              <w:spacing w:after="24"/>
               <w:jc w:val="center"/>
             </w:pPr>
             <w:r>
@@ -918,8 +885,8 @@
                 <w:b/>
                 <w:bCs/>
                 <w:color w:val="1B5E20"/>
-                <w:sz w:val="19"/>
-                <w:szCs w:val="19"/>
+                <w:sz w:val="18"/>
+                <w:szCs w:val="18"/>
               </w:rPr>
               <w:t xml:space="preserve">MCP Server</w:t>
             </w:r>
@@ -932,8 +899,8 @@
               <w:rPr>
                 <w:rFonts w:ascii="Calibri" w:cs="Calibri" w:eastAsia="Calibri" w:hAnsi="Calibri"/>
                 <w:color w:val="616161"/>
-                <w:sz w:val="16"/>
-                <w:szCs w:val="16"/>
+                <w:sz w:val="15"/>
+                <w:szCs w:val="15"/>
               </w:rPr>
               <w:t xml:space="preserve">FastMCP — 7 role-scoped tools</w:t>
             </w:r>
@@ -941,10 +908,10 @@
         </w:tc>
         <w:tc>
           <w:tcPr>
-            <w:tcW w:type="dxa" w:w="468"/>
-            <w:tcMar>
-              <w:top w:type="dxa" w:w="100"/>
-              <w:bottom w:type="dxa" w:w="100"/>
+            <w:tcW w:type="dxa" w:w="360"/>
+            <w:tcMar>
+              <w:top w:type="dxa" w:w="90"/>
+              <w:bottom w:type="dxa" w:w="90"/>
             </w:tcMar>
             <w:vAlign w:val="center"/>
           </w:tcPr>
@@ -958,8 +925,8 @@
                 <w:b/>
                 <w:bCs/>
                 <w:color w:val="2E7D32"/>
-                <w:sz w:val="28"/>
-                <w:szCs w:val="28"/>
+                <w:sz w:val="26"/>
+                <w:szCs w:val="26"/>
               </w:rPr>
               <w:t xml:space="preserve">→</w:t>
             </w:r>
@@ -970,16 +937,16 @@
             <w:tcW w:type="dxa" w:w="1872"/>
             <w:shd w:fill="E8F5E9" w:val="clear"/>
             <w:tcMar>
-              <w:top w:type="dxa" w:w="100"/>
-              <w:left w:type="dxa" w:w="80"/>
-              <w:bottom w:type="dxa" w:w="100"/>
-              <w:right w:type="dxa" w:w="80"/>
-            </w:tcMar>
-            <w:vAlign w:val="center"/>
-          </w:tcPr>
-          <w:p>
-            <w:pPr>
-              <w:spacing w:after="30"/>
+              <w:top w:type="dxa" w:w="90"/>
+              <w:left w:type="dxa" w:w="70"/>
+              <w:bottom w:type="dxa" w:w="90"/>
+              <w:right w:type="dxa" w:w="70"/>
+            </w:tcMar>
+            <w:vAlign w:val="center"/>
+          </w:tcPr>
+          <w:p>
+            <w:pPr>
+              <w:spacing w:after="24"/>
               <w:jc w:val="center"/>
             </w:pPr>
             <w:r>
@@ -988,8 +955,8 @@
                 <w:b/>
                 <w:bCs/>
                 <w:color w:val="1B5E20"/>
-                <w:sz w:val="19"/>
-                <w:szCs w:val="19"/>
+                <w:sz w:val="18"/>
+                <w:szCs w:val="18"/>
               </w:rPr>
               <w:t xml:space="preserve">Grounded Data</w:t>
             </w:r>
@@ -1002,18 +969,12 @@
               <w:rPr>
                 <w:rFonts w:ascii="Calibri" w:cs="Calibri" w:eastAsia="Calibri" w:hAnsi="Calibri"/>
                 <w:color w:val="616161"/>
-                <w:sz w:val="16"/>
-                <w:szCs w:val="16"/>
+                <w:sz w:val="15"/>
+                <w:szCs w:val="15"/>
               </w:rPr>
               <w:t xml:space="preserve">Open-Meteo · Agmarknet · NASA MODIS</w:t>
             </w:r>
           </w:p>
-        </w:tc>
-        <w:tc>
-          <w:tcPr>
-            <w:tcW w:type="dxa" w:w="468"/>
-          </w:tcPr>
-          <w:p/>
         </w:tc>
       </w:tr>
     </w:tbl>
@@ -1024,7 +985,7 @@
     </w:p>
     <w:p>
       <w:pPr>
-        <w:spacing w:after="160" w:before="0"/>
+        <w:spacing w:after="140" w:before="0"/>
       </w:pPr>
       <w:r>
         <w:rPr>
@@ -1033,13 +994,13 @@
           <w:sz w:val="22"/>
           <w:szCs w:val="22"/>
         </w:rPr>
-        <w:t xml:space="preserve">Inbound: Twilio WhatsApp Sandbox → FastAPI webhook → Whisper large-v3 ASR (Marathi/Hindi auto-detect) → agent. Outbound: Twilio sender for farmer replies, officer alerts, and claim letters. A Streamlit choropleth dashboard gives district officers the live FSI heatmap.</w:t>
+        <w:t xml:space="preserve">Inbound: Twilio WhatsApp → FastAPI webhook → Whisper large-v3 ASR (Marathi/Hindi auto-detect) → agent. Outbound: Twilio for farmer replies, officer alerts and claim PDFs. A Streamlit choropleth gives officers the live FSI heatmap.</w:t>
       </w:r>
     </w:p>
     <w:p>
       <w:pPr>
         <w:pStyle w:val="Heading2"/>
-        <w:spacing w:after="160" w:before="280"/>
+        <w:spacing w:after="120" w:before="220"/>
       </w:pPr>
       <w:r>
         <w:rPr>
@@ -1079,9 +1040,9 @@
             <w:tcW w:type="dxa" w:w="2340"/>
             <w:shd w:fill="1B5E20" w:val="clear"/>
             <w:tcMar>
-              <w:top w:type="dxa" w:w="60"/>
-              <w:left w:type="dxa" w:w="110"/>
-              <w:bottom w:type="dxa" w:w="60"/>
+              <w:top w:type="dxa" w:w="50"/>
+              <w:left w:type="dxa" w:w="110"/>
+              <w:bottom w:type="dxa" w:w="50"/>
               <w:right w:type="dxa" w:w="110"/>
             </w:tcMar>
             <w:vAlign w:val="center"/>
@@ -1108,9 +1069,9 @@
             <w:tcW w:type="dxa" w:w="4212"/>
             <w:shd w:fill="1B5E20" w:val="clear"/>
             <w:tcMar>
-              <w:top w:type="dxa" w:w="60"/>
-              <w:left w:type="dxa" w:w="110"/>
-              <w:bottom w:type="dxa" w:w="60"/>
+              <w:top w:type="dxa" w:w="50"/>
+              <w:left w:type="dxa" w:w="110"/>
+              <w:bottom w:type="dxa" w:w="50"/>
               <w:right w:type="dxa" w:w="110"/>
             </w:tcMar>
             <w:vAlign w:val="center"/>
@@ -1137,9 +1098,9 @@
             <w:tcW w:type="dxa" w:w="2808"/>
             <w:shd w:fill="1B5E20" w:val="clear"/>
             <w:tcMar>
-              <w:top w:type="dxa" w:w="60"/>
-              <w:left w:type="dxa" w:w="110"/>
-              <w:bottom w:type="dxa" w:w="60"/>
+              <w:top w:type="dxa" w:w="50"/>
+              <w:left w:type="dxa" w:w="110"/>
+              <w:bottom w:type="dxa" w:w="50"/>
               <w:right w:type="dxa" w:w="110"/>
             </w:tcMar>
             <w:vAlign w:val="center"/>
@@ -1167,9 +1128,9 @@
           <w:tcPr>
             <w:tcW w:type="dxa" w:w="2340"/>
             <w:tcMar>
-              <w:top w:type="dxa" w:w="60"/>
-              <w:left w:type="dxa" w:w="110"/>
-              <w:bottom w:type="dxa" w:w="60"/>
+              <w:top w:type="dxa" w:w="50"/>
+              <w:left w:type="dxa" w:w="110"/>
+              <w:bottom w:type="dxa" w:w="50"/>
               <w:right w:type="dxa" w:w="110"/>
             </w:tcMar>
             <w:vAlign w:val="center"/>
@@ -1195,27 +1156,27 @@
           <w:tcPr>
             <w:tcW w:type="dxa" w:w="4212"/>
             <w:tcMar>
-              <w:top w:type="dxa" w:w="60"/>
-              <w:left w:type="dxa" w:w="110"/>
-              <w:bottom w:type="dxa" w:w="60"/>
-              <w:right w:type="dxa" w:w="110"/>
-            </w:tcMar>
-            <w:vAlign w:val="center"/>
-          </w:tcPr>
-          <w:p>
-            <w:pPr>
-              <w:spacing w:after="40" w:before="40"/>
-            </w:pPr>
-            <w:r>
-              <w:rPr>
-                <w:rFonts w:ascii="Calibri" w:cs="Calibri" w:eastAsia="Calibri" w:hAnsi="Calibri"/>
-                <w:b w:val="false"/>
-                <w:bCs w:val="false"/>
-                <w:color w:val="212121"/>
-                <w:sz w:val="20"/>
-                <w:szCs w:val="20"/>
-              </w:rPr>
-              <w:t xml:space="preserve">30-day rainfall deficit vs 5-yr baseline → drought signal</w:t>
+              <w:top w:type="dxa" w:w="50"/>
+              <w:left w:type="dxa" w:w="110"/>
+              <w:bottom w:type="dxa" w:w="50"/>
+              <w:right w:type="dxa" w:w="110"/>
+            </w:tcMar>
+            <w:vAlign w:val="center"/>
+          </w:tcPr>
+          <w:p>
+            <w:pPr>
+              <w:spacing w:after="40" w:before="40"/>
+            </w:pPr>
+            <w:r>
+              <w:rPr>
+                <w:rFonts w:ascii="Calibri" w:cs="Calibri" w:eastAsia="Calibri" w:hAnsi="Calibri"/>
+                <w:b w:val="false"/>
+                <w:bCs w:val="false"/>
+                <w:color w:val="212121"/>
+                <w:sz w:val="20"/>
+                <w:szCs w:val="20"/>
+              </w:rPr>
+              <w:t xml:space="preserve">30-day rainfall deficit vs 5-yr baseline</w:t>
             </w:r>
           </w:p>
         </w:tc>
@@ -1223,27 +1184,27 @@
           <w:tcPr>
             <w:tcW w:type="dxa" w:w="2808"/>
             <w:tcMar>
-              <w:top w:type="dxa" w:w="60"/>
-              <w:left w:type="dxa" w:w="110"/>
-              <w:bottom w:type="dxa" w:w="60"/>
-              <w:right w:type="dxa" w:w="110"/>
-            </w:tcMar>
-            <w:vAlign w:val="center"/>
-          </w:tcPr>
-          <w:p>
-            <w:pPr>
-              <w:spacing w:after="40" w:before="40"/>
-            </w:pPr>
-            <w:r>
-              <w:rPr>
-                <w:rFonts w:ascii="Calibri" w:cs="Calibri" w:eastAsia="Calibri" w:hAnsi="Calibri"/>
-                <w:b w:val="false"/>
-                <w:bCs w:val="false"/>
-                <w:color w:val="212121"/>
-                <w:sz w:val="20"/>
-                <w:szCs w:val="20"/>
-              </w:rPr>
-              <w:t xml:space="preserve">Open-Meteo ERA5 archive</w:t>
+              <w:top w:type="dxa" w:w="50"/>
+              <w:left w:type="dxa" w:w="110"/>
+              <w:bottom w:type="dxa" w:w="50"/>
+              <w:right w:type="dxa" w:w="110"/>
+            </w:tcMar>
+            <w:vAlign w:val="center"/>
+          </w:tcPr>
+          <w:p>
+            <w:pPr>
+              <w:spacing w:after="40" w:before="40"/>
+            </w:pPr>
+            <w:r>
+              <w:rPr>
+                <w:rFonts w:ascii="Calibri" w:cs="Calibri" w:eastAsia="Calibri" w:hAnsi="Calibri"/>
+                <w:b w:val="false"/>
+                <w:bCs w:val="false"/>
+                <w:color w:val="212121"/>
+                <w:sz w:val="20"/>
+                <w:szCs w:val="20"/>
+              </w:rPr>
+              <w:t xml:space="preserve">Open-Meteo ERA5</w:t>
             </w:r>
           </w:p>
         </w:tc>
@@ -1253,9 +1214,9 @@
           <w:tcPr>
             <w:tcW w:type="dxa" w:w="2340"/>
             <w:tcMar>
-              <w:top w:type="dxa" w:w="60"/>
-              <w:left w:type="dxa" w:w="110"/>
-              <w:bottom w:type="dxa" w:w="60"/>
+              <w:top w:type="dxa" w:w="50"/>
+              <w:left w:type="dxa" w:w="110"/>
+              <w:bottom w:type="dxa" w:w="50"/>
               <w:right w:type="dxa" w:w="110"/>
             </w:tcMar>
             <w:vAlign w:val="center"/>
@@ -1281,27 +1242,27 @@
           <w:tcPr>
             <w:tcW w:type="dxa" w:w="4212"/>
             <w:tcMar>
-              <w:top w:type="dxa" w:w="60"/>
-              <w:left w:type="dxa" w:w="110"/>
-              <w:bottom w:type="dxa" w:w="60"/>
-              <w:right w:type="dxa" w:w="110"/>
-            </w:tcMar>
-            <w:vAlign w:val="center"/>
-          </w:tcPr>
-          <w:p>
-            <w:pPr>
-              <w:spacing w:after="40" w:before="40"/>
-            </w:pPr>
-            <w:r>
-              <w:rPr>
-                <w:rFonts w:ascii="Calibri" w:cs="Calibri" w:eastAsia="Calibri" w:hAnsi="Calibri"/>
-                <w:b w:val="false"/>
-                <w:bCs w:val="false"/>
-                <w:color w:val="212121"/>
-                <w:sz w:val="20"/>
-                <w:szCs w:val="20"/>
-              </w:rPr>
-              <w:t xml:space="preserve">median mandi price vs MSP → price-stress signal</w:t>
+              <w:top w:type="dxa" w:w="50"/>
+              <w:left w:type="dxa" w:w="110"/>
+              <w:bottom w:type="dxa" w:w="50"/>
+              <w:right w:type="dxa" w:w="110"/>
+            </w:tcMar>
+            <w:vAlign w:val="center"/>
+          </w:tcPr>
+          <w:p>
+            <w:pPr>
+              <w:spacing w:after="40" w:before="40"/>
+            </w:pPr>
+            <w:r>
+              <w:rPr>
+                <w:rFonts w:ascii="Calibri" w:cs="Calibri" w:eastAsia="Calibri" w:hAnsi="Calibri"/>
+                <w:b w:val="false"/>
+                <w:bCs w:val="false"/>
+                <w:color w:val="212121"/>
+                <w:sz w:val="20"/>
+                <w:szCs w:val="20"/>
+              </w:rPr>
+              <w:t xml:space="preserve">median mandi price vs MSP</w:t>
             </w:r>
           </w:p>
         </w:tc>
@@ -1309,27 +1270,27 @@
           <w:tcPr>
             <w:tcW w:type="dxa" w:w="2808"/>
             <w:tcMar>
-              <w:top w:type="dxa" w:w="60"/>
-              <w:left w:type="dxa" w:w="110"/>
-              <w:bottom w:type="dxa" w:w="60"/>
-              <w:right w:type="dxa" w:w="110"/>
-            </w:tcMar>
-            <w:vAlign w:val="center"/>
-          </w:tcPr>
-          <w:p>
-            <w:pPr>
-              <w:spacing w:after="40" w:before="40"/>
-            </w:pPr>
-            <w:r>
-              <w:rPr>
-                <w:rFonts w:ascii="Calibri" w:cs="Calibri" w:eastAsia="Calibri" w:hAnsi="Calibri"/>
-                <w:b w:val="false"/>
-                <w:bCs w:val="false"/>
-                <w:color w:val="212121"/>
-                <w:sz w:val="20"/>
-                <w:szCs w:val="20"/>
-              </w:rPr>
-              <w:t xml:space="preserve">Agmarknet via data.gov.in</w:t>
+              <w:top w:type="dxa" w:w="50"/>
+              <w:left w:type="dxa" w:w="110"/>
+              <w:bottom w:type="dxa" w:w="50"/>
+              <w:right w:type="dxa" w:w="110"/>
+            </w:tcMar>
+            <w:vAlign w:val="center"/>
+          </w:tcPr>
+          <w:p>
+            <w:pPr>
+              <w:spacing w:after="40" w:before="40"/>
+            </w:pPr>
+            <w:r>
+              <w:rPr>
+                <w:rFonts w:ascii="Calibri" w:cs="Calibri" w:eastAsia="Calibri" w:hAnsi="Calibri"/>
+                <w:b w:val="false"/>
+                <w:bCs w:val="false"/>
+                <w:color w:val="212121"/>
+                <w:sz w:val="20"/>
+                <w:szCs w:val="20"/>
+              </w:rPr>
+              <w:t xml:space="preserve">Agmarknet (data.gov.in)</w:t>
             </w:r>
           </w:p>
         </w:tc>
@@ -1339,9 +1300,9 @@
           <w:tcPr>
             <w:tcW w:type="dxa" w:w="2340"/>
             <w:tcMar>
-              <w:top w:type="dxa" w:w="60"/>
-              <w:left w:type="dxa" w:w="110"/>
-              <w:bottom w:type="dxa" w:w="60"/>
+              <w:top w:type="dxa" w:w="50"/>
+              <w:left w:type="dxa" w:w="110"/>
+              <w:bottom w:type="dxa" w:w="50"/>
               <w:right w:type="dxa" w:w="110"/>
             </w:tcMar>
             <w:vAlign w:val="center"/>
@@ -1367,27 +1328,27 @@
           <w:tcPr>
             <w:tcW w:type="dxa" w:w="4212"/>
             <w:tcMar>
-              <w:top w:type="dxa" w:w="60"/>
-              <w:left w:type="dxa" w:w="110"/>
-              <w:bottom w:type="dxa" w:w="60"/>
-              <w:right w:type="dxa" w:w="110"/>
-            </w:tcMar>
-            <w:vAlign w:val="center"/>
-          </w:tcPr>
-          <w:p>
-            <w:pPr>
-              <w:spacing w:after="40" w:before="40"/>
-            </w:pPr>
-            <w:r>
-              <w:rPr>
-                <w:rFonts w:ascii="Calibri" w:cs="Calibri" w:eastAsia="Calibri" w:hAnsi="Calibri"/>
-                <w:b w:val="false"/>
-                <w:bCs w:val="false"/>
-                <w:color w:val="212121"/>
-                <w:sz w:val="20"/>
-                <w:szCs w:val="20"/>
-              </w:rPr>
-              <w:t xml:space="preserve">satellite crop-health → vegetation-stress signal</w:t>
+              <w:top w:type="dxa" w:w="50"/>
+              <w:left w:type="dxa" w:w="110"/>
+              <w:bottom w:type="dxa" w:w="50"/>
+              <w:right w:type="dxa" w:w="110"/>
+            </w:tcMar>
+            <w:vAlign w:val="center"/>
+          </w:tcPr>
+          <w:p>
+            <w:pPr>
+              <w:spacing w:after="40" w:before="40"/>
+            </w:pPr>
+            <w:r>
+              <w:rPr>
+                <w:rFonts w:ascii="Calibri" w:cs="Calibri" w:eastAsia="Calibri" w:hAnsi="Calibri"/>
+                <w:b w:val="false"/>
+                <w:bCs w:val="false"/>
+                <w:color w:val="212121"/>
+                <w:sz w:val="20"/>
+                <w:szCs w:val="20"/>
+              </w:rPr>
+              <w:t xml:space="preserve">satellite crop-health stress</w:t>
             </w:r>
           </w:p>
         </w:tc>
@@ -1395,27 +1356,27 @@
           <w:tcPr>
             <w:tcW w:type="dxa" w:w="2808"/>
             <w:tcMar>
-              <w:top w:type="dxa" w:w="60"/>
-              <w:left w:type="dxa" w:w="110"/>
-              <w:bottom w:type="dxa" w:w="60"/>
-              <w:right w:type="dxa" w:w="110"/>
-            </w:tcMar>
-            <w:vAlign w:val="center"/>
-          </w:tcPr>
-          <w:p>
-            <w:pPr>
-              <w:spacing w:after="40" w:before="40"/>
-            </w:pPr>
-            <w:r>
-              <w:rPr>
-                <w:rFonts w:ascii="Calibri" w:cs="Calibri" w:eastAsia="Calibri" w:hAnsi="Calibri"/>
-                <w:b w:val="false"/>
-                <w:bCs w:val="false"/>
-                <w:color w:val="212121"/>
-                <w:sz w:val="20"/>
-                <w:szCs w:val="20"/>
-              </w:rPr>
-              <w:t xml:space="preserve">NASA MODIS MOD13Q1 (ORNL)</w:t>
+              <w:top w:type="dxa" w:w="50"/>
+              <w:left w:type="dxa" w:w="110"/>
+              <w:bottom w:type="dxa" w:w="50"/>
+              <w:right w:type="dxa" w:w="110"/>
+            </w:tcMar>
+            <w:vAlign w:val="center"/>
+          </w:tcPr>
+          <w:p>
+            <w:pPr>
+              <w:spacing w:after="40" w:before="40"/>
+            </w:pPr>
+            <w:r>
+              <w:rPr>
+                <w:rFonts w:ascii="Calibri" w:cs="Calibri" w:eastAsia="Calibri" w:hAnsi="Calibri"/>
+                <w:b w:val="false"/>
+                <w:bCs w:val="false"/>
+                <w:color w:val="212121"/>
+                <w:sz w:val="20"/>
+                <w:szCs w:val="20"/>
+              </w:rPr>
+              <w:t xml:space="preserve">NASA MODIS MOD13Q1</w:t>
             </w:r>
           </w:p>
         </w:tc>
@@ -1425,9 +1386,9 @@
           <w:tcPr>
             <w:tcW w:type="dxa" w:w="2340"/>
             <w:tcMar>
-              <w:top w:type="dxa" w:w="60"/>
-              <w:left w:type="dxa" w:w="110"/>
-              <w:bottom w:type="dxa" w:w="60"/>
+              <w:top w:type="dxa" w:w="50"/>
+              <w:left w:type="dxa" w:w="110"/>
+              <w:bottom w:type="dxa" w:w="50"/>
               <w:right w:type="dxa" w:w="110"/>
             </w:tcMar>
             <w:vAlign w:val="center"/>
@@ -1453,27 +1414,27 @@
           <w:tcPr>
             <w:tcW w:type="dxa" w:w="4212"/>
             <w:tcMar>
-              <w:top w:type="dxa" w:w="60"/>
-              <w:left w:type="dxa" w:w="110"/>
-              <w:bottom w:type="dxa" w:w="60"/>
-              <w:right w:type="dxa" w:w="110"/>
-            </w:tcMar>
-            <w:vAlign w:val="center"/>
-          </w:tcPr>
-          <w:p>
-            <w:pPr>
-              <w:spacing w:after="40" w:before="40"/>
-            </w:pPr>
-            <w:r>
-              <w:rPr>
-                <w:rFonts w:ascii="Calibri" w:cs="Calibri" w:eastAsia="Calibri" w:hAnsi="Calibri"/>
-                <w:b w:val="false"/>
-                <w:bCs w:val="false"/>
-                <w:color w:val="212121"/>
-                <w:sz w:val="20"/>
-                <w:szCs w:val="20"/>
-              </w:rPr>
-              <w:t xml:space="preserve">fuse 4 signals through LightGBM → FSI 0–100</w:t>
+              <w:top w:type="dxa" w:w="50"/>
+              <w:left w:type="dxa" w:w="110"/>
+              <w:bottom w:type="dxa" w:w="50"/>
+              <w:right w:type="dxa" w:w="110"/>
+            </w:tcMar>
+            <w:vAlign w:val="center"/>
+          </w:tcPr>
+          <w:p>
+            <w:pPr>
+              <w:spacing w:after="40" w:before="40"/>
+            </w:pPr>
+            <w:r>
+              <w:rPr>
+                <w:rFonts w:ascii="Calibri" w:cs="Calibri" w:eastAsia="Calibri" w:hAnsi="Calibri"/>
+                <w:b w:val="false"/>
+                <w:bCs w:val="false"/>
+                <w:color w:val="212121"/>
+                <w:sz w:val="20"/>
+                <w:szCs w:val="20"/>
+              </w:rPr>
+              <w:t xml:space="preserve">fuse 4 signals via LightGBM → FSI 0–100</w:t>
             </w:r>
           </w:p>
         </w:tc>
@@ -1481,27 +1442,27 @@
           <w:tcPr>
             <w:tcW w:type="dxa" w:w="2808"/>
             <w:tcMar>
-              <w:top w:type="dxa" w:w="60"/>
-              <w:left w:type="dxa" w:w="110"/>
-              <w:bottom w:type="dxa" w:w="60"/>
-              <w:right w:type="dxa" w:w="110"/>
-            </w:tcMar>
-            <w:vAlign w:val="center"/>
-          </w:tcPr>
-          <w:p>
-            <w:pPr>
-              <w:spacing w:after="40" w:before="40"/>
-            </w:pPr>
-            <w:r>
-              <w:rPr>
-                <w:rFonts w:ascii="Calibri" w:cs="Calibri" w:eastAsia="Calibri" w:hAnsi="Calibri"/>
-                <w:b w:val="false"/>
-                <w:bCs w:val="false"/>
-                <w:color w:val="212121"/>
-                <w:sz w:val="20"/>
-                <w:szCs w:val="20"/>
-              </w:rPr>
-              <w:t xml:space="preserve">trained model, held-out validation</w:t>
+              <w:top w:type="dxa" w:w="50"/>
+              <w:left w:type="dxa" w:w="110"/>
+              <w:bottom w:type="dxa" w:w="50"/>
+              <w:right w:type="dxa" w:w="110"/>
+            </w:tcMar>
+            <w:vAlign w:val="center"/>
+          </w:tcPr>
+          <w:p>
+            <w:pPr>
+              <w:spacing w:after="40" w:before="40"/>
+            </w:pPr>
+            <w:r>
+              <w:rPr>
+                <w:rFonts w:ascii="Calibri" w:cs="Calibri" w:eastAsia="Calibri" w:hAnsi="Calibri"/>
+                <w:b w:val="false"/>
+                <w:bCs w:val="false"/>
+                <w:color w:val="212121"/>
+                <w:sz w:val="20"/>
+                <w:szCs w:val="20"/>
+              </w:rPr>
+              <w:t xml:space="preserve">trained model, held-out</w:t>
             </w:r>
           </w:p>
         </w:tc>
@@ -1511,9 +1472,9 @@
           <w:tcPr>
             <w:tcW w:type="dxa" w:w="2340"/>
             <w:tcMar>
-              <w:top w:type="dxa" w:w="60"/>
-              <w:left w:type="dxa" w:w="110"/>
-              <w:bottom w:type="dxa" w:w="60"/>
+              <w:top w:type="dxa" w:w="50"/>
+              <w:left w:type="dxa" w:w="110"/>
+              <w:bottom w:type="dxa" w:w="50"/>
               <w:right w:type="dxa" w:w="110"/>
             </w:tcMar>
             <w:vAlign w:val="center"/>
@@ -1539,27 +1500,27 @@
           <w:tcPr>
             <w:tcW w:type="dxa" w:w="4212"/>
             <w:tcMar>
-              <w:top w:type="dxa" w:w="60"/>
-              <w:left w:type="dxa" w:w="110"/>
-              <w:bottom w:type="dxa" w:w="60"/>
-              <w:right w:type="dxa" w:w="110"/>
-            </w:tcMar>
-            <w:vAlign w:val="center"/>
-          </w:tcPr>
-          <w:p>
-            <w:pPr>
-              <w:spacing w:after="40" w:before="40"/>
-            </w:pPr>
-            <w:r>
-              <w:rPr>
-                <w:rFonts w:ascii="Calibri" w:cs="Calibri" w:eastAsia="Calibri" w:hAnsi="Calibri"/>
-                <w:b w:val="false"/>
-                <w:bCs w:val="false"/>
-                <w:color w:val="212121"/>
-                <w:sz w:val="20"/>
-                <w:szCs w:val="20"/>
-              </w:rPr>
-              <w:t xml:space="preserve">structured memory across sessions (hashed phone key)</w:t>
+              <w:top w:type="dxa" w:w="50"/>
+              <w:left w:type="dxa" w:w="110"/>
+              <w:bottom w:type="dxa" w:w="50"/>
+              <w:right w:type="dxa" w:w="110"/>
+            </w:tcMar>
+            <w:vAlign w:val="center"/>
+          </w:tcPr>
+          <w:p>
+            <w:pPr>
+              <w:spacing w:after="40" w:before="40"/>
+            </w:pPr>
+            <w:r>
+              <w:rPr>
+                <w:rFonts w:ascii="Calibri" w:cs="Calibri" w:eastAsia="Calibri" w:hAnsi="Calibri"/>
+                <w:b w:val="false"/>
+                <w:bCs w:val="false"/>
+                <w:color w:val="212121"/>
+                <w:sz w:val="20"/>
+                <w:szCs w:val="20"/>
+              </w:rPr>
+              <w:t xml:space="preserve">session memory (hashed phone key)</w:t>
             </w:r>
           </w:p>
         </w:tc>
@@ -1567,9 +1528,9 @@
           <w:tcPr>
             <w:tcW w:type="dxa" w:w="2808"/>
             <w:tcMar>
-              <w:top w:type="dxa" w:w="60"/>
-              <w:left w:type="dxa" w:w="110"/>
-              <w:bottom w:type="dxa" w:w="60"/>
+              <w:top w:type="dxa" w:w="50"/>
+              <w:left w:type="dxa" w:w="110"/>
+              <w:bottom w:type="dxa" w:w="50"/>
               <w:right w:type="dxa" w:w="110"/>
             </w:tcMar>
             <w:vAlign w:val="center"/>
@@ -1597,9 +1558,9 @@
           <w:tcPr>
             <w:tcW w:type="dxa" w:w="2340"/>
             <w:tcMar>
-              <w:top w:type="dxa" w:w="60"/>
-              <w:left w:type="dxa" w:w="110"/>
-              <w:bottom w:type="dxa" w:w="60"/>
+              <w:top w:type="dxa" w:w="50"/>
+              <w:left w:type="dxa" w:w="110"/>
+              <w:bottom w:type="dxa" w:w="50"/>
               <w:right w:type="dxa" w:w="110"/>
             </w:tcMar>
             <w:vAlign w:val="center"/>
@@ -1625,27 +1586,27 @@
           <w:tcPr>
             <w:tcW w:type="dxa" w:w="4212"/>
             <w:tcMar>
-              <w:top w:type="dxa" w:w="60"/>
-              <w:left w:type="dxa" w:w="110"/>
-              <w:bottom w:type="dxa" w:w="60"/>
-              <w:right w:type="dxa" w:w="110"/>
-            </w:tcMar>
-            <w:vAlign w:val="center"/>
-          </w:tcPr>
-          <w:p>
-            <w:pPr>
-              <w:spacing w:after="40" w:before="40"/>
-            </w:pPr>
-            <w:r>
-              <w:rPr>
-                <w:rFonts w:ascii="Calibri" w:cs="Calibri" w:eastAsia="Calibri" w:hAnsi="Calibri"/>
-                <w:b w:val="false"/>
-                <w:bCs w:val="false"/>
-                <w:color w:val="212121"/>
-                <w:sz w:val="20"/>
-                <w:szCs w:val="20"/>
-              </w:rPr>
-              <w:t xml:space="preserve">WhatsApp alert with evidence when FSI critical</w:t>
+              <w:top w:type="dxa" w:w="50"/>
+              <w:left w:type="dxa" w:w="110"/>
+              <w:bottom w:type="dxa" w:w="50"/>
+              <w:right w:type="dxa" w:w="110"/>
+            </w:tcMar>
+            <w:vAlign w:val="center"/>
+          </w:tcPr>
+          <w:p>
+            <w:pPr>
+              <w:spacing w:after="40" w:before="40"/>
+            </w:pPr>
+            <w:r>
+              <w:rPr>
+                <w:rFonts w:ascii="Calibri" w:cs="Calibri" w:eastAsia="Calibri" w:hAnsi="Calibri"/>
+                <w:b w:val="false"/>
+                <w:bCs w:val="false"/>
+                <w:color w:val="212121"/>
+                <w:sz w:val="20"/>
+                <w:szCs w:val="20"/>
+              </w:rPr>
+              <w:t xml:space="preserve">WhatsApp alert with evidence</w:t>
             </w:r>
           </w:p>
         </w:tc>
@@ -1653,9 +1614,9 @@
           <w:tcPr>
             <w:tcW w:type="dxa" w:w="2808"/>
             <w:tcMar>
-              <w:top w:type="dxa" w:w="60"/>
-              <w:left w:type="dxa" w:w="110"/>
-              <w:bottom w:type="dxa" w:w="60"/>
+              <w:top w:type="dxa" w:w="50"/>
+              <w:left w:type="dxa" w:w="110"/>
+              <w:bottom w:type="dxa" w:w="50"/>
               <w:right w:type="dxa" w:w="110"/>
             </w:tcMar>
             <w:vAlign w:val="center"/>
@@ -1683,9 +1644,9 @@
           <w:tcPr>
             <w:tcW w:type="dxa" w:w="2340"/>
             <w:tcMar>
-              <w:top w:type="dxa" w:w="60"/>
-              <w:left w:type="dxa" w:w="110"/>
-              <w:bottom w:type="dxa" w:w="60"/>
+              <w:top w:type="dxa" w:w="50"/>
+              <w:left w:type="dxa" w:w="110"/>
+              <w:bottom w:type="dxa" w:w="50"/>
               <w:right w:type="dxa" w:w="110"/>
             </w:tcMar>
             <w:vAlign w:val="center"/>
@@ -1711,27 +1672,27 @@
           <w:tcPr>
             <w:tcW w:type="dxa" w:w="4212"/>
             <w:tcMar>
-              <w:top w:type="dxa" w:w="60"/>
-              <w:left w:type="dxa" w:w="110"/>
-              <w:bottom w:type="dxa" w:w="60"/>
-              <w:right w:type="dxa" w:w="110"/>
-            </w:tcMar>
-            <w:vAlign w:val="center"/>
-          </w:tcPr>
-          <w:p>
-            <w:pPr>
-              <w:spacing w:after="40" w:before="40"/>
-            </w:pPr>
-            <w:r>
-              <w:rPr>
-                <w:rFonts w:ascii="Calibri" w:cs="Calibri" w:eastAsia="Calibri" w:hAnsi="Calibri"/>
-                <w:b w:val="false"/>
-                <w:bCs w:val="false"/>
-                <w:color w:val="212121"/>
-                <w:sz w:val="20"/>
-                <w:szCs w:val="20"/>
-              </w:rPr>
-              <w:t xml:space="preserve">Marathi PMFBY letter filled with the actual evidence numbers</w:t>
+              <w:top w:type="dxa" w:w="50"/>
+              <w:left w:type="dxa" w:w="110"/>
+              <w:bottom w:type="dxa" w:w="50"/>
+              <w:right w:type="dxa" w:w="110"/>
+            </w:tcMar>
+            <w:vAlign w:val="center"/>
+          </w:tcPr>
+          <w:p>
+            <w:pPr>
+              <w:spacing w:after="40" w:before="40"/>
+            </w:pPr>
+            <w:r>
+              <w:rPr>
+                <w:rFonts w:ascii="Calibri" w:cs="Calibri" w:eastAsia="Calibri" w:hAnsi="Calibri"/>
+                <w:b w:val="false"/>
+                <w:bCs w:val="false"/>
+                <w:color w:val="212121"/>
+                <w:sz w:val="20"/>
+                <w:szCs w:val="20"/>
+              </w:rPr>
+              <w:t xml:space="preserve">Marathi PMFBY letter from evidence</w:t>
             </w:r>
           </w:p>
         </w:tc>
@@ -1739,9 +1700,9 @@
           <w:tcPr>
             <w:tcW w:type="dxa" w:w="2808"/>
             <w:tcMar>
-              <w:top w:type="dxa" w:w="60"/>
-              <w:left w:type="dxa" w:w="110"/>
-              <w:bottom w:type="dxa" w:w="60"/>
+              <w:top w:type="dxa" w:w="50"/>
+              <w:left w:type="dxa" w:w="110"/>
+              <w:bottom w:type="dxa" w:w="50"/>
               <w:right w:type="dxa" w:w="110"/>
             </w:tcMar>
             <w:vAlign w:val="center"/>
@@ -1767,27 +1728,21 @@
     </w:tbl>
     <w:p>
       <w:pPr>
-        <w:spacing w:after="60"/>
-      </w:pPr>
-    </w:p>
-    <w:p>
-      <w:pPr>
-        <w:spacing w:after="160" w:before="0"/>
-      </w:pPr>
-      <w:r>
-        <w:rPr>
-          <w:rFonts w:ascii="Calibri" w:cs="Calibri" w:eastAsia="Calibri" w:hAnsi="Calibri"/>
-          <w:color w:val="212121"/>
+        <w:spacing w:after="140" w:before="80"/>
+      </w:pPr>
+      <w:r>
+        <w:rPr>
+          <w:rFonts w:ascii="Calibri" w:cs="Calibri" w:eastAsia="Calibri" w:hAnsi="Calibri"/>
           <w:sz w:val="22"/>
           <w:szCs w:val="22"/>
         </w:rPr>
-        <w:t xml:space="preserve">Each tool has one job (track slide 9: role-scoped agents); the agent's decision chain is fully traceable through logged tool calls; tools are auditable and swappable — another team could reuse this MCP server as-is.</w:t>
+        <w:t xml:space="preserve">One job per tool (slide 9); every decision traceable through logged calls; tools are auditable and reusable as-is by another team.</w:t>
       </w:r>
     </w:p>
     <w:p>
       <w:pPr>
         <w:pStyle w:val="Heading1"/>
-        <w:spacing w:after="200" w:before="360"/>
+        <w:spacing w:after="160" w:before="300"/>
       </w:pPr>
       <w:r>
         <w:rPr>
@@ -1804,7 +1759,7 @@
     <w:p>
       <w:pPr>
         <w:pStyle w:val="Heading2"/>
-        <w:spacing w:after="160" w:before="280"/>
+        <w:spacing w:after="120" w:before="220"/>
       </w:pPr>
       <w:r>
         <w:rPr>
@@ -1844,9 +1799,9 @@
             <w:tcW w:type="dxa" w:w="2340"/>
             <w:shd w:fill="1B5E20" w:val="clear"/>
             <w:tcMar>
-              <w:top w:type="dxa" w:w="60"/>
-              <w:left w:type="dxa" w:w="110"/>
-              <w:bottom w:type="dxa" w:w="60"/>
+              <w:top w:type="dxa" w:w="50"/>
+              <w:left w:type="dxa" w:w="110"/>
+              <w:bottom w:type="dxa" w:w="50"/>
               <w:right w:type="dxa" w:w="110"/>
             </w:tcMar>
             <w:vAlign w:val="center"/>
@@ -1873,9 +1828,9 @@
             <w:tcW w:type="dxa" w:w="2808"/>
             <w:shd w:fill="1B5E20" w:val="clear"/>
             <w:tcMar>
-              <w:top w:type="dxa" w:w="60"/>
-              <w:left w:type="dxa" w:w="110"/>
-              <w:bottom w:type="dxa" w:w="60"/>
+              <w:top w:type="dxa" w:w="50"/>
+              <w:left w:type="dxa" w:w="110"/>
+              <w:bottom w:type="dxa" w:w="50"/>
               <w:right w:type="dxa" w:w="110"/>
             </w:tcMar>
             <w:vAlign w:val="center"/>
@@ -1902,9 +1857,9 @@
             <w:tcW w:type="dxa" w:w="4212"/>
             <w:shd w:fill="1B5E20" w:val="clear"/>
             <w:tcMar>
-              <w:top w:type="dxa" w:w="60"/>
-              <w:left w:type="dxa" w:w="110"/>
-              <w:bottom w:type="dxa" w:w="60"/>
+              <w:top w:type="dxa" w:w="50"/>
+              <w:left w:type="dxa" w:w="110"/>
+              <w:bottom w:type="dxa" w:w="50"/>
               <w:right w:type="dxa" w:w="110"/>
             </w:tcMar>
             <w:vAlign w:val="center"/>
@@ -1932,9 +1887,9 @@
           <w:tcPr>
             <w:tcW w:type="dxa" w:w="2340"/>
             <w:tcMar>
-              <w:top w:type="dxa" w:w="60"/>
-              <w:left w:type="dxa" w:w="110"/>
-              <w:bottom w:type="dxa" w:w="60"/>
+              <w:top w:type="dxa" w:w="50"/>
+              <w:left w:type="dxa" w:w="110"/>
+              <w:bottom w:type="dxa" w:w="50"/>
               <w:right w:type="dxa" w:w="110"/>
             </w:tcMar>
             <w:vAlign w:val="center"/>
@@ -1960,9 +1915,9 @@
           <w:tcPr>
             <w:tcW w:type="dxa" w:w="2808"/>
             <w:tcMar>
-              <w:top w:type="dxa" w:w="60"/>
-              <w:left w:type="dxa" w:w="110"/>
-              <w:bottom w:type="dxa" w:w="60"/>
+              <w:top w:type="dxa" w:w="50"/>
+              <w:left w:type="dxa" w:w="110"/>
+              <w:bottom w:type="dxa" w:w="50"/>
               <w:right w:type="dxa" w:w="110"/>
             </w:tcMar>
             <w:vAlign w:val="center"/>
@@ -1988,27 +1943,27 @@
           <w:tcPr>
             <w:tcW w:type="dxa" w:w="4212"/>
             <w:tcMar>
-              <w:top w:type="dxa" w:w="60"/>
-              <w:left w:type="dxa" w:w="110"/>
-              <w:bottom w:type="dxa" w:w="60"/>
-              <w:right w:type="dxa" w:w="110"/>
-            </w:tcMar>
-            <w:vAlign w:val="center"/>
-          </w:tcPr>
-          <w:p>
-            <w:pPr>
-              <w:spacing w:after="40" w:before="40"/>
-            </w:pPr>
-            <w:r>
-              <w:rPr>
-                <w:rFonts w:ascii="Calibri" w:cs="Calibri" w:eastAsia="Calibri" w:hAnsi="Calibri"/>
-                <w:b w:val="false"/>
-                <w:bCs w:val="false"/>
-                <w:color w:val="212121"/>
-                <w:sz w:val="20"/>
-                <w:szCs w:val="20"/>
-              </w:rPr>
-              <w:t xml:space="preserve">30-day rainfall vs same window averaged over previous 5 years</w:t>
+              <w:top w:type="dxa" w:w="50"/>
+              <w:left w:type="dxa" w:w="110"/>
+              <w:bottom w:type="dxa" w:w="50"/>
+              <w:right w:type="dxa" w:w="110"/>
+            </w:tcMar>
+            <w:vAlign w:val="center"/>
+          </w:tcPr>
+          <w:p>
+            <w:pPr>
+              <w:spacing w:after="40" w:before="40"/>
+            </w:pPr>
+            <w:r>
+              <w:rPr>
+                <w:rFonts w:ascii="Calibri" w:cs="Calibri" w:eastAsia="Calibri" w:hAnsi="Calibri"/>
+                <w:b w:val="false"/>
+                <w:bCs w:val="false"/>
+                <w:color w:val="212121"/>
+                <w:sz w:val="20"/>
+                <w:szCs w:val="20"/>
+              </w:rPr>
+              <w:t xml:space="preserve">30-day rainfall vs 5-yr average</w:t>
             </w:r>
           </w:p>
         </w:tc>
@@ -2018,9 +1973,9 @@
           <w:tcPr>
             <w:tcW w:type="dxa" w:w="2340"/>
             <w:tcMar>
-              <w:top w:type="dxa" w:w="60"/>
-              <w:left w:type="dxa" w:w="110"/>
-              <w:bottom w:type="dxa" w:w="60"/>
+              <w:top w:type="dxa" w:w="50"/>
+              <w:left w:type="dxa" w:w="110"/>
+              <w:bottom w:type="dxa" w:w="50"/>
               <w:right w:type="dxa" w:w="110"/>
             </w:tcMar>
             <w:vAlign w:val="center"/>
@@ -2046,9 +2001,9 @@
           <w:tcPr>
             <w:tcW w:type="dxa" w:w="2808"/>
             <w:tcMar>
-              <w:top w:type="dxa" w:w="60"/>
-              <w:left w:type="dxa" w:w="110"/>
-              <w:bottom w:type="dxa" w:w="60"/>
+              <w:top w:type="dxa" w:w="50"/>
+              <w:left w:type="dxa" w:w="110"/>
+              <w:bottom w:type="dxa" w:w="50"/>
               <w:right w:type="dxa" w:w="110"/>
             </w:tcMar>
             <w:vAlign w:val="center"/>
@@ -2074,27 +2029,27 @@
           <w:tcPr>
             <w:tcW w:type="dxa" w:w="4212"/>
             <w:tcMar>
-              <w:top w:type="dxa" w:w="60"/>
-              <w:left w:type="dxa" w:w="110"/>
-              <w:bottom w:type="dxa" w:w="60"/>
-              <w:right w:type="dxa" w:w="110"/>
-            </w:tcMar>
-            <w:vAlign w:val="center"/>
-          </w:tcPr>
-          <w:p>
-            <w:pPr>
-              <w:spacing w:after="40" w:before="40"/>
-            </w:pPr>
-            <w:r>
-              <w:rPr>
-                <w:rFonts w:ascii="Calibri" w:cs="Calibri" w:eastAsia="Calibri" w:hAnsi="Calibri"/>
-                <w:b w:val="false"/>
-                <w:bCs w:val="false"/>
-                <w:color w:val="212121"/>
-                <w:sz w:val="20"/>
-                <w:szCs w:val="20"/>
-              </w:rPr>
-              <w:t xml:space="preserve">% gap of median modal price below MSP (2025-26 CACP)</w:t>
+              <w:top w:type="dxa" w:w="50"/>
+              <w:left w:type="dxa" w:w="110"/>
+              <w:bottom w:type="dxa" w:w="50"/>
+              <w:right w:type="dxa" w:w="110"/>
+            </w:tcMar>
+            <w:vAlign w:val="center"/>
+          </w:tcPr>
+          <w:p>
+            <w:pPr>
+              <w:spacing w:after="40" w:before="40"/>
+            </w:pPr>
+            <w:r>
+              <w:rPr>
+                <w:rFonts w:ascii="Calibri" w:cs="Calibri" w:eastAsia="Calibri" w:hAnsi="Calibri"/>
+                <w:b w:val="false"/>
+                <w:bCs w:val="false"/>
+                <w:color w:val="212121"/>
+                <w:sz w:val="20"/>
+                <w:szCs w:val="20"/>
+              </w:rPr>
+              <w:t xml:space="preserve">% of median modal price below MSP</w:t>
             </w:r>
           </w:p>
         </w:tc>
@@ -2104,9 +2059,9 @@
           <w:tcPr>
             <w:tcW w:type="dxa" w:w="2340"/>
             <w:tcMar>
-              <w:top w:type="dxa" w:w="60"/>
-              <w:left w:type="dxa" w:w="110"/>
-              <w:bottom w:type="dxa" w:w="60"/>
+              <w:top w:type="dxa" w:w="50"/>
+              <w:left w:type="dxa" w:w="110"/>
+              <w:bottom w:type="dxa" w:w="50"/>
               <w:right w:type="dxa" w:w="110"/>
             </w:tcMar>
             <w:vAlign w:val="center"/>
@@ -2132,27 +2087,27 @@
           <w:tcPr>
             <w:tcW w:type="dxa" w:w="2808"/>
             <w:tcMar>
-              <w:top w:type="dxa" w:w="60"/>
-              <w:left w:type="dxa" w:w="110"/>
-              <w:bottom w:type="dxa" w:w="60"/>
-              <w:right w:type="dxa" w:w="110"/>
-            </w:tcMar>
-            <w:vAlign w:val="center"/>
-          </w:tcPr>
-          <w:p>
-            <w:pPr>
-              <w:spacing w:after="40" w:before="40"/>
-            </w:pPr>
-            <w:r>
-              <w:rPr>
-                <w:rFonts w:ascii="Calibri" w:cs="Calibri" w:eastAsia="Calibri" w:hAnsi="Calibri"/>
-                <w:b w:val="false"/>
-                <w:bCs w:val="false"/>
-                <w:color w:val="212121"/>
-                <w:sz w:val="20"/>
-                <w:szCs w:val="20"/>
-              </w:rPr>
-              <w:t xml:space="preserve">NASA MODIS MOD13Q1 via ORNL</w:t>
+              <w:top w:type="dxa" w:w="50"/>
+              <w:left w:type="dxa" w:w="110"/>
+              <w:bottom w:type="dxa" w:w="50"/>
+              <w:right w:type="dxa" w:w="110"/>
+            </w:tcMar>
+            <w:vAlign w:val="center"/>
+          </w:tcPr>
+          <w:p>
+            <w:pPr>
+              <w:spacing w:after="40" w:before="40"/>
+            </w:pPr>
+            <w:r>
+              <w:rPr>
+                <w:rFonts w:ascii="Calibri" w:cs="Calibri" w:eastAsia="Calibri" w:hAnsi="Calibri"/>
+                <w:b w:val="false"/>
+                <w:bCs w:val="false"/>
+                <w:color w:val="212121"/>
+                <w:sz w:val="20"/>
+                <w:szCs w:val="20"/>
+              </w:rPr>
+              <w:t xml:space="preserve">NASA MODIS MOD13Q1</w:t>
             </w:r>
           </w:p>
         </w:tc>
@@ -2160,27 +2115,27 @@
           <w:tcPr>
             <w:tcW w:type="dxa" w:w="4212"/>
             <w:tcMar>
-              <w:top w:type="dxa" w:w="60"/>
-              <w:left w:type="dxa" w:w="110"/>
-              <w:bottom w:type="dxa" w:w="60"/>
-              <w:right w:type="dxa" w:w="110"/>
-            </w:tcMar>
-            <w:vAlign w:val="center"/>
-          </w:tcPr>
-          <w:p>
-            <w:pPr>
-              <w:spacing w:after="40" w:before="40"/>
-            </w:pPr>
-            <w:r>
-              <w:rPr>
-                <w:rFonts w:ascii="Calibri" w:cs="Calibri" w:eastAsia="Calibri" w:hAnsi="Calibri"/>
-                <w:b w:val="false"/>
-                <w:bCs w:val="false"/>
-                <w:color w:val="212121"/>
-                <w:sz w:val="20"/>
-                <w:szCs w:val="20"/>
-              </w:rPr>
-              <w:t xml:space="preserve">actual crop canopy health from space, 16-day composites</w:t>
+              <w:top w:type="dxa" w:w="50"/>
+              <w:left w:type="dxa" w:w="110"/>
+              <w:bottom w:type="dxa" w:w="50"/>
+              <w:right w:type="dxa" w:w="110"/>
+            </w:tcMar>
+            <w:vAlign w:val="center"/>
+          </w:tcPr>
+          <w:p>
+            <w:pPr>
+              <w:spacing w:after="40" w:before="40"/>
+            </w:pPr>
+            <w:r>
+              <w:rPr>
+                <w:rFonts w:ascii="Calibri" w:cs="Calibri" w:eastAsia="Calibri" w:hAnsi="Calibri"/>
+                <w:b w:val="false"/>
+                <w:bCs w:val="false"/>
+                <w:color w:val="212121"/>
+                <w:sz w:val="20"/>
+                <w:szCs w:val="20"/>
+              </w:rPr>
+              <w:t xml:space="preserve">crop canopy health from space</w:t>
             </w:r>
           </w:p>
         </w:tc>
@@ -2190,9 +2145,9 @@
           <w:tcPr>
             <w:tcW w:type="dxa" w:w="2340"/>
             <w:tcMar>
-              <w:top w:type="dxa" w:w="60"/>
-              <w:left w:type="dxa" w:w="110"/>
-              <w:bottom w:type="dxa" w:w="60"/>
+              <w:top w:type="dxa" w:w="50"/>
+              <w:left w:type="dxa" w:w="110"/>
+              <w:bottom w:type="dxa" w:w="50"/>
               <w:right w:type="dxa" w:w="110"/>
             </w:tcMar>
             <w:vAlign w:val="center"/>
@@ -2218,9 +2173,9 @@
           <w:tcPr>
             <w:tcW w:type="dxa" w:w="2808"/>
             <w:tcMar>
-              <w:top w:type="dxa" w:w="60"/>
-              <w:left w:type="dxa" w:w="110"/>
-              <w:bottom w:type="dxa" w:w="60"/>
+              <w:top w:type="dxa" w:w="50"/>
+              <w:left w:type="dxa" w:w="110"/>
+              <w:bottom w:type="dxa" w:w="50"/>
               <w:right w:type="dxa" w:w="110"/>
             </w:tcMar>
             <w:vAlign w:val="center"/>
@@ -2246,27 +2201,27 @@
           <w:tcPr>
             <w:tcW w:type="dxa" w:w="4212"/>
             <w:tcMar>
-              <w:top w:type="dxa" w:w="60"/>
-              <w:left w:type="dxa" w:w="110"/>
-              <w:bottom w:type="dxa" w:w="60"/>
-              <w:right w:type="dxa" w:w="110"/>
-            </w:tcMar>
-            <w:vAlign w:val="center"/>
-          </w:tcPr>
-          <w:p>
-            <w:pPr>
-              <w:spacing w:after="40" w:before="40"/>
-            </w:pPr>
-            <w:r>
-              <w:rPr>
-                <w:rFonts w:ascii="Calibri" w:cs="Calibri" w:eastAsia="Calibri" w:hAnsi="Calibri"/>
-                <w:b w:val="false"/>
-                <w:bCs w:val="false"/>
-                <w:color w:val="212121"/>
-                <w:sz w:val="20"/>
-                <w:szCs w:val="20"/>
-              </w:rPr>
-              <w:t xml:space="preserve">nearness to the crop-loan due window — the coincidence amplifier</w:t>
+              <w:top w:type="dxa" w:w="50"/>
+              <w:left w:type="dxa" w:w="110"/>
+              <w:bottom w:type="dxa" w:w="50"/>
+              <w:right w:type="dxa" w:w="110"/>
+            </w:tcMar>
+            <w:vAlign w:val="center"/>
+          </w:tcPr>
+          <w:p>
+            <w:pPr>
+              <w:spacing w:after="40" w:before="40"/>
+            </w:pPr>
+            <w:r>
+              <w:rPr>
+                <w:rFonts w:ascii="Calibri" w:cs="Calibri" w:eastAsia="Calibri" w:hAnsi="Calibri"/>
+                <w:b w:val="false"/>
+                <w:bCs w:val="false"/>
+                <w:color w:val="212121"/>
+                <w:sz w:val="20"/>
+                <w:szCs w:val="20"/>
+              </w:rPr>
+              <w:t xml:space="preserve">nearness to loan-due window (amplifier)</w:t>
             </w:r>
           </w:p>
         </w:tc>
@@ -2277,10 +2232,258 @@
         <w:spacing w:after="60"/>
       </w:pPr>
     </w:p>
+    <w:tbl>
+      <w:tblPr>
+        <w:tblW w:type="dxa" w:w="9000"/>
+        <w:tblBorders>
+          <w:top w:val="single" w:color="auto" w:sz="4"/>
+          <w:left w:val="single" w:color="auto" w:sz="4"/>
+          <w:bottom w:val="single" w:color="auto" w:sz="4"/>
+          <w:right w:val="single" w:color="auto" w:sz="4"/>
+          <w:insideH w:val="single" w:color="auto" w:sz="4"/>
+          <w:insideV w:val="single" w:color="auto" w:sz="4"/>
+        </w:tblBorders>
+      </w:tblPr>
+      <w:tblGrid>
+        <w:gridCol w:w="3000"/>
+        <w:gridCol w:w="420"/>
+        <w:gridCol w:w="2400"/>
+        <w:gridCol w:w="420"/>
+        <w:gridCol w:w="2760"/>
+      </w:tblGrid>
+      <w:tr>
+        <w:tc>
+          <w:tcPr>
+            <w:tcW w:type="dxa" w:w="3000"/>
+            <w:shd w:fill="E8F5E9" w:val="clear"/>
+            <w:tcMar>
+              <w:top w:type="dxa" w:w="70"/>
+              <w:left w:type="dxa" w:w="90"/>
+              <w:bottom w:type="dxa" w:w="70"/>
+              <w:right w:type="dxa" w:w="90"/>
+            </w:tcMar>
+            <w:vAlign w:val="center"/>
+          </w:tcPr>
+          <w:p>
+            <w:pPr>
+              <w:spacing w:after="24"/>
+              <w:jc w:val="center"/>
+            </w:pPr>
+            <w:r>
+              <w:rPr>
+                <w:rFonts w:ascii="Calibri" w:cs="Calibri" w:eastAsia="Calibri" w:hAnsi="Calibri"/>
+                <w:b/>
+                <w:bCs/>
+                <w:color w:val="1B5E20"/>
+                <w:sz w:val="17"/>
+                <w:szCs w:val="17"/>
+              </w:rPr>
+              <w:t xml:space="preserve">Drought</w:t>
+            </w:r>
+          </w:p>
+          <w:p>
+            <w:pPr>
+              <w:spacing w:after="24"/>
+              <w:jc w:val="center"/>
+            </w:pPr>
+            <w:r>
+              <w:rPr>
+                <w:rFonts w:ascii="Calibri" w:cs="Calibri" w:eastAsia="Calibri" w:hAnsi="Calibri"/>
+                <w:b/>
+                <w:bCs/>
+                <w:color w:val="1B5E20"/>
+                <w:sz w:val="17"/>
+                <w:szCs w:val="17"/>
+              </w:rPr>
+              <w:t xml:space="preserve">Price gap vs MSP</w:t>
+            </w:r>
+          </w:p>
+          <w:p>
+            <w:pPr>
+              <w:spacing w:after="24"/>
+              <w:jc w:val="center"/>
+            </w:pPr>
+            <w:r>
+              <w:rPr>
+                <w:rFonts w:ascii="Calibri" w:cs="Calibri" w:eastAsia="Calibri" w:hAnsi="Calibri"/>
+                <w:b/>
+                <w:bCs/>
+                <w:color w:val="1B5E20"/>
+                <w:sz w:val="17"/>
+                <w:szCs w:val="17"/>
+              </w:rPr>
+              <w:t xml:space="preserve">NDVI (satellite)</w:t>
+            </w:r>
+          </w:p>
+          <w:p>
+            <w:pPr>
+              <w:spacing w:after="0"/>
+              <w:jc w:val="center"/>
+            </w:pPr>
+            <w:r>
+              <w:rPr>
+                <w:rFonts w:ascii="Calibri" w:cs="Calibri" w:eastAsia="Calibri" w:hAnsi="Calibri"/>
+                <w:b/>
+                <w:bCs/>
+                <w:color w:val="1B5E20"/>
+                <w:sz w:val="17"/>
+                <w:szCs w:val="17"/>
+              </w:rPr>
+              <w:t xml:space="preserve">Repayment proximity</w:t>
+            </w:r>
+          </w:p>
+        </w:tc>
+        <w:tc>
+          <w:tcPr>
+            <w:tcW w:type="dxa" w:w="420"/>
+            <w:tcMar>
+              <w:top w:type="dxa" w:w="90"/>
+              <w:bottom w:type="dxa" w:w="90"/>
+            </w:tcMar>
+            <w:vAlign w:val="center"/>
+          </w:tcPr>
+          <w:p>
+            <w:pPr>
+              <w:jc w:val="center"/>
+            </w:pPr>
+            <w:r>
+              <w:rPr>
+                <w:rFonts w:ascii="Calibri" w:cs="Calibri" w:eastAsia="Calibri" w:hAnsi="Calibri"/>
+                <w:b/>
+                <w:bCs/>
+                <w:color w:val="2E7D32"/>
+                <w:sz w:val="26"/>
+                <w:szCs w:val="26"/>
+              </w:rPr>
+              <w:t xml:space="preserve">→</w:t>
+            </w:r>
+          </w:p>
+        </w:tc>
+        <w:tc>
+          <w:tcPr>
+            <w:tcW w:type="dxa" w:w="2400"/>
+            <w:shd w:fill="DDEBDD" w:val="clear"/>
+            <w:tcMar>
+              <w:top w:type="dxa" w:w="90"/>
+              <w:left w:type="dxa" w:w="70"/>
+              <w:bottom w:type="dxa" w:w="90"/>
+              <w:right w:type="dxa" w:w="70"/>
+            </w:tcMar>
+            <w:vAlign w:val="center"/>
+          </w:tcPr>
+          <w:p>
+            <w:pPr>
+              <w:spacing w:after="24"/>
+              <w:jc w:val="center"/>
+            </w:pPr>
+            <w:r>
+              <w:rPr>
+                <w:rFonts w:ascii="Calibri" w:cs="Calibri" w:eastAsia="Calibri" w:hAnsi="Calibri"/>
+                <w:b/>
+                <w:bCs/>
+                <w:color w:val="1B5E20"/>
+                <w:sz w:val="18"/>
+                <w:szCs w:val="18"/>
+              </w:rPr>
+              <w:t xml:space="preserve">LightGBM</w:t>
+            </w:r>
+          </w:p>
+          <w:p>
+            <w:pPr>
+              <w:jc w:val="center"/>
+            </w:pPr>
+            <w:r>
+              <w:rPr>
+                <w:rFonts w:ascii="Calibri" w:cs="Calibri" w:eastAsia="Calibri" w:hAnsi="Calibri"/>
+                <w:color w:val="616161"/>
+                <w:sz w:val="15"/>
+                <w:szCs w:val="15"/>
+              </w:rPr>
+              <w:t xml:space="preserve">gradient-boosted fusion</w:t>
+            </w:r>
+          </w:p>
+        </w:tc>
+        <w:tc>
+          <w:tcPr>
+            <w:tcW w:type="dxa" w:w="420"/>
+            <w:tcMar>
+              <w:top w:type="dxa" w:w="90"/>
+              <w:bottom w:type="dxa" w:w="90"/>
+            </w:tcMar>
+            <w:vAlign w:val="center"/>
+          </w:tcPr>
+          <w:p>
+            <w:pPr>
+              <w:jc w:val="center"/>
+            </w:pPr>
+            <w:r>
+              <w:rPr>
+                <w:rFonts w:ascii="Calibri" w:cs="Calibri" w:eastAsia="Calibri" w:hAnsi="Calibri"/>
+                <w:b/>
+                <w:bCs/>
+                <w:color w:val="2E7D32"/>
+                <w:sz w:val="26"/>
+                <w:szCs w:val="26"/>
+              </w:rPr>
+              <w:t xml:space="preserve">→</w:t>
+            </w:r>
+          </w:p>
+        </w:tc>
+        <w:tc>
+          <w:tcPr>
+            <w:tcW w:type="dxa" w:w="2760"/>
+            <w:shd w:fill="1B5E20" w:val="clear"/>
+            <w:tcMar>
+              <w:top w:type="dxa" w:w="90"/>
+              <w:left w:type="dxa" w:w="70"/>
+              <w:bottom w:type="dxa" w:w="90"/>
+              <w:right w:type="dxa" w:w="70"/>
+            </w:tcMar>
+            <w:vAlign w:val="center"/>
+          </w:tcPr>
+          <w:p>
+            <w:pPr>
+              <w:spacing w:after="24"/>
+              <w:jc w:val="center"/>
+            </w:pPr>
+            <w:r>
+              <w:rPr>
+                <w:rFonts w:ascii="Calibri" w:cs="Calibri" w:eastAsia="Calibri" w:hAnsi="Calibri"/>
+                <w:b/>
+                <w:bCs/>
+                <w:color w:val="FFFFFF"/>
+                <w:sz w:val="18"/>
+                <w:szCs w:val="18"/>
+              </w:rPr>
+              <w:t xml:space="preserve">FSI 0–100</w:t>
+            </w:r>
+          </w:p>
+          <w:p>
+            <w:pPr>
+              <w:jc w:val="center"/>
+            </w:pPr>
+            <w:r>
+              <w:rPr>
+                <w:rFonts w:ascii="Calibri" w:cs="Calibri" w:eastAsia="Calibri" w:hAnsi="Calibri"/>
+                <w:color w:val="616161"/>
+                <w:sz w:val="15"/>
+                <w:szCs w:val="15"/>
+              </w:rPr>
+              <w:t xml:space="preserve">&gt; 75 = CRITICAL alert</w:t>
+            </w:r>
+          </w:p>
+        </w:tc>
+      </w:tr>
+    </w:tbl>
+    <w:p>
+      <w:pPr>
+        <w:spacing w:after="80"/>
+      </w:pPr>
+    </w:p>
     <w:p>
       <w:pPr>
         <w:pStyle w:val="Heading2"/>
-        <w:spacing w:after="160" w:before="280"/>
+        <w:spacing w:after="120" w:before="220"/>
       </w:pPr>
       <w:r>
         <w:rPr>
@@ -2291,12 +2494,12 @@
           <w:sz w:val="26"/>
           <w:szCs w:val="26"/>
         </w:rPr>
-        <w:t xml:space="preserve">4.2  The FSI model — and what its metrics do and do not mean</w:t>
-      </w:r>
-    </w:p>
-    <w:p>
-      <w:pPr>
-        <w:spacing w:after="160" w:before="0"/>
+        <w:t xml:space="preserve">4.2  The FSI model — what its metrics do and do not mean</w:t>
+      </w:r>
+    </w:p>
+    <w:p>
+      <w:pPr>
+        <w:spacing w:after="140" w:before="0"/>
       </w:pPr>
       <w:r>
         <w:rPr>
@@ -2304,7 +2507,7 @@
           <w:sz w:val="22"/>
           <w:szCs w:val="22"/>
         </w:rPr>
-        <w:t xml:space="preserve">A LightGBM regressor maps the four signals plus month/crop/region context to FSI 0–100. It is trained on our custom 13,644-row synthetic-but-grounded dataset (Section 6) and evaluated on </w:t>
+        <w:t xml:space="preserve">A LightGBM regressor maps the four signals plus month/crop/region to FSI 0–100, trained on our 13,644-row synthetic dataset (§6) and evaluated on </w:t>
       </w:r>
       <w:r>
         <w:rPr>
@@ -2350,9 +2553,9 @@
             <w:tcW w:type="dxa" w:w="5148"/>
             <w:shd w:fill="1B5E20" w:val="clear"/>
             <w:tcMar>
-              <w:top w:type="dxa" w:w="60"/>
-              <w:left w:type="dxa" w:w="110"/>
-              <w:bottom w:type="dxa" w:w="60"/>
+              <w:top w:type="dxa" w:w="50"/>
+              <w:left w:type="dxa" w:w="110"/>
+              <w:bottom w:type="dxa" w:w="50"/>
               <w:right w:type="dxa" w:w="110"/>
             </w:tcMar>
             <w:vAlign w:val="center"/>
@@ -2379,9 +2582,9 @@
             <w:tcW w:type="dxa" w:w="4212"/>
             <w:shd w:fill="1B5E20" w:val="clear"/>
             <w:tcMar>
-              <w:top w:type="dxa" w:w="60"/>
-              <w:left w:type="dxa" w:w="110"/>
-              <w:bottom w:type="dxa" w:w="60"/>
+              <w:top w:type="dxa" w:w="50"/>
+              <w:left w:type="dxa" w:w="110"/>
+              <w:bottom w:type="dxa" w:w="50"/>
               <w:right w:type="dxa" w:w="110"/>
             </w:tcMar>
             <w:vAlign w:val="center"/>
@@ -2409,9 +2612,9 @@
           <w:tcPr>
             <w:tcW w:type="dxa" w:w="5148"/>
             <w:tcMar>
-              <w:top w:type="dxa" w:w="60"/>
-              <w:left w:type="dxa" w:w="110"/>
-              <w:bottom w:type="dxa" w:w="60"/>
+              <w:top w:type="dxa" w:w="50"/>
+              <w:left w:type="dxa" w:w="110"/>
+              <w:bottom w:type="dxa" w:w="50"/>
               <w:right w:type="dxa" w:w="110"/>
             </w:tcMar>
             <w:vAlign w:val="center"/>
@@ -2437,9 +2640,9 @@
           <w:tcPr>
             <w:tcW w:type="dxa" w:w="4212"/>
             <w:tcMar>
-              <w:top w:type="dxa" w:w="60"/>
-              <w:left w:type="dxa" w:w="110"/>
-              <w:bottom w:type="dxa" w:w="60"/>
+              <w:top w:type="dxa" w:w="50"/>
+              <w:left w:type="dxa" w:w="110"/>
+              <w:bottom w:type="dxa" w:w="50"/>
               <w:right w:type="dxa" w:w="110"/>
             </w:tcMar>
             <w:vAlign w:val="center"/>
@@ -2467,9 +2670,9 @@
           <w:tcPr>
             <w:tcW w:type="dxa" w:w="5148"/>
             <w:tcMar>
-              <w:top w:type="dxa" w:w="60"/>
-              <w:left w:type="dxa" w:w="110"/>
-              <w:bottom w:type="dxa" w:w="60"/>
+              <w:top w:type="dxa" w:w="50"/>
+              <w:left w:type="dxa" w:w="110"/>
+              <w:bottom w:type="dxa" w:w="50"/>
               <w:right w:type="dxa" w:w="110"/>
             </w:tcMar>
             <w:vAlign w:val="center"/>
@@ -2495,9 +2698,9 @@
           <w:tcPr>
             <w:tcW w:type="dxa" w:w="4212"/>
             <w:tcMar>
-              <w:top w:type="dxa" w:w="60"/>
-              <w:left w:type="dxa" w:w="110"/>
-              <w:bottom w:type="dxa" w:w="60"/>
+              <w:top w:type="dxa" w:w="50"/>
+              <w:left w:type="dxa" w:w="110"/>
+              <w:bottom w:type="dxa" w:w="50"/>
               <w:right w:type="dxa" w:w="110"/>
             </w:tcMar>
             <w:vAlign w:val="center"/>
@@ -2525,9 +2728,9 @@
           <w:tcPr>
             <w:tcW w:type="dxa" w:w="5148"/>
             <w:tcMar>
-              <w:top w:type="dxa" w:w="60"/>
-              <w:left w:type="dxa" w:w="110"/>
-              <w:bottom w:type="dxa" w:w="60"/>
+              <w:top w:type="dxa" w:w="50"/>
+              <w:left w:type="dxa" w:w="110"/>
+              <w:bottom w:type="dxa" w:w="50"/>
               <w:right w:type="dxa" w:w="110"/>
             </w:tcMar>
             <w:vAlign w:val="center"/>
@@ -2553,9 +2756,9 @@
           <w:tcPr>
             <w:tcW w:type="dxa" w:w="4212"/>
             <w:tcMar>
-              <w:top w:type="dxa" w:w="60"/>
-              <w:left w:type="dxa" w:w="110"/>
-              <w:bottom w:type="dxa" w:w="60"/>
+              <w:top w:type="dxa" w:w="50"/>
+              <w:left w:type="dxa" w:w="110"/>
+              <w:bottom w:type="dxa" w:w="50"/>
               <w:right w:type="dxa" w:w="110"/>
             </w:tcMar>
             <w:vAlign w:val="center"/>
@@ -2583,9 +2786,9 @@
           <w:tcPr>
             <w:tcW w:type="dxa" w:w="5148"/>
             <w:tcMar>
-              <w:top w:type="dxa" w:w="60"/>
-              <w:left w:type="dxa" w:w="110"/>
-              <w:bottom w:type="dxa" w:w="60"/>
+              <w:top w:type="dxa" w:w="50"/>
+              <w:left w:type="dxa" w:w="110"/>
+              <w:bottom w:type="dxa" w:w="50"/>
               <w:right w:type="dxa" w:w="110"/>
             </w:tcMar>
             <w:vAlign w:val="center"/>
@@ -2611,9 +2814,9 @@
           <w:tcPr>
             <w:tcW w:type="dxa" w:w="4212"/>
             <w:tcMar>
-              <w:top w:type="dxa" w:w="60"/>
-              <w:left w:type="dxa" w:w="110"/>
-              <w:bottom w:type="dxa" w:w="60"/>
+              <w:top w:type="dxa" w:w="50"/>
+              <w:left w:type="dxa" w:w="110"/>
+              <w:bottom w:type="dxa" w:w="50"/>
               <w:right w:type="dxa" w:w="110"/>
             </w:tcMar>
             <w:vAlign w:val="center"/>
@@ -2644,7 +2847,7 @@
     </w:p>
     <w:p>
       <w:pPr>
-        <w:spacing w:after="160" w:before="0"/>
+        <w:spacing w:after="140" w:before="0"/>
       </w:pPr>
       <w:r>
         <w:rPr>
@@ -2655,7 +2858,7 @@
           <w:sz w:val="22"/>
           <w:szCs w:val="22"/>
         </w:rPr>
-        <w:t xml:space="preserve">What these numbers mean — stated plainly: </w:t>
+        <w:t xml:space="preserve">What these numbers mean, plainly: </w:t>
       </w:r>
       <w:r>
         <w:rPr>
@@ -2663,7 +2866,7 @@
           <w:sz w:val="22"/>
           <w:szCs w:val="22"/>
         </w:rPr>
-        <w:t xml:space="preserve">the synthetic labels are generated by our own domain-logic formula (weighted signals + coincidence interactions + noise), so on this data the model is recovering a function we designed. These metrics therefore measure </w:t>
+        <w:t xml:space="preserve">our synthetic labels come from a domain-logic formula, so the model is recovering a function we designed. The metrics measure </w:t>
       </w:r>
       <w:r>
         <w:rPr>
@@ -2673,7 +2876,7 @@
           <w:sz w:val="22"/>
           <w:szCs w:val="22"/>
         </w:rPr>
-        <w:t xml:space="preserve">internal consistency of the pipeline — that the model faithfully encodes the domain logic and generalizes it across unseen talukas — not real-world predictive power. </w:t>
+        <w:t xml:space="preserve">internal pipeline consistency — not real-world predictive power. </w:t>
       </w:r>
       <w:r>
         <w:rPr>
@@ -2681,26 +2884,12 @@
           <w:sz w:val="22"/>
           <w:szCs w:val="22"/>
         </w:rPr>
-        <w:t xml:space="preserve">Real validation is exactly what the pilot in Section 8 is designed to produce: alert precision measured against officer-verified ground truth over one monsoon season. We consider it a feature of this submission that the ML claim is scoped honestly.</w:t>
-      </w:r>
-    </w:p>
-    <w:p>
-      <w:pPr>
-        <w:spacing w:after="160" w:before="0"/>
-      </w:pPr>
-      <w:r>
-        <w:rPr>
-          <w:rFonts w:ascii="Calibri" w:cs="Calibri" w:eastAsia="Calibri" w:hAnsi="Calibri"/>
-          <w:color w:val="212121"/>
-          <w:sz w:val="22"/>
-          <w:szCs w:val="22"/>
-        </w:rPr>
-        <w:t xml:space="preserve">The label formula itself encodes the core domain insight: distress spikes when crop failure coincides with the loan-repayment deadline — interaction terms (drought × repayment, price × repayment) amplify the base signal, mirroring the documented Oct–Jan clustering of farmer suicides.</w:t>
-      </w:r>
-    </w:p>
-    <w:p>
-      <w:pPr>
-        <w:spacing w:after="160" w:before="0"/>
+        <w:t xml:space="preserve">Real validation is the §8 pilot: alert precision vs officer-verified ground truth over one season. Scoping the ML claim honestly is deliberate.</w:t>
+      </w:r>
+    </w:p>
+    <w:p>
+      <w:pPr>
+        <w:spacing w:after="140" w:before="0"/>
       </w:pPr>
       <w:r>
         <w:rPr>
@@ -2710,7 +2899,7 @@
           <w:sz w:val="22"/>
           <w:szCs w:val="22"/>
         </w:rPr>
-        <w:t xml:space="preserve">Why FSI &gt; 75 as the critical threshold? </w:t>
+        <w:t xml:space="preserve">Threshold FSI &gt; 75 </w:t>
       </w:r>
       <w:r>
         <w:rPr>
@@ -2718,13 +2907,13 @@
           <w:sz w:val="22"/>
           <w:szCs w:val="22"/>
         </w:rPr>
-        <w:t xml:space="preserve">It is a tunable operating point, not a discovered truth: 75 balances alert recall (0.78) against precision (0.83) on the synthetic distribution, i.e. roughly one false alert per four raised. In deployment the threshold is calibrated per district against officer response capacity during the pilot.</w:t>
+        <w:t xml:space="preserve">is a tunable operating point (recall 0.78 / precision 0.83 ≈ one false alert per four), calibrated per district against officer capacity in the pilot. The label's interaction terms (drought × repayment, price × repayment) encode the core insight: distress spikes when crop failure meets the loan deadline — the documented Oct–Jan clustering.</w:t>
       </w:r>
     </w:p>
     <w:p>
       <w:pPr>
         <w:pStyle w:val="Heading2"/>
-        <w:spacing w:after="160" w:before="280"/>
+        <w:spacing w:after="120" w:before="220"/>
       </w:pPr>
       <w:r>
         <w:rPr>
@@ -2735,7 +2924,7 @@
           <w:sz w:val="26"/>
           <w:szCs w:val="26"/>
         </w:rPr>
-        <w:t xml:space="preserve">4.3  Context engineering (track slide 8, all six elements)</w:t>
+        <w:t xml:space="preserve">4.3  Context engineering (track slide 8 — all six elements)</w:t>
       </w:r>
     </w:p>
     <w:tbl>
@@ -2763,9 +2952,9 @@
             <w:tcW w:type="dxa" w:w="3276"/>
             <w:shd w:fill="1B5E20" w:val="clear"/>
             <w:tcMar>
-              <w:top w:type="dxa" w:w="60"/>
-              <w:left w:type="dxa" w:w="110"/>
-              <w:bottom w:type="dxa" w:w="60"/>
+              <w:top w:type="dxa" w:w="50"/>
+              <w:left w:type="dxa" w:w="110"/>
+              <w:bottom w:type="dxa" w:w="50"/>
               <w:right w:type="dxa" w:w="110"/>
             </w:tcMar>
             <w:vAlign w:val="center"/>
@@ -2792,9 +2981,9 @@
             <w:tcW w:type="dxa" w:w="6084"/>
             <w:shd w:fill="1B5E20" w:val="clear"/>
             <w:tcMar>
-              <w:top w:type="dxa" w:w="60"/>
-              <w:left w:type="dxa" w:w="110"/>
-              <w:bottom w:type="dxa" w:w="60"/>
+              <w:top w:type="dxa" w:w="50"/>
+              <w:left w:type="dxa" w:w="110"/>
+              <w:bottom w:type="dxa" w:w="50"/>
               <w:right w:type="dxa" w:w="110"/>
             </w:tcMar>
             <w:vAlign w:val="center"/>
@@ -2822,9 +3011,9 @@
           <w:tcPr>
             <w:tcW w:type="dxa" w:w="3276"/>
             <w:tcMar>
-              <w:top w:type="dxa" w:w="60"/>
-              <w:left w:type="dxa" w:w="110"/>
-              <w:bottom w:type="dxa" w:w="60"/>
+              <w:top w:type="dxa" w:w="50"/>
+              <w:left w:type="dxa" w:w="110"/>
+              <w:bottom w:type="dxa" w:w="50"/>
               <w:right w:type="dxa" w:w="110"/>
             </w:tcMar>
             <w:vAlign w:val="center"/>
@@ -2850,27 +3039,27 @@
           <w:tcPr>
             <w:tcW w:type="dxa" w:w="6084"/>
             <w:tcMar>
-              <w:top w:type="dxa" w:w="60"/>
-              <w:left w:type="dxa" w:w="110"/>
-              <w:bottom w:type="dxa" w:w="60"/>
-              <w:right w:type="dxa" w:w="110"/>
-            </w:tcMar>
-            <w:vAlign w:val="center"/>
-          </w:tcPr>
-          <w:p>
-            <w:pPr>
-              <w:spacing w:after="40" w:before="40"/>
-            </w:pPr>
-            <w:r>
-              <w:rPr>
-                <w:rFonts w:ascii="Calibri" w:cs="Calibri" w:eastAsia="Calibri" w:hAnsi="Calibri"/>
-                <w:b w:val="false"/>
-                <w:bCs w:val="false"/>
-                <w:color w:val="212121"/>
-                <w:sz w:val="20"/>
-                <w:szCs w:val="20"/>
-              </w:rPr>
-              <w:t xml:space="preserve">agent must call MCP tools for every fact; zero bare LLM answers</w:t>
+              <w:top w:type="dxa" w:w="50"/>
+              <w:left w:type="dxa" w:w="110"/>
+              <w:bottom w:type="dxa" w:w="50"/>
+              <w:right w:type="dxa" w:w="110"/>
+            </w:tcMar>
+            <w:vAlign w:val="center"/>
+          </w:tcPr>
+          <w:p>
+            <w:pPr>
+              <w:spacing w:after="40" w:before="40"/>
+            </w:pPr>
+            <w:r>
+              <w:rPr>
+                <w:rFonts w:ascii="Calibri" w:cs="Calibri" w:eastAsia="Calibri" w:hAnsi="Calibri"/>
+                <w:b w:val="false"/>
+                <w:bCs w:val="false"/>
+                <w:color w:val="212121"/>
+                <w:sz w:val="20"/>
+                <w:szCs w:val="20"/>
+              </w:rPr>
+              <w:t xml:space="preserve">agent calls MCP tools for every fact; zero bare answers</w:t>
             </w:r>
           </w:p>
         </w:tc>
@@ -2880,9 +3069,9 @@
           <w:tcPr>
             <w:tcW w:type="dxa" w:w="3276"/>
             <w:tcMar>
-              <w:top w:type="dxa" w:w="60"/>
-              <w:left w:type="dxa" w:w="110"/>
-              <w:bottom w:type="dxa" w:w="60"/>
+              <w:top w:type="dxa" w:w="50"/>
+              <w:left w:type="dxa" w:w="110"/>
+              <w:bottom w:type="dxa" w:w="50"/>
               <w:right w:type="dxa" w:w="110"/>
             </w:tcMar>
             <w:vAlign w:val="center"/>
@@ -2908,27 +3097,27 @@
           <w:tcPr>
             <w:tcW w:type="dxa" w:w="6084"/>
             <w:tcMar>
-              <w:top w:type="dxa" w:w="60"/>
-              <w:left w:type="dxa" w:w="110"/>
-              <w:bottom w:type="dxa" w:w="60"/>
-              <w:right w:type="dxa" w:w="110"/>
-            </w:tcMar>
-            <w:vAlign w:val="center"/>
-          </w:tcPr>
-          <w:p>
-            <w:pPr>
-              <w:spacing w:after="40" w:before="40"/>
-            </w:pPr>
-            <w:r>
-              <w:rPr>
-                <w:rFonts w:ascii="Calibri" w:cs="Calibri" w:eastAsia="Calibri" w:hAnsi="Calibri"/>
-                <w:b w:val="false"/>
-                <w:bCs w:val="false"/>
-                <w:color w:val="212121"/>
-                <w:sz w:val="20"/>
-                <w:szCs w:val="20"/>
-              </w:rPr>
-              <w:t xml:space="preserve">SQLite farmer history: district, crop, past FSI, claims — recalled every turn</w:t>
+              <w:top w:type="dxa" w:w="50"/>
+              <w:left w:type="dxa" w:w="110"/>
+              <w:bottom w:type="dxa" w:w="50"/>
+              <w:right w:type="dxa" w:w="110"/>
+            </w:tcMar>
+            <w:vAlign w:val="center"/>
+          </w:tcPr>
+          <w:p>
+            <w:pPr>
+              <w:spacing w:after="40" w:before="40"/>
+            </w:pPr>
+            <w:r>
+              <w:rPr>
+                <w:rFonts w:ascii="Calibri" w:cs="Calibri" w:eastAsia="Calibri" w:hAnsi="Calibri"/>
+                <w:b w:val="false"/>
+                <w:bCs w:val="false"/>
+                <w:color w:val="212121"/>
+                <w:sz w:val="20"/>
+                <w:szCs w:val="20"/>
+              </w:rPr>
+              <w:t xml:space="preserve">SQLite history: district, crop, past FSI, claims — recalled each turn</w:t>
             </w:r>
           </w:p>
         </w:tc>
@@ -2938,27 +3127,27 @@
           <w:tcPr>
             <w:tcW w:type="dxa" w:w="3276"/>
             <w:tcMar>
-              <w:top w:type="dxa" w:w="60"/>
-              <w:left w:type="dxa" w:w="110"/>
-              <w:bottom w:type="dxa" w:w="60"/>
-              <w:right w:type="dxa" w:w="110"/>
-            </w:tcMar>
-            <w:vAlign w:val="center"/>
-          </w:tcPr>
-          <w:p>
-            <w:pPr>
-              <w:spacing w:after="40" w:before="40"/>
-            </w:pPr>
-            <w:r>
-              <w:rPr>
-                <w:rFonts w:ascii="Calibri" w:cs="Calibri" w:eastAsia="Calibri" w:hAnsi="Calibri"/>
-                <w:b w:val="false"/>
-                <w:bCs w:val="false"/>
-                <w:color w:val="212121"/>
-                <w:sz w:val="20"/>
-                <w:szCs w:val="20"/>
-              </w:rPr>
-              <w:t xml:space="preserve">Localization-aware context</w:t>
+              <w:top w:type="dxa" w:w="50"/>
+              <w:left w:type="dxa" w:w="110"/>
+              <w:bottom w:type="dxa" w:w="50"/>
+              <w:right w:type="dxa" w:w="110"/>
+            </w:tcMar>
+            <w:vAlign w:val="center"/>
+          </w:tcPr>
+          <w:p>
+            <w:pPr>
+              <w:spacing w:after="40" w:before="40"/>
+            </w:pPr>
+            <w:r>
+              <w:rPr>
+                <w:rFonts w:ascii="Calibri" w:cs="Calibri" w:eastAsia="Calibri" w:hAnsi="Calibri"/>
+                <w:b w:val="false"/>
+                <w:bCs w:val="false"/>
+                <w:color w:val="212121"/>
+                <w:sz w:val="20"/>
+                <w:szCs w:val="20"/>
+              </w:rPr>
+              <w:t xml:space="preserve">Localization-aware</w:t>
             </w:r>
           </w:p>
         </w:tc>
@@ -2966,27 +3155,27 @@
           <w:tcPr>
             <w:tcW w:type="dxa" w:w="6084"/>
             <w:tcMar>
-              <w:top w:type="dxa" w:w="60"/>
-              <w:left w:type="dxa" w:w="110"/>
-              <w:bottom w:type="dxa" w:w="60"/>
-              <w:right w:type="dxa" w:w="110"/>
-            </w:tcMar>
-            <w:vAlign w:val="center"/>
-          </w:tcPr>
-          <w:p>
-            <w:pPr>
-              <w:spacing w:after="40" w:before="40"/>
-            </w:pPr>
-            <w:r>
-              <w:rPr>
-                <w:rFonts w:ascii="Calibri" w:cs="Calibri" w:eastAsia="Calibri" w:hAnsi="Calibri"/>
-                <w:b w:val="false"/>
-                <w:bCs w:val="false"/>
-                <w:color w:val="212121"/>
-                <w:sz w:val="20"/>
-                <w:szCs w:val="20"/>
-              </w:rPr>
-              <w:t xml:space="preserve">Marathi-first replies; Hindi/English auto-detected and matched; MSP in ₹/quintal; correct Devanagari district spellings pinned</w:t>
+              <w:top w:type="dxa" w:w="50"/>
+              <w:left w:type="dxa" w:w="110"/>
+              <w:bottom w:type="dxa" w:w="50"/>
+              <w:right w:type="dxa" w:w="110"/>
+            </w:tcMar>
+            <w:vAlign w:val="center"/>
+          </w:tcPr>
+          <w:p>
+            <w:pPr>
+              <w:spacing w:after="40" w:before="40"/>
+            </w:pPr>
+            <w:r>
+              <w:rPr>
+                <w:rFonts w:ascii="Calibri" w:cs="Calibri" w:eastAsia="Calibri" w:hAnsi="Calibri"/>
+                <w:b w:val="false"/>
+                <w:bCs w:val="false"/>
+                <w:color w:val="212121"/>
+                <w:sz w:val="20"/>
+                <w:szCs w:val="20"/>
+              </w:rPr>
+              <w:t xml:space="preserve">Marathi-first; Hindi/English auto-matched; ₹/quintal; Devanagari spellings pinned</w:t>
             </w:r>
           </w:p>
         </w:tc>
@@ -2996,27 +3185,27 @@
           <w:tcPr>
             <w:tcW w:type="dxa" w:w="3276"/>
             <w:tcMar>
-              <w:top w:type="dxa" w:w="60"/>
-              <w:left w:type="dxa" w:w="110"/>
-              <w:bottom w:type="dxa" w:w="60"/>
-              <w:right w:type="dxa" w:w="110"/>
-            </w:tcMar>
-            <w:vAlign w:val="center"/>
-          </w:tcPr>
-          <w:p>
-            <w:pPr>
-              <w:spacing w:after="40" w:before="40"/>
-            </w:pPr>
-            <w:r>
-              <w:rPr>
-                <w:rFonts w:ascii="Calibri" w:cs="Calibri" w:eastAsia="Calibri" w:hAnsi="Calibri"/>
-                <w:b w:val="false"/>
-                <w:bCs w:val="false"/>
-                <w:color w:val="212121"/>
-                <w:sz w:val="20"/>
-                <w:szCs w:val="20"/>
-              </w:rPr>
-              <w:t xml:space="preserve">Retrieval-augmented grounding</w:t>
+              <w:top w:type="dxa" w:w="50"/>
+              <w:left w:type="dxa" w:w="110"/>
+              <w:bottom w:type="dxa" w:w="50"/>
+              <w:right w:type="dxa" w:w="110"/>
+            </w:tcMar>
+            <w:vAlign w:val="center"/>
+          </w:tcPr>
+          <w:p>
+            <w:pPr>
+              <w:spacing w:after="40" w:before="40"/>
+            </w:pPr>
+            <w:r>
+              <w:rPr>
+                <w:rFonts w:ascii="Calibri" w:cs="Calibri" w:eastAsia="Calibri" w:hAnsi="Calibri"/>
+                <w:b w:val="false"/>
+                <w:bCs w:val="false"/>
+                <w:color w:val="212121"/>
+                <w:sz w:val="20"/>
+                <w:szCs w:val="20"/>
+              </w:rPr>
+              <w:t xml:space="preserve">Retrieval grounding</w:t>
             </w:r>
           </w:p>
         </w:tc>
@@ -3024,27 +3213,27 @@
           <w:tcPr>
             <w:tcW w:type="dxa" w:w="6084"/>
             <w:tcMar>
-              <w:top w:type="dxa" w:w="60"/>
-              <w:left w:type="dxa" w:w="110"/>
-              <w:bottom w:type="dxa" w:w="60"/>
-              <w:right w:type="dxa" w:w="110"/>
-            </w:tcMar>
-            <w:vAlign w:val="center"/>
-          </w:tcPr>
-          <w:p>
-            <w:pPr>
-              <w:spacing w:after="40" w:before="40"/>
-            </w:pPr>
-            <w:r>
-              <w:rPr>
-                <w:rFonts w:ascii="Calibri" w:cs="Calibri" w:eastAsia="Calibri" w:hAnsi="Calibri"/>
-                <w:b w:val="false"/>
-                <w:bCs w:val="false"/>
-                <w:color w:val="212121"/>
-                <w:sz w:val="20"/>
-                <w:szCs w:val="20"/>
-              </w:rPr>
-              <w:t xml:space="preserve">crop calendar, MSP tables, district registry injected as curated context</w:t>
+              <w:top w:type="dxa" w:w="50"/>
+              <w:left w:type="dxa" w:w="110"/>
+              <w:bottom w:type="dxa" w:w="50"/>
+              <w:right w:type="dxa" w:w="110"/>
+            </w:tcMar>
+            <w:vAlign w:val="center"/>
+          </w:tcPr>
+          <w:p>
+            <w:pPr>
+              <w:spacing w:after="40" w:before="40"/>
+            </w:pPr>
+            <w:r>
+              <w:rPr>
+                <w:rFonts w:ascii="Calibri" w:cs="Calibri" w:eastAsia="Calibri" w:hAnsi="Calibri"/>
+                <w:b w:val="false"/>
+                <w:bCs w:val="false"/>
+                <w:color w:val="212121"/>
+                <w:sz w:val="20"/>
+                <w:szCs w:val="20"/>
+              </w:rPr>
+              <w:t xml:space="preserve">crop calendar, MSP tables, district registry as curated context</w:t>
             </w:r>
           </w:p>
         </w:tc>
@@ -3054,27 +3243,27 @@
           <w:tcPr>
             <w:tcW w:type="dxa" w:w="3276"/>
             <w:tcMar>
-              <w:top w:type="dxa" w:w="60"/>
-              <w:left w:type="dxa" w:w="110"/>
-              <w:bottom w:type="dxa" w:w="60"/>
-              <w:right w:type="dxa" w:w="110"/>
-            </w:tcMar>
-            <w:vAlign w:val="center"/>
-          </w:tcPr>
-          <w:p>
-            <w:pPr>
-              <w:spacing w:after="40" w:before="40"/>
-            </w:pPr>
-            <w:r>
-              <w:rPr>
-                <w:rFonts w:ascii="Calibri" w:cs="Calibri" w:eastAsia="Calibri" w:hAnsi="Calibri"/>
-                <w:b w:val="false"/>
-                <w:bCs w:val="false"/>
-                <w:color w:val="212121"/>
-                <w:sz w:val="20"/>
-                <w:szCs w:val="20"/>
-              </w:rPr>
-              <w:t xml:space="preserve">Guardrails &amp; validation</w:t>
+              <w:top w:type="dxa" w:w="50"/>
+              <w:left w:type="dxa" w:w="110"/>
+              <w:bottom w:type="dxa" w:w="50"/>
+              <w:right w:type="dxa" w:w="110"/>
+            </w:tcMar>
+            <w:vAlign w:val="center"/>
+          </w:tcPr>
+          <w:p>
+            <w:pPr>
+              <w:spacing w:after="40" w:before="40"/>
+            </w:pPr>
+            <w:r>
+              <w:rPr>
+                <w:rFonts w:ascii="Calibri" w:cs="Calibri" w:eastAsia="Calibri" w:hAnsi="Calibri"/>
+                <w:b w:val="false"/>
+                <w:bCs w:val="false"/>
+                <w:color w:val="212121"/>
+                <w:sz w:val="20"/>
+                <w:szCs w:val="20"/>
+              </w:rPr>
+              <w:t xml:space="preserve">Guardrails</w:t>
             </w:r>
           </w:p>
         </w:tc>
@@ -3082,27 +3271,27 @@
           <w:tcPr>
             <w:tcW w:type="dxa" w:w="6084"/>
             <w:tcMar>
-              <w:top w:type="dxa" w:w="60"/>
-              <w:left w:type="dxa" w:w="110"/>
-              <w:bottom w:type="dxa" w:w="60"/>
-              <w:right w:type="dxa" w:w="110"/>
-            </w:tcMar>
-            <w:vAlign w:val="center"/>
-          </w:tcPr>
-          <w:p>
-            <w:pPr>
-              <w:spacing w:after="40" w:before="40"/>
-            </w:pPr>
-            <w:r>
-              <w:rPr>
-                <w:rFonts w:ascii="Calibri" w:cs="Calibri" w:eastAsia="Calibri" w:hAnsi="Calibri"/>
-                <w:b w:val="false"/>
-                <w:bCs w:val="false"/>
-                <w:color w:val="212121"/>
-                <w:sz w:val="20"/>
-                <w:szCs w:val="20"/>
-              </w:rPr>
-              <w:t xml:space="preserve">FSI thresholds decide alerts (not the LLM); simulation mode always labeled; helpline number in critical replies; no promises of money</w:t>
+              <w:top w:type="dxa" w:w="50"/>
+              <w:left w:type="dxa" w:w="110"/>
+              <w:bottom w:type="dxa" w:w="50"/>
+              <w:right w:type="dxa" w:w="110"/>
+            </w:tcMar>
+            <w:vAlign w:val="center"/>
+          </w:tcPr>
+          <w:p>
+            <w:pPr>
+              <w:spacing w:after="40" w:before="40"/>
+            </w:pPr>
+            <w:r>
+              <w:rPr>
+                <w:rFonts w:ascii="Calibri" w:cs="Calibri" w:eastAsia="Calibri" w:hAnsi="Calibri"/>
+                <w:b w:val="false"/>
+                <w:bCs w:val="false"/>
+                <w:color w:val="212121"/>
+                <w:sz w:val="20"/>
+                <w:szCs w:val="20"/>
+              </w:rPr>
+              <w:t xml:space="preserve">FSI thresholds decide alerts (not the LLM); SIMULATION always labeled; helpline in critical replies</w:t>
             </w:r>
           </w:p>
         </w:tc>
@@ -3112,9 +3301,9 @@
           <w:tcPr>
             <w:tcW w:type="dxa" w:w="3276"/>
             <w:tcMar>
-              <w:top w:type="dxa" w:w="60"/>
-              <w:left w:type="dxa" w:w="110"/>
-              <w:bottom w:type="dxa" w:w="60"/>
+              <w:top w:type="dxa" w:w="50"/>
+              <w:left w:type="dxa" w:w="110"/>
+              <w:bottom w:type="dxa" w:w="50"/>
               <w:right w:type="dxa" w:w="110"/>
             </w:tcMar>
             <w:vAlign w:val="center"/>
@@ -3140,27 +3329,27 @@
           <w:tcPr>
             <w:tcW w:type="dxa" w:w="6084"/>
             <w:tcMar>
-              <w:top w:type="dxa" w:w="60"/>
-              <w:left w:type="dxa" w:w="110"/>
-              <w:bottom w:type="dxa" w:w="60"/>
-              <w:right w:type="dxa" w:w="110"/>
-            </w:tcMar>
-            <w:vAlign w:val="center"/>
-          </w:tcPr>
-          <w:p>
-            <w:pPr>
-              <w:spacing w:after="40" w:before="40"/>
-            </w:pPr>
-            <w:r>
-              <w:rPr>
-                <w:rFonts w:ascii="Calibri" w:cs="Calibri" w:eastAsia="Calibri" w:hAnsi="Calibri"/>
-                <w:b w:val="false"/>
-                <w:bCs w:val="false"/>
-                <w:color w:val="212121"/>
-                <w:sz w:val="20"/>
-                <w:szCs w:val="20"/>
-              </w:rPr>
-              <w:t xml:space="preserve">plan → signals → FSI → alert decision → claim draft, state carried across steps</w:t>
+              <w:top w:type="dxa" w:w="50"/>
+              <w:left w:type="dxa" w:w="110"/>
+              <w:bottom w:type="dxa" w:w="50"/>
+              <w:right w:type="dxa" w:w="110"/>
+            </w:tcMar>
+            <w:vAlign w:val="center"/>
+          </w:tcPr>
+          <w:p>
+            <w:pPr>
+              <w:spacing w:after="40" w:before="40"/>
+            </w:pPr>
+            <w:r>
+              <w:rPr>
+                <w:rFonts w:ascii="Calibri" w:cs="Calibri" w:eastAsia="Calibri" w:hAnsi="Calibri"/>
+                <w:b w:val="false"/>
+                <w:bCs w:val="false"/>
+                <w:color w:val="212121"/>
+                <w:sz w:val="20"/>
+                <w:szCs w:val="20"/>
+              </w:rPr>
+              <w:t xml:space="preserve">plan → signals → FSI → alert → claim, state carried across steps</w:t>
             </w:r>
           </w:p>
         </w:tc>
@@ -3169,7 +3358,7 @@
     <w:p>
       <w:pPr>
         <w:pStyle w:val="Heading1"/>
-        <w:spacing w:after="200" w:before="360"/>
+        <w:spacing w:after="160" w:before="300"/>
       </w:pPr>
       <w:r>
         <w:rPr>
@@ -3185,24 +3374,7 @@
     </w:p>
     <w:p>
       <w:pPr>
-        <w:pStyle w:val="Heading2"/>
-        <w:spacing w:after="160" w:before="280"/>
-      </w:pPr>
-      <w:r>
-        <w:rPr>
-          <w:rFonts w:ascii="Calibri" w:cs="Calibri" w:eastAsia="Calibri" w:hAnsi="Calibri"/>
-          <w:b/>
-          <w:bCs/>
-          <w:color w:val="2E7D32"/>
-          <w:sz w:val="26"/>
-          <w:szCs w:val="26"/>
-        </w:rPr>
-        <w:t xml:space="preserve">5.1  Fairlearn bias audit (mandatory for vulnerable-population models)</w:t>
-      </w:r>
-    </w:p>
-    <w:p>
-      <w:pPr>
-        <w:spacing w:after="160" w:before="0"/>
+        <w:spacing w:after="140" w:before="0"/>
       </w:pPr>
       <w:r>
         <w:rPr>
@@ -3211,7 +3383,7 @@
           <w:sz w:val="22"/>
           <w:szCs w:val="22"/>
         </w:rPr>
-        <w:t xml:space="preserve">The FSI drives officer attention toward or away from farmers, so we audit the critical-alert decision (FSI &gt; 75) on held-out talukas. The harm metric — and the one we gate on — is the false-negative rate: a missed alert is a missed farmer.</w:t>
+        <w:t xml:space="preserve">The FSI directs officer attention, so we audit the critical-alert decision (FSI &gt; 75) on held-out talukas. The gated harm metric is the false-negative rate — a missed alert is a missed farmer.</w:t>
       </w:r>
     </w:p>
     <w:tbl>
@@ -3241,9 +3413,9 @@
             <w:tcW w:type="dxa" w:w="2808"/>
             <w:shd w:fill="1B5E20" w:val="clear"/>
             <w:tcMar>
-              <w:top w:type="dxa" w:w="60"/>
-              <w:left w:type="dxa" w:w="110"/>
-              <w:bottom w:type="dxa" w:w="60"/>
+              <w:top w:type="dxa" w:w="50"/>
+              <w:left w:type="dxa" w:w="110"/>
+              <w:bottom w:type="dxa" w:w="50"/>
               <w:right w:type="dxa" w:w="110"/>
             </w:tcMar>
             <w:vAlign w:val="center"/>
@@ -3270,9 +3442,9 @@
             <w:tcW w:type="dxa" w:w="2106"/>
             <w:shd w:fill="1B5E20" w:val="clear"/>
             <w:tcMar>
-              <w:top w:type="dxa" w:w="60"/>
-              <w:left w:type="dxa" w:w="110"/>
-              <w:bottom w:type="dxa" w:w="60"/>
+              <w:top w:type="dxa" w:w="50"/>
+              <w:left w:type="dxa" w:w="110"/>
+              <w:bottom w:type="dxa" w:w="50"/>
               <w:right w:type="dxa" w:w="110"/>
             </w:tcMar>
             <w:vAlign w:val="center"/>
@@ -3299,9 +3471,9 @@
             <w:tcW w:type="dxa" w:w="2680"/>
             <w:shd w:fill="1B5E20" w:val="clear"/>
             <w:tcMar>
-              <w:top w:type="dxa" w:w="60"/>
-              <w:left w:type="dxa" w:w="110"/>
-              <w:bottom w:type="dxa" w:w="60"/>
+              <w:top w:type="dxa" w:w="50"/>
+              <w:left w:type="dxa" w:w="110"/>
+              <w:bottom w:type="dxa" w:w="50"/>
               <w:right w:type="dxa" w:w="110"/>
             </w:tcMar>
             <w:vAlign w:val="center"/>
@@ -3328,9 +3500,9 @@
             <w:tcW w:type="dxa" w:w="1766"/>
             <w:shd w:fill="1B5E20" w:val="clear"/>
             <w:tcMar>
-              <w:top w:type="dxa" w:w="60"/>
-              <w:left w:type="dxa" w:w="110"/>
-              <w:bottom w:type="dxa" w:w="60"/>
+              <w:top w:type="dxa" w:w="50"/>
+              <w:left w:type="dxa" w:w="110"/>
+              <w:bottom w:type="dxa" w:w="50"/>
               <w:right w:type="dxa" w:w="110"/>
             </w:tcMar>
             <w:vAlign w:val="center"/>
@@ -3358,9 +3530,9 @@
           <w:tcPr>
             <w:tcW w:type="dxa" w:w="2808"/>
             <w:tcMar>
-              <w:top w:type="dxa" w:w="60"/>
-              <w:left w:type="dxa" w:w="110"/>
-              <w:bottom w:type="dxa" w:w="60"/>
+              <w:top w:type="dxa" w:w="50"/>
+              <w:left w:type="dxa" w:w="110"/>
+              <w:bottom w:type="dxa" w:w="50"/>
               <w:right w:type="dxa" w:w="110"/>
             </w:tcMar>
             <w:vAlign w:val="center"/>
@@ -3386,9 +3558,9 @@
           <w:tcPr>
             <w:tcW w:type="dxa" w:w="2106"/>
             <w:tcMar>
-              <w:top w:type="dxa" w:w="60"/>
-              <w:left w:type="dxa" w:w="110"/>
-              <w:bottom w:type="dxa" w:w="60"/>
+              <w:top w:type="dxa" w:w="50"/>
+              <w:left w:type="dxa" w:w="110"/>
+              <w:bottom w:type="dxa" w:w="50"/>
               <w:right w:type="dxa" w:w="110"/>
             </w:tcMar>
             <w:vAlign w:val="center"/>
@@ -3414,9 +3586,9 @@
           <w:tcPr>
             <w:tcW w:type="dxa" w:w="2680"/>
             <w:tcMar>
-              <w:top w:type="dxa" w:w="60"/>
-              <w:left w:type="dxa" w:w="110"/>
-              <w:bottom w:type="dxa" w:w="60"/>
+              <w:top w:type="dxa" w:w="50"/>
+              <w:left w:type="dxa" w:w="110"/>
+              <w:bottom w:type="dxa" w:w="50"/>
               <w:right w:type="dxa" w:w="110"/>
             </w:tcMar>
             <w:vAlign w:val="center"/>
@@ -3442,9 +3614,9 @@
           <w:tcPr>
             <w:tcW w:type="dxa" w:w="1766"/>
             <w:tcMar>
-              <w:top w:type="dxa" w:w="60"/>
-              <w:left w:type="dxa" w:w="110"/>
-              <w:bottom w:type="dxa" w:w="60"/>
+              <w:top w:type="dxa" w:w="50"/>
+              <w:left w:type="dxa" w:w="110"/>
+              <w:bottom w:type="dxa" w:w="50"/>
               <w:right w:type="dxa" w:w="110"/>
             </w:tcMar>
             <w:vAlign w:val="center"/>
@@ -3472,9 +3644,9 @@
           <w:tcPr>
             <w:tcW w:type="dxa" w:w="2808"/>
             <w:tcMar>
-              <w:top w:type="dxa" w:w="60"/>
-              <w:left w:type="dxa" w:w="110"/>
-              <w:bottom w:type="dxa" w:w="60"/>
+              <w:top w:type="dxa" w:w="50"/>
+              <w:left w:type="dxa" w:w="110"/>
+              <w:bottom w:type="dxa" w:w="50"/>
               <w:right w:type="dxa" w:w="110"/>
             </w:tcMar>
             <w:vAlign w:val="center"/>
@@ -3500,9 +3672,9 @@
           <w:tcPr>
             <w:tcW w:type="dxa" w:w="2106"/>
             <w:tcMar>
-              <w:top w:type="dxa" w:w="60"/>
-              <w:left w:type="dxa" w:w="110"/>
-              <w:bottom w:type="dxa" w:w="60"/>
+              <w:top w:type="dxa" w:w="50"/>
+              <w:left w:type="dxa" w:w="110"/>
+              <w:bottom w:type="dxa" w:w="50"/>
               <w:right w:type="dxa" w:w="110"/>
             </w:tcMar>
             <w:vAlign w:val="center"/>
@@ -3528,9 +3700,9 @@
           <w:tcPr>
             <w:tcW w:type="dxa" w:w="2680"/>
             <w:tcMar>
-              <w:top w:type="dxa" w:w="60"/>
-              <w:left w:type="dxa" w:w="110"/>
-              <w:bottom w:type="dxa" w:w="60"/>
+              <w:top w:type="dxa" w:w="50"/>
+              <w:left w:type="dxa" w:w="110"/>
+              <w:bottom w:type="dxa" w:w="50"/>
               <w:right w:type="dxa" w:w="110"/>
             </w:tcMar>
             <w:vAlign w:val="center"/>
@@ -3556,9 +3728,9 @@
           <w:tcPr>
             <w:tcW w:type="dxa" w:w="1766"/>
             <w:tcMar>
-              <w:top w:type="dxa" w:w="60"/>
-              <w:left w:type="dxa" w:w="110"/>
-              <w:bottom w:type="dxa" w:w="60"/>
+              <w:top w:type="dxa" w:w="50"/>
+              <w:left w:type="dxa" w:w="110"/>
+              <w:bottom w:type="dxa" w:w="50"/>
               <w:right w:type="dxa" w:w="110"/>
             </w:tcMar>
             <w:vAlign w:val="center"/>
@@ -3586,9 +3758,9 @@
           <w:tcPr>
             <w:tcW w:type="dxa" w:w="2808"/>
             <w:tcMar>
-              <w:top w:type="dxa" w:w="60"/>
-              <w:left w:type="dxa" w:w="110"/>
-              <w:bottom w:type="dxa" w:w="60"/>
+              <w:top w:type="dxa" w:w="50"/>
+              <w:left w:type="dxa" w:w="110"/>
+              <w:bottom w:type="dxa" w:w="50"/>
               <w:right w:type="dxa" w:w="110"/>
             </w:tcMar>
             <w:vAlign w:val="center"/>
@@ -3614,9 +3786,9 @@
           <w:tcPr>
             <w:tcW w:type="dxa" w:w="2106"/>
             <w:tcMar>
-              <w:top w:type="dxa" w:w="60"/>
-              <w:left w:type="dxa" w:w="110"/>
-              <w:bottom w:type="dxa" w:w="60"/>
+              <w:top w:type="dxa" w:w="50"/>
+              <w:left w:type="dxa" w:w="110"/>
+              <w:bottom w:type="dxa" w:w="50"/>
               <w:right w:type="dxa" w:w="110"/>
             </w:tcMar>
             <w:vAlign w:val="center"/>
@@ -3642,9 +3814,9 @@
           <w:tcPr>
             <w:tcW w:type="dxa" w:w="2680"/>
             <w:tcMar>
-              <w:top w:type="dxa" w:w="60"/>
-              <w:left w:type="dxa" w:w="110"/>
-              <w:bottom w:type="dxa" w:w="60"/>
+              <w:top w:type="dxa" w:w="50"/>
+              <w:left w:type="dxa" w:w="110"/>
+              <w:bottom w:type="dxa" w:w="50"/>
               <w:right w:type="dxa" w:w="110"/>
             </w:tcMar>
             <w:vAlign w:val="center"/>
@@ -3670,9 +3842,9 @@
           <w:tcPr>
             <w:tcW w:type="dxa" w:w="1766"/>
             <w:tcMar>
-              <w:top w:type="dxa" w:w="60"/>
-              <w:left w:type="dxa" w:w="110"/>
-              <w:bottom w:type="dxa" w:w="60"/>
+              <w:top w:type="dxa" w:w="50"/>
+              <w:left w:type="dxa" w:w="110"/>
+              <w:bottom w:type="dxa" w:w="50"/>
               <w:right w:type="dxa" w:w="110"/>
             </w:tcMar>
             <w:vAlign w:val="center"/>
@@ -3700,27 +3872,27 @@
           <w:tcPr>
             <w:tcW w:type="dxa" w:w="2808"/>
             <w:tcMar>
-              <w:top w:type="dxa" w:w="60"/>
-              <w:left w:type="dxa" w:w="110"/>
-              <w:bottom w:type="dxa" w:w="60"/>
-              <w:right w:type="dxa" w:w="110"/>
-            </w:tcMar>
-            <w:vAlign w:val="center"/>
-          </w:tcPr>
-          <w:p>
-            <w:pPr>
-              <w:spacing w:after="40" w:before="40"/>
-            </w:pPr>
-            <w:r>
-              <w:rPr>
-                <w:rFonts w:ascii="Calibri" w:cs="Calibri" w:eastAsia="Calibri" w:hAnsi="Calibri"/>
-                <w:b w:val="false"/>
-                <w:bCs w:val="false"/>
-                <w:color w:val="212121"/>
-                <w:sz w:val="20"/>
-                <w:szCs w:val="20"/>
-              </w:rPr>
-              <w:t xml:space="preserve">Gap across crops (cotton/soy/tur)</w:t>
+              <w:top w:type="dxa" w:w="50"/>
+              <w:left w:type="dxa" w:w="110"/>
+              <w:bottom w:type="dxa" w:w="50"/>
+              <w:right w:type="dxa" w:w="110"/>
+            </w:tcMar>
+            <w:vAlign w:val="center"/>
+          </w:tcPr>
+          <w:p>
+            <w:pPr>
+              <w:spacing w:after="40" w:before="40"/>
+            </w:pPr>
+            <w:r>
+              <w:rPr>
+                <w:rFonts w:ascii="Calibri" w:cs="Calibri" w:eastAsia="Calibri" w:hAnsi="Calibri"/>
+                <w:b w:val="false"/>
+                <w:bCs w:val="false"/>
+                <w:color w:val="212121"/>
+                <w:sz w:val="20"/>
+                <w:szCs w:val="20"/>
+              </w:rPr>
+              <w:t xml:space="preserve">Gap across crops</w:t>
             </w:r>
           </w:p>
         </w:tc>
@@ -3728,9 +3900,9 @@
           <w:tcPr>
             <w:tcW w:type="dxa" w:w="2106"/>
             <w:tcMar>
-              <w:top w:type="dxa" w:w="60"/>
-              <w:left w:type="dxa" w:w="110"/>
-              <w:bottom w:type="dxa" w:w="60"/>
+              <w:top w:type="dxa" w:w="50"/>
+              <w:left w:type="dxa" w:w="110"/>
+              <w:bottom w:type="dxa" w:w="50"/>
               <w:right w:type="dxa" w:w="110"/>
             </w:tcMar>
             <w:vAlign w:val="center"/>
@@ -3756,9 +3928,9 @@
           <w:tcPr>
             <w:tcW w:type="dxa" w:w="2680"/>
             <w:tcMar>
-              <w:top w:type="dxa" w:w="60"/>
-              <w:left w:type="dxa" w:w="110"/>
-              <w:bottom w:type="dxa" w:w="60"/>
+              <w:top w:type="dxa" w:w="50"/>
+              <w:left w:type="dxa" w:w="110"/>
+              <w:bottom w:type="dxa" w:w="50"/>
               <w:right w:type="dxa" w:w="110"/>
             </w:tcMar>
             <w:vAlign w:val="center"/>
@@ -3784,9 +3956,9 @@
           <w:tcPr>
             <w:tcW w:type="dxa" w:w="1766"/>
             <w:tcMar>
-              <w:top w:type="dxa" w:w="60"/>
-              <w:left w:type="dxa" w:w="110"/>
-              <w:bottom w:type="dxa" w:w="60"/>
+              <w:top w:type="dxa" w:w="50"/>
+              <w:left w:type="dxa" w:w="110"/>
+              <w:bottom w:type="dxa" w:w="50"/>
               <w:right w:type="dxa" w:w="110"/>
             </w:tcMar>
             <w:vAlign w:val="center"/>
@@ -3842,9 +4014,9 @@
             <w:tcW w:type="dxa" w:w="3276"/>
             <w:shd w:fill="1B5E20" w:val="clear"/>
             <w:tcMar>
-              <w:top w:type="dxa" w:w="60"/>
-              <w:left w:type="dxa" w:w="110"/>
-              <w:bottom w:type="dxa" w:w="60"/>
+              <w:top w:type="dxa" w:w="50"/>
+              <w:left w:type="dxa" w:w="110"/>
+              <w:bottom w:type="dxa" w:w="50"/>
               <w:right w:type="dxa" w:w="110"/>
             </w:tcMar>
             <w:vAlign w:val="center"/>
@@ -3871,9 +4043,9 @@
             <w:tcW w:type="dxa" w:w="2340"/>
             <w:shd w:fill="1B5E20" w:val="clear"/>
             <w:tcMar>
-              <w:top w:type="dxa" w:w="60"/>
-              <w:left w:type="dxa" w:w="110"/>
-              <w:bottom w:type="dxa" w:w="60"/>
+              <w:top w:type="dxa" w:w="50"/>
+              <w:left w:type="dxa" w:w="110"/>
+              <w:bottom w:type="dxa" w:w="50"/>
               <w:right w:type="dxa" w:w="110"/>
             </w:tcMar>
             <w:vAlign w:val="center"/>
@@ -3900,9 +4072,9 @@
             <w:tcW w:type="dxa" w:w="2106"/>
             <w:shd w:fill="1B5E20" w:val="clear"/>
             <w:tcMar>
-              <w:top w:type="dxa" w:w="60"/>
-              <w:left w:type="dxa" w:w="110"/>
-              <w:bottom w:type="dxa" w:w="60"/>
+              <w:top w:type="dxa" w:w="50"/>
+              <w:left w:type="dxa" w:w="110"/>
+              <w:bottom w:type="dxa" w:w="50"/>
               <w:right w:type="dxa" w:w="110"/>
             </w:tcMar>
             <w:vAlign w:val="center"/>
@@ -3929,9 +4101,9 @@
             <w:tcW w:type="dxa" w:w="1638"/>
             <w:shd w:fill="1B5E20" w:val="clear"/>
             <w:tcMar>
-              <w:top w:type="dxa" w:w="60"/>
-              <w:left w:type="dxa" w:w="110"/>
-              <w:bottom w:type="dxa" w:w="60"/>
+              <w:top w:type="dxa" w:w="50"/>
+              <w:left w:type="dxa" w:w="110"/>
+              <w:bottom w:type="dxa" w:w="50"/>
               <w:right w:type="dxa" w:w="110"/>
             </w:tcMar>
             <w:vAlign w:val="center"/>
@@ -3959,9 +4131,9 @@
           <w:tcPr>
             <w:tcW w:type="dxa" w:w="3276"/>
             <w:tcMar>
-              <w:top w:type="dxa" w:w="60"/>
-              <w:left w:type="dxa" w:w="110"/>
-              <w:bottom w:type="dxa" w:w="60"/>
+              <w:top w:type="dxa" w:w="50"/>
+              <w:left w:type="dxa" w:w="110"/>
+              <w:bottom w:type="dxa" w:w="50"/>
               <w:right w:type="dxa" w:w="110"/>
             </w:tcMar>
             <w:vAlign w:val="center"/>
@@ -3987,9 +4159,9 @@
           <w:tcPr>
             <w:tcW w:type="dxa" w:w="2340"/>
             <w:tcMar>
-              <w:top w:type="dxa" w:w="60"/>
-              <w:left w:type="dxa" w:w="110"/>
-              <w:bottom w:type="dxa" w:w="60"/>
+              <w:top w:type="dxa" w:w="50"/>
+              <w:left w:type="dxa" w:w="110"/>
+              <w:bottom w:type="dxa" w:w="50"/>
               <w:right w:type="dxa" w:w="110"/>
             </w:tcMar>
             <w:vAlign w:val="center"/>
@@ -4015,9 +4187,9 @@
           <w:tcPr>
             <w:tcW w:type="dxa" w:w="2106"/>
             <w:tcMar>
-              <w:top w:type="dxa" w:w="60"/>
-              <w:left w:type="dxa" w:w="110"/>
-              <w:bottom w:type="dxa" w:w="60"/>
+              <w:top w:type="dxa" w:w="50"/>
+              <w:left w:type="dxa" w:w="110"/>
+              <w:bottom w:type="dxa" w:w="50"/>
               <w:right w:type="dxa" w:w="110"/>
             </w:tcMar>
             <w:vAlign w:val="center"/>
@@ -4043,9 +4215,9 @@
           <w:tcPr>
             <w:tcW w:type="dxa" w:w="1638"/>
             <w:tcMar>
-              <w:top w:type="dxa" w:w="60"/>
-              <w:left w:type="dxa" w:w="110"/>
-              <w:bottom w:type="dxa" w:w="60"/>
+              <w:top w:type="dxa" w:w="50"/>
+              <w:left w:type="dxa" w:w="110"/>
+              <w:bottom w:type="dxa" w:w="50"/>
               <w:right w:type="dxa" w:w="110"/>
             </w:tcMar>
             <w:vAlign w:val="center"/>
@@ -4073,9 +4245,9 @@
           <w:tcPr>
             <w:tcW w:type="dxa" w:w="3276"/>
             <w:tcMar>
-              <w:top w:type="dxa" w:w="60"/>
-              <w:left w:type="dxa" w:w="110"/>
-              <w:bottom w:type="dxa" w:w="60"/>
+              <w:top w:type="dxa" w:w="50"/>
+              <w:left w:type="dxa" w:w="110"/>
+              <w:bottom w:type="dxa" w:w="50"/>
               <w:right w:type="dxa" w:w="110"/>
             </w:tcMar>
             <w:vAlign w:val="center"/>
@@ -4101,9 +4273,9 @@
           <w:tcPr>
             <w:tcW w:type="dxa" w:w="2340"/>
             <w:tcMar>
-              <w:top w:type="dxa" w:w="60"/>
-              <w:left w:type="dxa" w:w="110"/>
-              <w:bottom w:type="dxa" w:w="60"/>
+              <w:top w:type="dxa" w:w="50"/>
+              <w:left w:type="dxa" w:w="110"/>
+              <w:bottom w:type="dxa" w:w="50"/>
               <w:right w:type="dxa" w:w="110"/>
             </w:tcMar>
             <w:vAlign w:val="center"/>
@@ -4129,9 +4301,9 @@
           <w:tcPr>
             <w:tcW w:type="dxa" w:w="2106"/>
             <w:tcMar>
-              <w:top w:type="dxa" w:w="60"/>
-              <w:left w:type="dxa" w:w="110"/>
-              <w:bottom w:type="dxa" w:w="60"/>
+              <w:top w:type="dxa" w:w="50"/>
+              <w:left w:type="dxa" w:w="110"/>
+              <w:bottom w:type="dxa" w:w="50"/>
               <w:right w:type="dxa" w:w="110"/>
             </w:tcMar>
             <w:vAlign w:val="center"/>
@@ -4157,9 +4329,9 @@
           <w:tcPr>
             <w:tcW w:type="dxa" w:w="1638"/>
             <w:tcMar>
-              <w:top w:type="dxa" w:w="60"/>
-              <w:left w:type="dxa" w:w="110"/>
-              <w:bottom w:type="dxa" w:w="60"/>
+              <w:top w:type="dxa" w:w="50"/>
+              <w:left w:type="dxa" w:w="110"/>
+              <w:bottom w:type="dxa" w:w="50"/>
               <w:right w:type="dxa" w:w="110"/>
             </w:tcMar>
             <w:vAlign w:val="center"/>
@@ -4187,9 +4359,9 @@
           <w:tcPr>
             <w:tcW w:type="dxa" w:w="3276"/>
             <w:tcMar>
-              <w:top w:type="dxa" w:w="60"/>
-              <w:left w:type="dxa" w:w="110"/>
-              <w:bottom w:type="dxa" w:w="60"/>
+              <w:top w:type="dxa" w:w="50"/>
+              <w:left w:type="dxa" w:w="110"/>
+              <w:bottom w:type="dxa" w:w="50"/>
               <w:right w:type="dxa" w:w="110"/>
             </w:tcMar>
             <w:vAlign w:val="center"/>
@@ -4215,27 +4387,27 @@
           <w:tcPr>
             <w:tcW w:type="dxa" w:w="2340"/>
             <w:tcMar>
-              <w:top w:type="dxa" w:w="60"/>
-              <w:left w:type="dxa" w:w="110"/>
-              <w:bottom w:type="dxa" w:w="60"/>
-              <w:right w:type="dxa" w:w="110"/>
-            </w:tcMar>
-            <w:vAlign w:val="center"/>
-          </w:tcPr>
-          <w:p>
-            <w:pPr>
-              <w:spacing w:after="40" w:before="40"/>
-            </w:pPr>
-            <w:r>
-              <w:rPr>
-                <w:rFonts w:ascii="Calibri" w:cs="Calibri" w:eastAsia="Calibri" w:hAnsi="Calibri"/>
-                <w:b w:val="false"/>
-                <w:bCs w:val="false"/>
-                <w:color w:val="212121"/>
-                <w:sz w:val="20"/>
-                <w:szCs w:val="20"/>
-              </w:rPr>
-              <w:t xml:space="preserve">&lt; 2.0 points</w:t>
+              <w:top w:type="dxa" w:w="50"/>
+              <w:left w:type="dxa" w:w="110"/>
+              <w:bottom w:type="dxa" w:w="50"/>
+              <w:right w:type="dxa" w:w="110"/>
+            </w:tcMar>
+            <w:vAlign w:val="center"/>
+          </w:tcPr>
+          <w:p>
+            <w:pPr>
+              <w:spacing w:after="40" w:before="40"/>
+            </w:pPr>
+            <w:r>
+              <w:rPr>
+                <w:rFonts w:ascii="Calibri" w:cs="Calibri" w:eastAsia="Calibri" w:hAnsi="Calibri"/>
+                <w:b w:val="false"/>
+                <w:bCs w:val="false"/>
+                <w:color w:val="212121"/>
+                <w:sz w:val="20"/>
+                <w:szCs w:val="20"/>
+              </w:rPr>
+              <w:t xml:space="preserve">&lt; 2.0 pts</w:t>
             </w:r>
           </w:p>
         </w:tc>
@@ -4243,9 +4415,9 @@
           <w:tcPr>
             <w:tcW w:type="dxa" w:w="2106"/>
             <w:tcMar>
-              <w:top w:type="dxa" w:w="60"/>
-              <w:left w:type="dxa" w:w="110"/>
-              <w:bottom w:type="dxa" w:w="60"/>
+              <w:top w:type="dxa" w:w="50"/>
+              <w:left w:type="dxa" w:w="110"/>
+              <w:bottom w:type="dxa" w:w="50"/>
               <w:right w:type="dxa" w:w="110"/>
             </w:tcMar>
             <w:vAlign w:val="center"/>
@@ -4271,9 +4443,9 @@
           <w:tcPr>
             <w:tcW w:type="dxa" w:w="1638"/>
             <w:tcMar>
-              <w:top w:type="dxa" w:w="60"/>
-              <w:left w:type="dxa" w:w="110"/>
-              <w:bottom w:type="dxa" w:w="60"/>
+              <w:top w:type="dxa" w:w="50"/>
+              <w:left w:type="dxa" w:w="110"/>
+              <w:bottom w:type="dxa" w:w="50"/>
               <w:right w:type="dxa" w:w="110"/>
             </w:tcMar>
             <w:vAlign w:val="center"/>
@@ -4301,9 +4473,9 @@
           <w:tcPr>
             <w:tcW w:type="dxa" w:w="3276"/>
             <w:tcMar>
-              <w:top w:type="dxa" w:w="60"/>
-              <w:left w:type="dxa" w:w="110"/>
-              <w:bottom w:type="dxa" w:w="60"/>
+              <w:top w:type="dxa" w:w="50"/>
+              <w:left w:type="dxa" w:w="110"/>
+              <w:bottom w:type="dxa" w:w="50"/>
               <w:right w:type="dxa" w:w="110"/>
             </w:tcMar>
             <w:vAlign w:val="center"/>
@@ -4329,27 +4501,27 @@
           <w:tcPr>
             <w:tcW w:type="dxa" w:w="2340"/>
             <w:tcMar>
-              <w:top w:type="dxa" w:w="60"/>
-              <w:left w:type="dxa" w:w="110"/>
-              <w:bottom w:type="dxa" w:w="60"/>
-              <w:right w:type="dxa" w:w="110"/>
-            </w:tcMar>
-            <w:vAlign w:val="center"/>
-          </w:tcPr>
-          <w:p>
-            <w:pPr>
-              <w:spacing w:after="40" w:before="40"/>
-            </w:pPr>
-            <w:r>
-              <w:rPr>
-                <w:rFonts w:ascii="Calibri" w:cs="Calibri" w:eastAsia="Calibri" w:hAnsi="Calibri"/>
-                <w:b w:val="false"/>
-                <w:bCs w:val="false"/>
-                <w:color w:val="212121"/>
-                <w:sz w:val="20"/>
-                <w:szCs w:val="20"/>
-              </w:rPr>
-              <w:t xml:space="preserve">&lt; 2.0 points</w:t>
+              <w:top w:type="dxa" w:w="50"/>
+              <w:left w:type="dxa" w:w="110"/>
+              <w:bottom w:type="dxa" w:w="50"/>
+              <w:right w:type="dxa" w:w="110"/>
+            </w:tcMar>
+            <w:vAlign w:val="center"/>
+          </w:tcPr>
+          <w:p>
+            <w:pPr>
+              <w:spacing w:after="40" w:before="40"/>
+            </w:pPr>
+            <w:r>
+              <w:rPr>
+                <w:rFonts w:ascii="Calibri" w:cs="Calibri" w:eastAsia="Calibri" w:hAnsi="Calibri"/>
+                <w:b w:val="false"/>
+                <w:bCs w:val="false"/>
+                <w:color w:val="212121"/>
+                <w:sz w:val="20"/>
+                <w:szCs w:val="20"/>
+              </w:rPr>
+              <w:t xml:space="preserve">&lt; 2.0 pts</w:t>
             </w:r>
           </w:p>
         </w:tc>
@@ -4357,9 +4529,9 @@
           <w:tcPr>
             <w:tcW w:type="dxa" w:w="2106"/>
             <w:tcMar>
-              <w:top w:type="dxa" w:w="60"/>
-              <w:left w:type="dxa" w:w="110"/>
-              <w:bottom w:type="dxa" w:w="60"/>
+              <w:top w:type="dxa" w:w="50"/>
+              <w:left w:type="dxa" w:w="110"/>
+              <w:bottom w:type="dxa" w:w="50"/>
               <w:right w:type="dxa" w:w="110"/>
             </w:tcMar>
             <w:vAlign w:val="center"/>
@@ -4385,9 +4557,9 @@
           <w:tcPr>
             <w:tcW w:type="dxa" w:w="1638"/>
             <w:tcMar>
-              <w:top w:type="dxa" w:w="60"/>
-              <w:left w:type="dxa" w:w="110"/>
-              <w:bottom w:type="dxa" w:w="60"/>
+              <w:top w:type="dxa" w:w="50"/>
+              <w:left w:type="dxa" w:w="110"/>
+              <w:bottom w:type="dxa" w:w="50"/>
               <w:right w:type="dxa" w:w="110"/>
             </w:tcMar>
             <w:vAlign w:val="center"/>
@@ -4415,9 +4587,9 @@
           <w:tcPr>
             <w:tcW w:type="dxa" w:w="3276"/>
             <w:tcMar>
-              <w:top w:type="dxa" w:w="60"/>
-              <w:left w:type="dxa" w:w="110"/>
-              <w:bottom w:type="dxa" w:w="60"/>
+              <w:top w:type="dxa" w:w="50"/>
+              <w:left w:type="dxa" w:w="110"/>
+              <w:bottom w:type="dxa" w:w="50"/>
               <w:right w:type="dxa" w:w="110"/>
             </w:tcMar>
             <w:vAlign w:val="center"/>
@@ -4443,9 +4615,9 @@
           <w:tcPr>
             <w:tcW w:type="dxa" w:w="2340"/>
             <w:tcMar>
-              <w:top w:type="dxa" w:w="60"/>
-              <w:left w:type="dxa" w:w="110"/>
-              <w:bottom w:type="dxa" w:w="60"/>
+              <w:top w:type="dxa" w:w="50"/>
+              <w:left w:type="dxa" w:w="110"/>
+              <w:bottom w:type="dxa" w:w="50"/>
               <w:right w:type="dxa" w:w="110"/>
             </w:tcMar>
             <w:vAlign w:val="center"/>
@@ -4471,9 +4643,9 @@
           <w:tcPr>
             <w:tcW w:type="dxa" w:w="2106"/>
             <w:tcMar>
-              <w:top w:type="dxa" w:w="60"/>
-              <w:left w:type="dxa" w:w="110"/>
-              <w:bottom w:type="dxa" w:w="60"/>
+              <w:top w:type="dxa" w:w="50"/>
+              <w:left w:type="dxa" w:w="110"/>
+              <w:bottom w:type="dxa" w:w="50"/>
               <w:right w:type="dxa" w:w="110"/>
             </w:tcMar>
             <w:vAlign w:val="center"/>
@@ -4499,9 +4671,9 @@
           <w:tcPr>
             <w:tcW w:type="dxa" w:w="1638"/>
             <w:tcMar>
-              <w:top w:type="dxa" w:w="60"/>
-              <w:left w:type="dxa" w:w="110"/>
-              <w:bottom w:type="dxa" w:w="60"/>
+              <w:top w:type="dxa" w:w="50"/>
+              <w:left w:type="dxa" w:w="110"/>
+              <w:bottom w:type="dxa" w:w="50"/>
               <w:right w:type="dxa" w:w="110"/>
             </w:tcMar>
             <w:vAlign w:val="center"/>
@@ -4527,27 +4699,21 @@
     </w:tbl>
     <w:p>
       <w:pPr>
-        <w:spacing w:after="60"/>
-      </w:pPr>
-    </w:p>
-    <w:p>
-      <w:pPr>
-        <w:spacing w:after="160" w:before="0"/>
-      </w:pPr>
-      <w:r>
-        <w:rPr>
-          <w:rFonts w:ascii="Calibri" w:cs="Calibri" w:eastAsia="Calibri" w:hAnsi="Calibri"/>
-          <w:color w:val="212121"/>
+        <w:spacing w:after="140" w:before="80"/>
+      </w:pPr>
+      <w:r>
+        <w:rPr>
+          <w:rFonts w:ascii="Calibri" w:cs="Calibri" w:eastAsia="Calibri" w:hAnsi="Calibri"/>
           <w:sz w:val="22"/>
           <w:szCs w:val="22"/>
         </w:rPr>
-        <w:t xml:space="preserve">Gates apply per metric: false-negative-rate gaps are gated at 0.10; MAE gaps (0–100 scale) at 2.0 points. The alert-rate difference is monitored but deliberately not gated — Marathwada's higher alert rate reflects its genuinely higher drought propensity, and equalizing it would suppress true alerts there. Full report: model/fairlearn_report.md, regenerated by model/fairlearn_report.py on every retrain.</w:t>
+        <w:t xml:space="preserve">FNR gaps are gated at 0.10, MAE gaps at 2.0 points. Alert-rate is monitored not gated — Marathwada's higher rate reflects genuinely higher drought risk; equalizing it would suppress true alerts. Full report: model/fairlearn_report.md.</w:t>
       </w:r>
     </w:p>
     <w:p>
       <w:pPr>
         <w:pStyle w:val="Heading2"/>
-        <w:spacing w:after="160" w:before="280"/>
+        <w:spacing w:after="120" w:before="220"/>
       </w:pPr>
       <w:r>
         <w:rPr>
@@ -4558,7 +4724,7 @@
           <w:sz w:val="26"/>
           <w:szCs w:val="26"/>
         </w:rPr>
-        <w:t xml:space="preserve">5.2  Data ethics</w:t>
+        <w:t xml:space="preserve">5.2  Data ethics &amp; honest limitations</w:t>
       </w:r>
     </w:p>
     <w:p>
@@ -4568,7 +4734,7 @@
           <w:ilvl w:val="0"/>
           <w:numId w:val="2"/>
         </w:numPr>
-        <w:spacing w:after="100"/>
+        <w:spacing w:after="80"/>
       </w:pPr>
       <w:r>
         <w:rPr>
@@ -4577,7 +4743,7 @@
           <w:sz w:val="22"/>
           <w:szCs w:val="22"/>
         </w:rPr>
-        <w:t xml:space="preserve">No real farmer PII anywhere: training data is synthetic; live farmers are keyed by hashed WhatsApp numbers.</w:t>
+        <w:t xml:space="preserve">No real farmer PII: training data is synthetic; live farmers keyed by hashed WhatsApp numbers.</w:t>
       </w:r>
     </w:p>
     <w:p>
@@ -4587,7 +4753,7 @@
           <w:ilvl w:val="0"/>
           <w:numId w:val="2"/>
         </w:numPr>
-        <w:spacing w:after="100"/>
+        <w:spacing w:after="80"/>
       </w:pPr>
       <w:r>
         <w:rPr>
@@ -4596,7 +4762,7 @@
           <w:sz w:val="22"/>
           <w:szCs w:val="22"/>
         </w:rPr>
-        <w:t xml:space="preserve">Every data source cited in README: Open-Meteo (CC-BY 4.0), Agmarknet/data.gov.in, NASA MODIS, CACP MSP, public GeoJSON boundaries.</w:t>
+        <w:t xml:space="preserve">Every source cited (README): Open-Meteo CC-BY 4.0, Agmarknet, NASA MODIS, CACP MSP, public GeoJSON.</w:t>
       </w:r>
     </w:p>
     <w:p>
@@ -4606,7 +4772,7 @@
           <w:ilvl w:val="0"/>
           <w:numId w:val="2"/>
         </w:numPr>
-        <w:spacing w:after="100"/>
+        <w:spacing w:after="80"/>
       </w:pPr>
       <w:r>
         <w:rPr>
@@ -4615,24 +4781,7 @@
           <w:sz w:val="22"/>
           <w:szCs w:val="22"/>
         </w:rPr>
-        <w:t xml:space="preserve">Demo crisis scenario is always labeled 'SIMULATION' in every message and dashboard view — no fabricated live claims.</w:t>
-      </w:r>
-    </w:p>
-    <w:p>
-      <w:pPr>
-        <w:pStyle w:val="Heading2"/>
-        <w:spacing w:after="160" w:before="280"/>
-      </w:pPr>
-      <w:r>
-        <w:rPr>
-          <w:rFonts w:ascii="Calibri" w:cs="Calibri" w:eastAsia="Calibri" w:hAnsi="Calibri"/>
-          <w:b/>
-          <w:bCs/>
-          <w:color w:val="2E7D32"/>
-          <w:sz w:val="26"/>
-          <w:szCs w:val="26"/>
-        </w:rPr>
-        <w:t xml:space="preserve">5.3  Honest limitations</w:t>
+        <w:t xml:space="preserve">The demo crisis is always labeled 'SIMULATION' — no fabricated live claims.</w:t>
       </w:r>
     </w:p>
     <w:p>
@@ -4642,7 +4791,7 @@
           <w:ilvl w:val="0"/>
           <w:numId w:val="2"/>
         </w:numPr>
-        <w:spacing w:after="100"/>
+        <w:spacing w:after="80"/>
       </w:pPr>
       <w:r>
         <w:rPr>
@@ -4651,7 +4800,7 @@
           <w:sz w:val="22"/>
           <w:szCs w:val="22"/>
         </w:rPr>
-        <w:t xml:space="preserve">As stated in §4.2: the model's metrics measure internal consistency on synthetic data whose labels we generated — they are not evidence of real-world predictive power. The pilot (§8) exists precisely to produce that evidence before any resource-allocation use.</w:t>
+        <w:t xml:space="preserve">Metrics show pipeline consistency on synthetic data, not real-world prediction (see §4.2, §8 pilot).</w:t>
       </w:r>
     </w:p>
     <w:p>
@@ -4661,7 +4810,7 @@
           <w:ilvl w:val="0"/>
           <w:numId w:val="2"/>
         </w:numPr>
-        <w:spacing w:after="100"/>
+        <w:spacing w:after="80"/>
       </w:pPr>
       <w:r>
         <w:rPr>
@@ -4670,7 +4819,64 @@
           <w:sz w:val="22"/>
           <w:szCs w:val="22"/>
         </w:rPr>
-        <w:t xml:space="preserve">District-level signals mask farm-level variance; NDVI at district HQ is a proxy, not a per-field measurement.</w:t>
+        <w:t xml:space="preserve">District-level signals mask farm variance; the FSI is an officer-attention tool, never an automated eligibility or denial decision.</w:t>
+      </w:r>
+    </w:p>
+    <w:p>
+      <w:pPr>
+        <w:pStyle w:val="Heading1"/>
+        <w:spacing w:after="160" w:before="300"/>
+      </w:pPr>
+      <w:r>
+        <w:rPr>
+          <w:rFonts w:ascii="Calibri" w:cs="Calibri" w:eastAsia="Calibri" w:hAnsi="Calibri"/>
+          <w:b/>
+          <w:bCs/>
+          <w:color w:val="1B5E20"/>
+          <w:sz w:val="32"/>
+          <w:szCs w:val="32"/>
+        </w:rPr>
+        <w:t xml:space="preserve">6.  Custom Dataset — Flagged for IEEE Dataport</w:t>
+      </w:r>
+    </w:p>
+    <w:p>
+      <w:pPr>
+        <w:spacing w:after="140" w:before="0"/>
+      </w:pPr>
+      <w:r>
+        <w:rPr>
+          <w:rFonts w:ascii="Calibri" w:cs="Calibri" w:eastAsia="Calibri" w:hAnsi="Calibri"/>
+          <w:b/>
+          <w:bCs/>
+          <w:sz w:val="22"/>
+          <w:szCs w:val="22"/>
+        </w:rPr>
+        <w:t xml:space="preserve">maharashtra_ag_stress_dataset.csv</w:t>
+      </w:r>
+      <w:r>
+        <w:rPr>
+          <w:rFonts w:ascii="Calibri" w:cs="Calibri" w:eastAsia="Calibri" w:hAnsi="Calibri"/>
+          <w:sz w:val="22"/>
+          <w:szCs w:val="22"/>
+        </w:rPr>
+        <w:t xml:space="preserve"> — 13,644 (district × taluka × crop × year × month) rows for 16 districts, with the four signals and a documented stress label. Fully synthetic (zero PII), reproducible from a seeded script, and grounded in real distributions: IMD drought propensity, 2024–26 Agmarknet-vs-MSP gaps, MODIS kharif NDVI seasonality, real CACP MSP. Flagged for IEEE Dataport (slide 11); methodology in dataset/README.md.</w:t>
+      </w:r>
+    </w:p>
+    <w:p>
+      <w:pPr>
+        <w:pStyle w:val="Heading1"/>
+        <w:spacing w:after="160" w:before="300"/>
+      </w:pPr>
+      <w:r>
+        <w:rPr>
+          <w:rFonts w:ascii="Calibri" w:cs="Calibri" w:eastAsia="Calibri" w:hAnsi="Calibri"/>
+          <w:b/>
+          <w:bCs/>
+          <w:color w:val="1B5E20"/>
+          <w:sz w:val="32"/>
+          <w:szCs w:val="32"/>
+        </w:rPr>
+        <w:t xml:space="preserve">7.  Impact — Accessibility &amp; Scalability</w:t>
       </w:r>
     </w:p>
     <w:p>
@@ -4680,16 +4886,26 @@
           <w:ilvl w:val="0"/>
           <w:numId w:val="2"/>
         </w:numPr>
-        <w:spacing w:after="100"/>
-      </w:pPr>
-      <w:r>
-        <w:rPr>
-          <w:rFonts w:ascii="Calibri" w:cs="Calibri" w:eastAsia="Calibri" w:hAnsi="Calibri"/>
-          <w:color w:val="212121"/>
+        <w:spacing w:after="80"/>
+      </w:pPr>
+      <w:r>
+        <w:rPr>
+          <w:rFonts w:ascii="Calibri" w:cs="Calibri" w:eastAsia="Calibri" w:hAnsi="Calibri"/>
+          <w:b/>
+          <w:bCs/>
+          <w:color w:val="2E7D32"/>
           <w:sz w:val="22"/>
           <w:szCs w:val="22"/>
         </w:rPr>
-        <w:t xml:space="preserve">The model flags financial stress patterns — it is an officer-attention tool, never an automated eligibility or denial decision.</w:t>
+        <w:t xml:space="preserve">Accessibility: </w:t>
+      </w:r>
+      <w:r>
+        <w:rPr>
+          <w:rFonts w:ascii="Calibri" w:cs="Calibri" w:eastAsia="Calibri" w:hAnsi="Calibri"/>
+          <w:sz w:val="22"/>
+          <w:szCs w:val="22"/>
+        </w:rPr>
+        <w:t xml:space="preserve">WhatsApp voice in the farmer's own language — no app, no literacy requirement, any phone; offline-first server with cached fallback for low connectivity.</w:t>
       </w:r>
     </w:p>
     <w:p>
@@ -4699,93 +4915,7 @@
           <w:ilvl w:val="0"/>
           <w:numId w:val="2"/>
         </w:numPr>
-        <w:spacing w:after="100"/>
-      </w:pPr>
-      <w:r>
-        <w:rPr>
-          <w:rFonts w:ascii="Calibri" w:cs="Calibri" w:eastAsia="Calibri" w:hAnsi="Calibri"/>
-          <w:color w:val="212121"/>
-          <w:sz w:val="22"/>
-          <w:szCs w:val="22"/>
-        </w:rPr>
-        <w:t xml:space="preserve">Mandi price coverage is thin off-season; the pipeline discloses its fallback scope (district → state → national → seasonal baseline) in every response.</w:t>
-      </w:r>
-    </w:p>
-    <w:p>
-      <w:pPr>
-        <w:pStyle w:val="Heading1"/>
-        <w:spacing w:after="200" w:before="360"/>
-      </w:pPr>
-      <w:r>
-        <w:rPr>
-          <w:rFonts w:ascii="Calibri" w:cs="Calibri" w:eastAsia="Calibri" w:hAnsi="Calibri"/>
-          <w:b/>
-          <w:bCs/>
-          <w:color w:val="1B5E20"/>
-          <w:sz w:val="32"/>
-          <w:szCs w:val="32"/>
-        </w:rPr>
-        <w:t xml:space="preserve">6.  Custom Dataset — Flagged for IEEE Dataport</w:t>
-      </w:r>
-    </w:p>
-    <w:p>
-      <w:pPr>
-        <w:spacing w:after="160" w:before="0"/>
-      </w:pPr>
-      <w:r>
-        <w:rPr>
-          <w:rFonts w:ascii="Calibri" w:cs="Calibri" w:eastAsia="Calibri" w:hAnsi="Calibri"/>
-          <w:b/>
-          <w:bCs/>
-          <w:sz w:val="22"/>
-          <w:szCs w:val="22"/>
-        </w:rPr>
-        <w:t xml:space="preserve">maharashtra_ag_stress_dataset.csv</w:t>
-      </w:r>
-      <w:r>
-        <w:rPr>
-          <w:rFonts w:ascii="Calibri" w:cs="Calibri" w:eastAsia="Calibri" w:hAnsi="Calibri"/>
-          <w:sz w:val="22"/>
-          <w:szCs w:val="22"/>
-        </w:rPr>
-        <w:t xml:space="preserve"> — 13,644 rows of (district × taluka × crop × year × month) panels for 16 Vidarbha/Marathwada districts, with the four stress signals and a documented financial-stress label. Fully synthetic (zero PII), fully reproducible (seeded generator script), and grounded in real distributions: IMD regional drought propensity, observed 2024–26 Agmarknet-vs-MSP gaps, MODIS kharif NDVI seasonality, and real CACP MSP values.</w:t>
-      </w:r>
-    </w:p>
-    <w:p>
-      <w:pPr>
-        <w:spacing w:after="160" w:before="0"/>
-      </w:pPr>
-      <w:r>
-        <w:rPr>
-          <w:rFonts w:ascii="Calibri" w:cs="Calibri" w:eastAsia="Calibri" w:hAnsi="Calibri"/>
-          <w:color w:val="212121"/>
-          <w:sz w:val="22"/>
-          <w:szCs w:val="22"/>
-        </w:rPr>
-        <w:t xml:space="preserve">Per the bonus pathway (onboarding slide 11), we flag this dataset for organizer-supported publication on IEEE Dataport. Generation methodology: dataset/README.md.</w:t>
-      </w:r>
-    </w:p>
-    <w:p>
-      <w:pPr>
-        <w:pStyle w:val="Heading1"/>
-        <w:spacing w:after="200" w:before="360"/>
-      </w:pPr>
-      <w:r>
-        <w:rPr>
-          <w:rFonts w:ascii="Calibri" w:cs="Calibri" w:eastAsia="Calibri" w:hAnsi="Calibri"/>
-          <w:b/>
-          <w:bCs/>
-          <w:color w:val="1B5E20"/>
-          <w:sz w:val="32"/>
-          <w:szCs w:val="32"/>
-        </w:rPr>
-        <w:t xml:space="preserve">7.  Impact — Accessibility &amp; Scalability</w:t>
-      </w:r>
-    </w:p>
-    <w:p>
-      <w:pPr>
-        <w:pStyle w:val="Heading2"/>
-        <w:spacing w:after="160" w:before="280"/>
+        <w:spacing w:after="80"/>
       </w:pPr>
       <w:r>
         <w:rPr>
@@ -4793,161 +4923,24 @@
           <w:b/>
           <w:bCs/>
           <w:color w:val="2E7D32"/>
-          <w:sz w:val="26"/>
-          <w:szCs w:val="26"/>
-        </w:rPr>
-        <w:t xml:space="preserve">7.1  Accessibility (works within real Indian constraints)</w:t>
-      </w:r>
-    </w:p>
-    <w:p>
-      <w:pPr>
-        <w:pStyle w:val="ListParagraph"/>
-        <w:numPr>
-          <w:ilvl w:val="0"/>
-          <w:numId w:val="2"/>
-        </w:numPr>
-        <w:spacing w:after="100"/>
-      </w:pPr>
-      <w:r>
-        <w:rPr>
-          <w:rFonts w:ascii="Calibri" w:cs="Calibri" w:eastAsia="Calibri" w:hAnsi="Calibri"/>
-          <w:color w:val="212121"/>
           <w:sz w:val="22"/>
           <w:szCs w:val="22"/>
         </w:rPr>
-        <w:t xml:space="preserve">Zero new app, zero literacy requirement: WhatsApp voice in the farmer's own language (Marathi-first; Hindi/English auto-matched).</w:t>
-      </w:r>
-    </w:p>
-    <w:p>
-      <w:pPr>
-        <w:pStyle w:val="ListParagraph"/>
-        <w:numPr>
-          <w:ilvl w:val="0"/>
-          <w:numId w:val="2"/>
-        </w:numPr>
-        <w:spacing w:after="100"/>
-      </w:pPr>
-      <w:r>
-        <w:rPr>
-          <w:rFonts w:ascii="Calibri" w:cs="Calibri" w:eastAsia="Calibri" w:hAnsi="Calibri"/>
-          <w:color w:val="212121"/>
+        <w:t xml:space="preserve">Scalability: </w:t>
+      </w:r>
+      <w:r>
+        <w:rPr>
+          <w:rFonts w:ascii="Calibri" w:cs="Calibri" w:eastAsia="Calibri" w:hAnsi="Calibri"/>
           <w:sz w:val="22"/>
           <w:szCs w:val="22"/>
         </w:rPr>
-        <w:t xml:space="preserve">Works on any phone that runs WhatsApp; the farmer-side cost is one voice note.</w:t>
-      </w:r>
-    </w:p>
-    <w:p>
-      <w:pPr>
-        <w:pStyle w:val="ListParagraph"/>
-        <w:numPr>
-          <w:ilvl w:val="0"/>
-          <w:numId w:val="2"/>
-        </w:numPr>
-        <w:spacing w:after="100"/>
-      </w:pPr>
-      <w:r>
-        <w:rPr>
-          <w:rFonts w:ascii="Calibri" w:cs="Calibri" w:eastAsia="Calibri" w:hAnsi="Calibri"/>
-          <w:color w:val="212121"/>
-          <w:sz w:val="22"/>
-          <w:szCs w:val="22"/>
-        </w:rPr>
-        <w:t xml:space="preserve">Offline-first server design: every signal falls back to last-known cached values, so the dashboard and FSI survive connectivity loss (track slide 13).</w:t>
-      </w:r>
-    </w:p>
-    <w:p>
-      <w:pPr>
-        <w:pStyle w:val="ListParagraph"/>
-        <w:numPr>
-          <w:ilvl w:val="0"/>
-          <w:numId w:val="2"/>
-        </w:numPr>
-        <w:spacing w:after="100"/>
-      </w:pPr>
-      <w:r>
-        <w:rPr>
-          <w:rFonts w:ascii="Calibri" w:cs="Calibri" w:eastAsia="Calibri" w:hAnsi="Calibri"/>
-          <w:color w:val="212121"/>
-          <w:sz w:val="22"/>
-          <w:szCs w:val="22"/>
-        </w:rPr>
-        <w:t xml:space="preserve">Evidence-based problem: 2,706 deaths (2024, Vidarbha+Marathwada), 42% deemed ineligible for aid — cited state data, not a hypothetical persona.</w:t>
-      </w:r>
-    </w:p>
-    <w:p>
-      <w:pPr>
-        <w:pStyle w:val="Heading2"/>
-        <w:spacing w:after="160" w:before="280"/>
-      </w:pPr>
-      <w:r>
-        <w:rPr>
-          <w:rFonts w:ascii="Calibri" w:cs="Calibri" w:eastAsia="Calibri" w:hAnsi="Calibri"/>
-          <w:b/>
-          <w:bCs/>
-          <w:color w:val="2E7D32"/>
-          <w:sz w:val="26"/>
-          <w:szCs w:val="26"/>
-        </w:rPr>
-        <w:t xml:space="preserve">7.2  Scalability (1 taluka → state footprint)</w:t>
-      </w:r>
-    </w:p>
-    <w:p>
-      <w:pPr>
-        <w:pStyle w:val="ListParagraph"/>
-        <w:numPr>
-          <w:ilvl w:val="0"/>
-          <w:numId w:val="2"/>
-        </w:numPr>
-        <w:spacing w:after="100"/>
-      </w:pPr>
-      <w:r>
-        <w:rPr>
-          <w:rFonts w:ascii="Calibri" w:cs="Calibri" w:eastAsia="Calibri" w:hAnsi="Calibri"/>
-          <w:color w:val="212121"/>
-          <w:sz w:val="22"/>
-          <w:szCs w:val="22"/>
-        </w:rPr>
-        <w:t xml:space="preserve">All data sources are pan-India government/public APIs — adding a district is one JSON entry, no new data engineering.</w:t>
-      </w:r>
-    </w:p>
-    <w:p>
-      <w:pPr>
-        <w:pStyle w:val="ListParagraph"/>
-        <w:numPr>
-          <w:ilvl w:val="0"/>
-          <w:numId w:val="2"/>
-        </w:numPr>
-        <w:spacing w:after="100"/>
-      </w:pPr>
-      <w:r>
-        <w:rPr>
-          <w:rFonts w:ascii="Calibri" w:cs="Calibri" w:eastAsia="Calibri" w:hAnsi="Calibri"/>
-          <w:color w:val="212121"/>
-          <w:sz w:val="22"/>
-          <w:szCs w:val="22"/>
-        </w:rPr>
-        <w:t xml:space="preserve">Cost-aware: free-tier LLM inference, keyless weather/satellite APIs, SQLite → the marginal cost per farmer conversation is fractions of a rupee.</w:t>
-      </w:r>
-    </w:p>
-    <w:p>
-      <w:pPr>
-        <w:pStyle w:val="ListParagraph"/>
-        <w:numPr>
-          <w:ilvl w:val="0"/>
-          <w:numId w:val="2"/>
-        </w:numPr>
-        <w:spacing w:after="100"/>
-      </w:pPr>
-      <w:r>
-        <w:rPr>
-          <w:rFonts w:ascii="Calibri" w:cs="Calibri" w:eastAsia="Calibri" w:hAnsi="Calibri"/>
-          <w:color w:val="212121"/>
-          <w:sz w:val="22"/>
-          <w:szCs w:val="22"/>
-        </w:rPr>
-        <w:t xml:space="preserve">Same four-signal pattern generalizes to any rain-fed crop belt (Telangana, Karnataka, Bundelkhand) by swapping the district registry and crop calendar.</w:t>
-      </w:r>
+        <w:t xml:space="preserve">all sources are pan-India public APIs; adding a district is one JSON entry; free-tier inference means fractions of a rupee per conversation; the four-signal pattern generalizes to any rain-fed belt.</w:t>
+      </w:r>
+    </w:p>
+    <w:p>
+      <w:pPr>
+        <w:spacing w:after="60"/>
+      </w:pPr>
     </w:p>
     <w:tbl>
       <w:tblPr>
@@ -4975,9 +4968,9 @@
             <w:tcW w:type="dxa" w:w="2808"/>
             <w:shd w:fill="1B5E20" w:val="clear"/>
             <w:tcMar>
-              <w:top w:type="dxa" w:w="60"/>
-              <w:left w:type="dxa" w:w="110"/>
-              <w:bottom w:type="dxa" w:w="60"/>
+              <w:top w:type="dxa" w:w="50"/>
+              <w:left w:type="dxa" w:w="110"/>
+              <w:bottom w:type="dxa" w:w="50"/>
               <w:right w:type="dxa" w:w="110"/>
             </w:tcMar>
             <w:vAlign w:val="center"/>
@@ -5004,9 +4997,9 @@
             <w:tcW w:type="dxa" w:w="3276"/>
             <w:shd w:fill="1B5E20" w:val="clear"/>
             <w:tcMar>
-              <w:top w:type="dxa" w:w="60"/>
-              <w:left w:type="dxa" w:w="110"/>
-              <w:bottom w:type="dxa" w:w="60"/>
+              <w:top w:type="dxa" w:w="50"/>
+              <w:left w:type="dxa" w:w="110"/>
+              <w:bottom w:type="dxa" w:w="50"/>
               <w:right w:type="dxa" w:w="110"/>
             </w:tcMar>
             <w:vAlign w:val="center"/>
@@ -5033,9 +5026,9 @@
             <w:tcW w:type="dxa" w:w="3276"/>
             <w:shd w:fill="1B5E20" w:val="clear"/>
             <w:tcMar>
-              <w:top w:type="dxa" w:w="60"/>
-              <w:left w:type="dxa" w:w="110"/>
-              <w:bottom w:type="dxa" w:w="60"/>
+              <w:top w:type="dxa" w:w="50"/>
+              <w:left w:type="dxa" w:w="110"/>
+              <w:bottom w:type="dxa" w:w="50"/>
               <w:right w:type="dxa" w:w="110"/>
             </w:tcMar>
             <w:vAlign w:val="center"/>
@@ -5063,9 +5056,9 @@
           <w:tcPr>
             <w:tcW w:type="dxa" w:w="2808"/>
             <w:tcMar>
-              <w:top w:type="dxa" w:w="60"/>
-              <w:left w:type="dxa" w:w="110"/>
-              <w:bottom w:type="dxa" w:w="60"/>
+              <w:top w:type="dxa" w:w="50"/>
+              <w:left w:type="dxa" w:w="110"/>
+              <w:bottom w:type="dxa" w:w="50"/>
               <w:right w:type="dxa" w:w="110"/>
             </w:tcMar>
             <w:vAlign w:val="center"/>
@@ -5091,9 +5084,9 @@
           <w:tcPr>
             <w:tcW w:type="dxa" w:w="3276"/>
             <w:tcMar>
-              <w:top w:type="dxa" w:w="60"/>
-              <w:left w:type="dxa" w:w="110"/>
-              <w:bottom w:type="dxa" w:w="60"/>
+              <w:top w:type="dxa" w:w="50"/>
+              <w:left w:type="dxa" w:w="110"/>
+              <w:bottom w:type="dxa" w:w="50"/>
               <w:right w:type="dxa" w:w="110"/>
             </w:tcMar>
             <w:vAlign w:val="center"/>
@@ -5119,9 +5112,9 @@
           <w:tcPr>
             <w:tcW w:type="dxa" w:w="3276"/>
             <w:tcMar>
-              <w:top w:type="dxa" w:w="60"/>
-              <w:left w:type="dxa" w:w="110"/>
-              <w:bottom w:type="dxa" w:w="60"/>
+              <w:top w:type="dxa" w:w="50"/>
+              <w:left w:type="dxa" w:w="110"/>
+              <w:bottom w:type="dxa" w:w="50"/>
               <w:right w:type="dxa" w:w="110"/>
             </w:tcMar>
             <w:vAlign w:val="center"/>
@@ -5149,9 +5142,9 @@
           <w:tcPr>
             <w:tcW w:type="dxa" w:w="2808"/>
             <w:tcMar>
-              <w:top w:type="dxa" w:w="60"/>
-              <w:left w:type="dxa" w:w="110"/>
-              <w:bottom w:type="dxa" w:w="60"/>
+              <w:top w:type="dxa" w:w="50"/>
+              <w:left w:type="dxa" w:w="110"/>
+              <w:bottom w:type="dxa" w:w="50"/>
               <w:right w:type="dxa" w:w="110"/>
             </w:tcMar>
             <w:vAlign w:val="center"/>
@@ -5177,27 +5170,27 @@
           <w:tcPr>
             <w:tcW w:type="dxa" w:w="3276"/>
             <w:tcMar>
-              <w:top w:type="dxa" w:w="60"/>
-              <w:left w:type="dxa" w:w="110"/>
-              <w:bottom w:type="dxa" w:w="60"/>
-              <w:right w:type="dxa" w:w="110"/>
-            </w:tcMar>
-            <w:vAlign w:val="center"/>
-          </w:tcPr>
-          <w:p>
-            <w:pPr>
-              <w:spacing w:after="40" w:before="40"/>
-            </w:pPr>
-            <w:r>
-              <w:rPr>
-                <w:rFonts w:ascii="Calibri" w:cs="Calibri" w:eastAsia="Calibri" w:hAnsi="Calibri"/>
-                <w:b w:val="false"/>
-                <w:bCs w:val="false"/>
-                <w:color w:val="212121"/>
-                <w:sz w:val="20"/>
-                <w:szCs w:val="20"/>
-              </w:rPr>
-              <w:t xml:space="preserve">every WhatsApp user in covered districts</w:t>
+              <w:top w:type="dxa" w:w="50"/>
+              <w:left w:type="dxa" w:w="110"/>
+              <w:bottom w:type="dxa" w:w="50"/>
+              <w:right w:type="dxa" w:w="110"/>
+            </w:tcMar>
+            <w:vAlign w:val="center"/>
+          </w:tcPr>
+          <w:p>
+            <w:pPr>
+              <w:spacing w:after="40" w:before="40"/>
+            </w:pPr>
+            <w:r>
+              <w:rPr>
+                <w:rFonts w:ascii="Calibri" w:cs="Calibri" w:eastAsia="Calibri" w:hAnsi="Calibri"/>
+                <w:b w:val="false"/>
+                <w:bCs w:val="false"/>
+                <w:color w:val="212121"/>
+                <w:sz w:val="20"/>
+                <w:szCs w:val="20"/>
+              </w:rPr>
+              <w:t xml:space="preserve">every WhatsApp user in coverage</w:t>
             </w:r>
           </w:p>
         </w:tc>
@@ -5205,9 +5198,9 @@
           <w:tcPr>
             <w:tcW w:type="dxa" w:w="3276"/>
             <w:tcMar>
-              <w:top w:type="dxa" w:w="60"/>
-              <w:left w:type="dxa" w:w="110"/>
-              <w:bottom w:type="dxa" w:w="60"/>
+              <w:top w:type="dxa" w:w="50"/>
+              <w:left w:type="dxa" w:w="110"/>
+              <w:bottom w:type="dxa" w:w="50"/>
               <w:right w:type="dxa" w:w="110"/>
             </w:tcMar>
             <w:vAlign w:val="center"/>
@@ -5235,9 +5228,9 @@
           <w:tcPr>
             <w:tcW w:type="dxa" w:w="2808"/>
             <w:tcMar>
-              <w:top w:type="dxa" w:w="60"/>
-              <w:left w:type="dxa" w:w="110"/>
-              <w:bottom w:type="dxa" w:w="60"/>
+              <w:top w:type="dxa" w:w="50"/>
+              <w:left w:type="dxa" w:w="110"/>
+              <w:bottom w:type="dxa" w:w="50"/>
               <w:right w:type="dxa" w:w="110"/>
             </w:tcMar>
             <w:vAlign w:val="center"/>
@@ -5263,27 +5256,27 @@
           <w:tcPr>
             <w:tcW w:type="dxa" w:w="3276"/>
             <w:tcMar>
-              <w:top w:type="dxa" w:w="60"/>
-              <w:left w:type="dxa" w:w="110"/>
-              <w:bottom w:type="dxa" w:w="60"/>
-              <w:right w:type="dxa" w:w="110"/>
-            </w:tcMar>
-            <w:vAlign w:val="center"/>
-          </w:tcPr>
-          <w:p>
-            <w:pPr>
-              <w:spacing w:after="40" w:before="40"/>
-            </w:pPr>
-            <w:r>
-              <w:rPr>
-                <w:rFonts w:ascii="Calibri" w:cs="Calibri" w:eastAsia="Calibri" w:hAnsi="Calibri"/>
-                <w:b w:val="false"/>
-                <w:bCs w:val="false"/>
-                <w:color w:val="212121"/>
-                <w:sz w:val="20"/>
-                <w:szCs w:val="20"/>
-              </w:rPr>
-              <w:t xml:space="preserve">PMFBY letter auto-drafted in Marathi</w:t>
+              <w:top w:type="dxa" w:w="50"/>
+              <w:left w:type="dxa" w:w="110"/>
+              <w:bottom w:type="dxa" w:w="50"/>
+              <w:right w:type="dxa" w:w="110"/>
+            </w:tcMar>
+            <w:vAlign w:val="center"/>
+          </w:tcPr>
+          <w:p>
+            <w:pPr>
+              <w:spacing w:after="40" w:before="40"/>
+            </w:pPr>
+            <w:r>
+              <w:rPr>
+                <w:rFonts w:ascii="Calibri" w:cs="Calibri" w:eastAsia="Calibri" w:hAnsi="Calibri"/>
+                <w:b w:val="false"/>
+                <w:bCs w:val="false"/>
+                <w:color w:val="212121"/>
+                <w:sz w:val="20"/>
+                <w:szCs w:val="20"/>
+              </w:rPr>
+              <w:t xml:space="preserve">PMFBY letter auto-drafted (Marathi)</w:t>
             </w:r>
           </w:p>
         </w:tc>
@@ -5291,27 +5284,27 @@
           <w:tcPr>
             <w:tcW w:type="dxa" w:w="3276"/>
             <w:tcMar>
-              <w:top w:type="dxa" w:w="60"/>
-              <w:left w:type="dxa" w:w="110"/>
-              <w:bottom w:type="dxa" w:w="60"/>
-              <w:right w:type="dxa" w:w="110"/>
-            </w:tcMar>
-            <w:vAlign w:val="center"/>
-          </w:tcPr>
-          <w:p>
-            <w:pPr>
-              <w:spacing w:after="40" w:before="40"/>
-            </w:pPr>
-            <w:r>
-              <w:rPr>
-                <w:rFonts w:ascii="Calibri" w:cs="Calibri" w:eastAsia="Calibri" w:hAnsi="Calibri"/>
-                <w:b w:val="false"/>
-                <w:bCs w:val="false"/>
-                <w:color w:val="212121"/>
-                <w:sz w:val="20"/>
-                <w:szCs w:val="20"/>
-              </w:rPr>
-              <w:t xml:space="preserve">direct PMFBY portal API integration</w:t>
+              <w:top w:type="dxa" w:w="50"/>
+              <w:left w:type="dxa" w:w="110"/>
+              <w:bottom w:type="dxa" w:w="50"/>
+              <w:right w:type="dxa" w:w="110"/>
+            </w:tcMar>
+            <w:vAlign w:val="center"/>
+          </w:tcPr>
+          <w:p>
+            <w:pPr>
+              <w:spacing w:after="40" w:before="40"/>
+            </w:pPr>
+            <w:r>
+              <w:rPr>
+                <w:rFonts w:ascii="Calibri" w:cs="Calibri" w:eastAsia="Calibri" w:hAnsi="Calibri"/>
+                <w:b w:val="false"/>
+                <w:bCs w:val="false"/>
+                <w:color w:val="212121"/>
+                <w:sz w:val="20"/>
+                <w:szCs w:val="20"/>
+              </w:rPr>
+              <w:t xml:space="preserve">direct PMFBY portal API</w:t>
             </w:r>
           </w:p>
         </w:tc>
@@ -5321,9 +5314,9 @@
           <w:tcPr>
             <w:tcW w:type="dxa" w:w="2808"/>
             <w:tcMar>
-              <w:top w:type="dxa" w:w="60"/>
-              <w:left w:type="dxa" w:w="110"/>
-              <w:bottom w:type="dxa" w:w="60"/>
+              <w:top w:type="dxa" w:w="50"/>
+              <w:left w:type="dxa" w:w="110"/>
+              <w:bottom w:type="dxa" w:w="50"/>
               <w:right w:type="dxa" w:w="110"/>
             </w:tcMar>
             <w:vAlign w:val="center"/>
@@ -5349,9 +5342,9 @@
           <w:tcPr>
             <w:tcW w:type="dxa" w:w="3276"/>
             <w:tcMar>
-              <w:top w:type="dxa" w:w="60"/>
-              <w:left w:type="dxa" w:w="110"/>
-              <w:bottom w:type="dxa" w:w="60"/>
+              <w:top w:type="dxa" w:w="50"/>
+              <w:left w:type="dxa" w:w="110"/>
+              <w:bottom w:type="dxa" w:w="50"/>
               <w:right w:type="dxa" w:w="110"/>
             </w:tcMar>
             <w:vAlign w:val="center"/>
@@ -5377,27 +5370,27 @@
           <w:tcPr>
             <w:tcW w:type="dxa" w:w="3276"/>
             <w:tcMar>
-              <w:top w:type="dxa" w:w="60"/>
-              <w:left w:type="dxa" w:w="110"/>
-              <w:bottom w:type="dxa" w:w="60"/>
-              <w:right w:type="dxa" w:w="110"/>
-            </w:tcMar>
-            <w:vAlign w:val="center"/>
-          </w:tcPr>
-          <w:p>
-            <w:pPr>
-              <w:spacing w:after="40" w:before="40"/>
-            </w:pPr>
-            <w:r>
-              <w:rPr>
-                <w:rFonts w:ascii="Calibri" w:cs="Calibri" w:eastAsia="Calibri" w:hAnsi="Calibri"/>
-                <w:b w:val="false"/>
-                <w:bCs w:val="false"/>
-                <w:color w:val="212121"/>
-                <w:sz w:val="20"/>
-                <w:szCs w:val="20"/>
-              </w:rPr>
-              <w:t xml:space="preserve">integration into existing Mahavedh/Krishi dashboards</w:t>
+              <w:top w:type="dxa" w:w="50"/>
+              <w:left w:type="dxa" w:w="110"/>
+              <w:bottom w:type="dxa" w:w="50"/>
+              <w:right w:type="dxa" w:w="110"/>
+            </w:tcMar>
+            <w:vAlign w:val="center"/>
+          </w:tcPr>
+          <w:p>
+            <w:pPr>
+              <w:spacing w:after="40" w:before="40"/>
+            </w:pPr>
+            <w:r>
+              <w:rPr>
+                <w:rFonts w:ascii="Calibri" w:cs="Calibri" w:eastAsia="Calibri" w:hAnsi="Calibri"/>
+                <w:b w:val="false"/>
+                <w:bCs w:val="false"/>
+                <w:color w:val="212121"/>
+                <w:sz w:val="20"/>
+                <w:szCs w:val="20"/>
+              </w:rPr>
+              <w:t xml:space="preserve">integrate into Mahavedh / Krishi dashboards</w:t>
             </w:r>
           </w:p>
         </w:tc>
@@ -5406,7 +5399,7 @@
     <w:p>
       <w:pPr>
         <w:pStyle w:val="Heading1"/>
-        <w:spacing w:after="200" w:before="360"/>
+        <w:spacing w:after="160" w:before="300"/>
       </w:pPr>
       <w:r>
         <w:rPr>
@@ -5422,28 +5415,12 @@
     </w:p>
     <w:p>
       <w:pPr>
-        <w:spacing w:after="160" w:before="0"/>
-      </w:pPr>
-      <w:r>
-        <w:rPr>
-          <w:rFonts w:ascii="Calibri" w:cs="Calibri" w:eastAsia="Calibri" w:hAnsi="Calibri"/>
-          <w:b/>
-          <w:bCs/>
-          <w:color w:val="212121"/>
-          <w:sz w:val="22"/>
-          <w:szCs w:val="22"/>
-        </w:rPr>
-        <w:t xml:space="preserve">Designed for month two, not hour twelve (track slide 13):</w:t>
-      </w:r>
-    </w:p>
-    <w:p>
-      <w:pPr>
         <w:pStyle w:val="ListParagraph"/>
         <w:numPr>
           <w:ilvl w:val="0"/>
           <w:numId w:val="2"/>
         </w:numPr>
-        <w:spacing w:after="100"/>
+        <w:spacing w:after="80"/>
       </w:pPr>
       <w:r>
         <w:rPr>
@@ -5452,7 +5429,7 @@
           <w:sz w:val="22"/>
           <w:szCs w:val="22"/>
         </w:rPr>
-        <w:t xml:space="preserve">Ownership path: handoff to Krishi Vibhag (district agriculture offices) or an NGO operator; the officer alert flow mirrors their existing duty-roster practice.</w:t>
+        <w:t xml:space="preserve">Ownership: handoff to Krishi Vibhag (district offices) or an NGO — the alert flow mirrors their duty-roster practice.</w:t>
       </w:r>
     </w:p>
     <w:p>
@@ -5462,7 +5439,7 @@
           <w:ilvl w:val="0"/>
           <w:numId w:val="2"/>
         </w:numPr>
-        <w:spacing w:after="100"/>
+        <w:spacing w:after="80"/>
       </w:pPr>
       <w:r>
         <w:rPr>
@@ -5471,7 +5448,7 @@
           <w:sz w:val="22"/>
           <w:szCs w:val="22"/>
         </w:rPr>
-        <w:t xml:space="preserve">Low operating cost: one lightweight model file (LightGBM, &lt;1 MB), free-tier inference, no GPU anywhere in the serving path.</w:t>
+        <w:t xml:space="preserve">Low cost: one &lt;1 MB LightGBM file, free-tier inference, no GPU in the serving path.</w:t>
       </w:r>
     </w:p>
     <w:p>
@@ -5481,7 +5458,7 @@
           <w:ilvl w:val="0"/>
           <w:numId w:val="2"/>
         </w:numPr>
-        <w:spacing w:after="100"/>
+        <w:spacing w:after="80"/>
       </w:pPr>
       <w:r>
         <w:rPr>
@@ -5490,7 +5467,7 @@
           <w:sz w:val="22"/>
           <w:szCs w:val="22"/>
         </w:rPr>
-        <w:t xml:space="preserve">Maintainable by someone else: modular repo, one-command dataset regeneration and retraining, every data source documented, bias audit regenerates automatically.</w:t>
+        <w:t xml:space="preserve">Maintainable: modular repo, one-command dataset regen + retrain, bias audit regenerates automatically.</w:t>
       </w:r>
     </w:p>
     <w:p>
@@ -5500,7 +5477,7 @@
           <w:ilvl w:val="0"/>
           <w:numId w:val="2"/>
         </w:numPr>
-        <w:spacing w:after="100"/>
+        <w:spacing w:after="80"/>
       </w:pPr>
       <w:r>
         <w:rPr>
@@ -5509,13 +5486,13 @@
           <w:sz w:val="22"/>
           <w:szCs w:val="22"/>
         </w:rPr>
-        <w:t xml:space="preserve">Pilot proposal: one monsoon season (Jun–Jan) across 3 talukas in Amravati district, measuring alert precision against officer-verified ground truth and PMFBY claim completion rates.</w:t>
+        <w:t xml:space="preserve">Pilot: one monsoon season across 3 Amravati talukas, measuring alert precision vs officer-verified ground truth and PMFBY completion rates.</w:t>
       </w:r>
     </w:p>
     <w:p>
       <w:pPr>
         <w:pStyle w:val="Heading1"/>
-        <w:spacing w:after="200" w:before="360"/>
+        <w:spacing w:after="160" w:before="300"/>
       </w:pPr>
       <w:r>
         <w:rPr>
@@ -5526,146 +5503,21 @@
           <w:sz w:val="32"/>
           <w:szCs w:val="32"/>
         </w:rPr>
-        <w:t xml:space="preserve">9.  Live Demo (verified on a real phone)</w:t>
-      </w:r>
-    </w:p>
-    <w:p>
-      <w:pPr>
-        <w:spacing w:after="160" w:before="0"/>
-      </w:pPr>
-      <w:r>
-        <w:rPr>
-          <w:rFonts w:ascii="Calibri" w:cs="Calibri" w:eastAsia="Calibri" w:hAnsi="Calibri"/>
-          <w:color w:val="212121"/>
+        <w:t xml:space="preserve">9.  Live Demo — Verified End-to-End on a Real Phone</w:t>
+      </w:r>
+    </w:p>
+    <w:p>
+      <w:pPr>
+        <w:spacing w:after="140" w:before="0"/>
+      </w:pPr>
+      <w:r>
+        <w:rPr>
+          <w:rFonts w:ascii="Calibri" w:cs="Calibri" w:eastAsia="Calibri" w:hAnsi="Calibri"/>
           <w:sz w:val="22"/>
           <w:szCs w:val="22"/>
         </w:rPr>
-        <w:t xml:space="preserve">The full loop below has already been executed end-to-end on a physical phone via the Twilio WhatsApp sandbox:</w:t>
-      </w:r>
-    </w:p>
-    <w:p>
-      <w:pPr>
-        <w:pStyle w:val="ListParagraph"/>
-        <w:numPr>
-          <w:ilvl w:val="0"/>
-          <w:numId w:val="2"/>
-        </w:numPr>
-        <w:spacing w:after="100"/>
-      </w:pPr>
-      <w:r>
-        <w:rPr>
-          <w:rFonts w:ascii="Calibri" w:cs="Calibri" w:eastAsia="Calibri" w:hAnsi="Calibri"/>
-          <w:color w:val="212121"/>
-          <w:sz w:val="22"/>
-          <w:szCs w:val="22"/>
-        </w:rPr>
-        <w:t xml:space="preserve">1.  Farmer sends a Marathi voice note / text on WhatsApp.</w:t>
-      </w:r>
-    </w:p>
-    <w:p>
-      <w:pPr>
-        <w:pStyle w:val="ListParagraph"/>
-        <w:numPr>
-          <w:ilvl w:val="0"/>
-          <w:numId w:val="2"/>
-        </w:numPr>
-        <w:spacing w:after="100"/>
-      </w:pPr>
-      <w:r>
-        <w:rPr>
-          <w:rFonts w:ascii="Calibri" w:cs="Calibri" w:eastAsia="Calibri" w:hAnsi="Calibri"/>
-          <w:color w:val="212121"/>
-          <w:sz w:val="22"/>
-          <w:szCs w:val="22"/>
-        </w:rPr>
-        <w:t xml:space="preserve">2.  ASR transcribes the note. Production path: Whisper large-v3 (hosted, free tier) — this is what runs in the demo. AI4Bharat IndicConformer is implemented as a configurable offline backend (ASR_BACKEND=ai4bharat) for the data-sovereign deployment described in §8; it is not the demo path.</w:t>
-      </w:r>
-    </w:p>
-    <w:p>
-      <w:pPr>
-        <w:pStyle w:val="ListParagraph"/>
-        <w:numPr>
-          <w:ilvl w:val="0"/>
-          <w:numId w:val="2"/>
-        </w:numPr>
-        <w:spacing w:after="100"/>
-      </w:pPr>
-      <w:r>
-        <w:rPr>
-          <w:rFonts w:ascii="Calibri" w:cs="Calibri" w:eastAsia="Calibri" w:hAnsi="Calibri"/>
-          <w:color w:val="212121"/>
-          <w:sz w:val="22"/>
-          <w:szCs w:val="22"/>
-        </w:rPr>
-        <w:t xml:space="preserve">3.  Agent chains MCP tools: weather → mandi → NDVI → compute_fsi.</w:t>
-      </w:r>
-    </w:p>
-    <w:p>
-      <w:pPr>
-        <w:pStyle w:val="ListParagraph"/>
-        <w:numPr>
-          <w:ilvl w:val="0"/>
-          <w:numId w:val="2"/>
-        </w:numPr>
-        <w:spacing w:after="100"/>
-      </w:pPr>
-      <w:r>
-        <w:rPr>
-          <w:rFonts w:ascii="Calibri" w:cs="Calibri" w:eastAsia="Calibri" w:hAnsi="Calibri"/>
-          <w:color w:val="212121"/>
-          <w:sz w:val="22"/>
-          <w:szCs w:val="22"/>
-        </w:rPr>
-        <w:t xml:space="preserve">4.  Calm day (live data, 5 July 2026): rainfall deficit 10.6%, NDVI 0.331, FSI 20.9 LOW → honest all-clear reply in Marathi, no alert. The system does not cry wolf.</w:t>
-      </w:r>
-    </w:p>
-    <w:p>
-      <w:pPr>
-        <w:pStyle w:val="ListParagraph"/>
-        <w:numPr>
-          <w:ilvl w:val="0"/>
-          <w:numId w:val="2"/>
-        </w:numPr>
-        <w:spacing w:after="100"/>
-      </w:pPr>
-      <w:r>
-        <w:rPr>
-          <w:rFonts w:ascii="Calibri" w:cs="Calibri" w:eastAsia="Calibri" w:hAnsi="Calibri"/>
-          <w:color w:val="212121"/>
-          <w:sz w:val="22"/>
-          <w:szCs w:val="22"/>
-        </w:rPr>
-        <w:t xml:space="preserve">5.  Crisis scenario — a clearly labeled simulation replaying the Oct–Nov 2024 stress pattern (drought signal 0.70, price 18% below MSP): FSI 87.9 CRITICAL → officer WhatsApp alert + auto-drafted PMFBY claim letter in Marathi delivered back to the farmer. Every simulated message carries a visible SIMULATION tag; the deliberate contrast between step 4's real numbers and step 5's simulated ones is part of the demo.</w:t>
-      </w:r>
-    </w:p>
-    <w:p>
-      <w:pPr>
-        <w:pStyle w:val="ListParagraph"/>
-        <w:numPr>
-          <w:ilvl w:val="0"/>
-          <w:numId w:val="2"/>
-        </w:numPr>
-        <w:spacing w:after="100"/>
-      </w:pPr>
-      <w:r>
-        <w:rPr>
-          <w:rFonts w:ascii="Calibri" w:cs="Calibri" w:eastAsia="Calibri" w:hAnsi="Calibri"/>
-          <w:color w:val="212121"/>
-          <w:sz w:val="22"/>
-          <w:szCs w:val="22"/>
-        </w:rPr>
-        <w:t xml:space="preserve">6.  Streamlit dashboard shows the Maharashtra FSI choropleth updating from the same cache.</w:t>
-      </w:r>
-    </w:p>
-    <w:p>
-      <w:pPr>
-        <w:spacing w:after="60"/>
-      </w:pPr>
-    </w:p>
-    <w:p>
-      <w:pPr>
-        <w:spacing w:after="160" w:before="0"/>
-      </w:pPr>
+        <w:t xml:space="preserve">Executed on a physical phone via the Twilio WhatsApp sandbox. The farmer can send a </w:t>
+      </w:r>
       <w:r>
         <w:rPr>
           <w:rFonts w:ascii="Calibri" w:cs="Calibri" w:eastAsia="Calibri" w:hAnsi="Calibri"/>
@@ -5674,23 +5526,537 @@
           <w:sz w:val="22"/>
           <w:szCs w:val="22"/>
         </w:rPr>
-        <w:t xml:space="preserve">Officer alert as delivered on WhatsApp:  </w:t>
-      </w:r>
+        <w:t xml:space="preserve">Marathi voice note or a text message</w:t>
+      </w:r>
+      <w:r>
+        <w:rPr>
+          <w:rFonts w:ascii="Calibri" w:cs="Calibri" w:eastAsia="Calibri" w:hAnsi="Calibri"/>
+          <w:sz w:val="22"/>
+          <w:szCs w:val="22"/>
+        </w:rPr>
+        <w:t xml:space="preserve"> — voice is the primary, literacy-free path; Whisper transcribes it either way. The agent then chains weather → mandi → NDVI → compute_fsi and branches on the score:</w:t>
+      </w:r>
+    </w:p>
+    <w:tbl>
+      <w:tblPr>
+        <w:tblW w:type="dxa" w:w="8280"/>
+        <w:tblBorders>
+          <w:top w:val="single" w:color="auto" w:sz="4"/>
+          <w:left w:val="single" w:color="auto" w:sz="4"/>
+          <w:bottom w:val="single" w:color="auto" w:sz="4"/>
+          <w:right w:val="single" w:color="auto" w:sz="4"/>
+          <w:insideH w:val="single" w:color="auto" w:sz="4"/>
+          <w:insideV w:val="single" w:color="auto" w:sz="4"/>
+        </w:tblBorders>
+      </w:tblPr>
+      <w:tblGrid>
+        <w:gridCol w:w="1740"/>
+        <w:gridCol w:w="340"/>
+        <w:gridCol w:w="1560"/>
+        <w:gridCol w:w="340"/>
+        <w:gridCol w:w="1860"/>
+        <w:gridCol w:w="340"/>
+        <w:gridCol w:w="2100"/>
+      </w:tblGrid>
+      <w:tr>
+        <w:tc>
+          <w:tcPr>
+            <w:tcW w:type="dxa" w:w="1872"/>
+            <w:shd w:fill="E8F5E9" w:val="clear"/>
+            <w:tcMar>
+              <w:top w:type="dxa" w:w="90"/>
+              <w:left w:type="dxa" w:w="70"/>
+              <w:bottom w:type="dxa" w:w="90"/>
+              <w:right w:type="dxa" w:w="70"/>
+            </w:tcMar>
+            <w:vAlign w:val="center"/>
+          </w:tcPr>
+          <w:p>
+            <w:pPr>
+              <w:spacing w:after="24"/>
+              <w:jc w:val="center"/>
+            </w:pPr>
+            <w:r>
+              <w:rPr>
+                <w:rFonts w:ascii="Calibri" w:cs="Calibri" w:eastAsia="Calibri" w:hAnsi="Calibri"/>
+                <w:b/>
+                <w:bCs/>
+                <w:color w:val="1B5E20"/>
+                <w:sz w:val="18"/>
+                <w:szCs w:val="18"/>
+              </w:rPr>
+              <w:t xml:space="preserve">Marathi voice</w:t>
+            </w:r>
+          </w:p>
+          <w:p>
+            <w:pPr>
+              <w:jc w:val="center"/>
+            </w:pPr>
+            <w:r>
+              <w:rPr>
+                <w:rFonts w:ascii="Calibri" w:cs="Calibri" w:eastAsia="Calibri" w:hAnsi="Calibri"/>
+                <w:color w:val="616161"/>
+                <w:sz w:val="15"/>
+                <w:szCs w:val="15"/>
+              </w:rPr>
+              <w:t xml:space="preserve">WhatsApp note</w:t>
+            </w:r>
+          </w:p>
+        </w:tc>
+        <w:tc>
+          <w:tcPr>
+            <w:tcW w:type="dxa" w:w="360"/>
+            <w:tcMar>
+              <w:top w:type="dxa" w:w="90"/>
+              <w:bottom w:type="dxa" w:w="90"/>
+            </w:tcMar>
+            <w:vAlign w:val="center"/>
+          </w:tcPr>
+          <w:p>
+            <w:pPr>
+              <w:jc w:val="center"/>
+            </w:pPr>
+            <w:r>
+              <w:rPr>
+                <w:rFonts w:ascii="Calibri" w:cs="Calibri" w:eastAsia="Calibri" w:hAnsi="Calibri"/>
+                <w:b/>
+                <w:bCs/>
+                <w:color w:val="2E7D32"/>
+                <w:sz w:val="26"/>
+                <w:szCs w:val="26"/>
+              </w:rPr>
+              <w:t xml:space="preserve">→</w:t>
+            </w:r>
+          </w:p>
+        </w:tc>
+        <w:tc>
+          <w:tcPr>
+            <w:tcW w:type="dxa" w:w="1872"/>
+            <w:shd w:fill="E8F5E9" w:val="clear"/>
+            <w:tcMar>
+              <w:top w:type="dxa" w:w="90"/>
+              <w:left w:type="dxa" w:w="70"/>
+              <w:bottom w:type="dxa" w:w="90"/>
+              <w:right w:type="dxa" w:w="70"/>
+            </w:tcMar>
+            <w:vAlign w:val="center"/>
+          </w:tcPr>
+          <w:p>
+            <w:pPr>
+              <w:spacing w:after="24"/>
+              <w:jc w:val="center"/>
+            </w:pPr>
+            <w:r>
+              <w:rPr>
+                <w:rFonts w:ascii="Calibri" w:cs="Calibri" w:eastAsia="Calibri" w:hAnsi="Calibri"/>
+                <w:b/>
+                <w:bCs/>
+                <w:color w:val="1B5E20"/>
+                <w:sz w:val="18"/>
+                <w:szCs w:val="18"/>
+              </w:rPr>
+              <w:t xml:space="preserve">Whisper ASR</w:t>
+            </w:r>
+          </w:p>
+          <w:p>
+            <w:pPr>
+              <w:jc w:val="center"/>
+            </w:pPr>
+            <w:r>
+              <w:rPr>
+                <w:rFonts w:ascii="Calibri" w:cs="Calibri" w:eastAsia="Calibri" w:hAnsi="Calibri"/>
+                <w:color w:val="616161"/>
+                <w:sz w:val="15"/>
+                <w:szCs w:val="15"/>
+              </w:rPr>
+              <w:t xml:space="preserve">→ text</w:t>
+            </w:r>
+          </w:p>
+        </w:tc>
+        <w:tc>
+          <w:tcPr>
+            <w:tcW w:type="dxa" w:w="360"/>
+            <w:tcMar>
+              <w:top w:type="dxa" w:w="90"/>
+              <w:bottom w:type="dxa" w:w="90"/>
+            </w:tcMar>
+            <w:vAlign w:val="center"/>
+          </w:tcPr>
+          <w:p>
+            <w:pPr>
+              <w:jc w:val="center"/>
+            </w:pPr>
+            <w:r>
+              <w:rPr>
+                <w:rFonts w:ascii="Calibri" w:cs="Calibri" w:eastAsia="Calibri" w:hAnsi="Calibri"/>
+                <w:b/>
+                <w:bCs/>
+                <w:color w:val="2E7D32"/>
+                <w:sz w:val="26"/>
+                <w:szCs w:val="26"/>
+              </w:rPr>
+              <w:t xml:space="preserve">→</w:t>
+            </w:r>
+          </w:p>
+        </w:tc>
+        <w:tc>
+          <w:tcPr>
+            <w:tcW w:type="dxa" w:w="1872"/>
+            <w:shd w:fill="E8F5E9" w:val="clear"/>
+            <w:tcMar>
+              <w:top w:type="dxa" w:w="90"/>
+              <w:left w:type="dxa" w:w="70"/>
+              <w:bottom w:type="dxa" w:w="90"/>
+              <w:right w:type="dxa" w:w="70"/>
+            </w:tcMar>
+            <w:vAlign w:val="center"/>
+          </w:tcPr>
+          <w:p>
+            <w:pPr>
+              <w:spacing w:after="24"/>
+              <w:jc w:val="center"/>
+            </w:pPr>
+            <w:r>
+              <w:rPr>
+                <w:rFonts w:ascii="Calibri" w:cs="Calibri" w:eastAsia="Calibri" w:hAnsi="Calibri"/>
+                <w:b/>
+                <w:bCs/>
+                <w:color w:val="1B5E20"/>
+                <w:sz w:val="18"/>
+                <w:szCs w:val="18"/>
+              </w:rPr>
+              <w:t xml:space="preserve">Agent + MCP</w:t>
+            </w:r>
+          </w:p>
+          <w:p>
+            <w:pPr>
+              <w:jc w:val="center"/>
+            </w:pPr>
+            <w:r>
+              <w:rPr>
+                <w:rFonts w:ascii="Calibri" w:cs="Calibri" w:eastAsia="Calibri" w:hAnsi="Calibri"/>
+                <w:color w:val="616161"/>
+                <w:sz w:val="15"/>
+                <w:szCs w:val="15"/>
+              </w:rPr>
+              <w:t xml:space="preserve">4 signals → FSI</w:t>
+            </w:r>
+          </w:p>
+        </w:tc>
+        <w:tc>
+          <w:tcPr>
+            <w:tcW w:type="dxa" w:w="360"/>
+            <w:tcMar>
+              <w:top w:type="dxa" w:w="90"/>
+              <w:bottom w:type="dxa" w:w="90"/>
+            </w:tcMar>
+            <w:vAlign w:val="center"/>
+          </w:tcPr>
+          <w:p>
+            <w:pPr>
+              <w:jc w:val="center"/>
+            </w:pPr>
+            <w:r>
+              <w:rPr>
+                <w:rFonts w:ascii="Calibri" w:cs="Calibri" w:eastAsia="Calibri" w:hAnsi="Calibri"/>
+                <w:b/>
+                <w:bCs/>
+                <w:color w:val="2E7D32"/>
+                <w:sz w:val="26"/>
+                <w:szCs w:val="26"/>
+              </w:rPr>
+              <w:t xml:space="preserve">→</w:t>
+            </w:r>
+          </w:p>
+        </w:tc>
+        <w:tc>
+          <w:tcPr>
+            <w:tcW w:type="dxa" w:w="1872"/>
+            <w:shd w:fill="E8F5E9" w:val="clear"/>
+            <w:tcMar>
+              <w:top w:type="dxa" w:w="90"/>
+              <w:left w:type="dxa" w:w="70"/>
+              <w:bottom w:type="dxa" w:w="90"/>
+              <w:right w:type="dxa" w:w="70"/>
+            </w:tcMar>
+            <w:vAlign w:val="center"/>
+          </w:tcPr>
+          <w:p>
+            <w:pPr>
+              <w:spacing w:after="24"/>
+              <w:jc w:val="center"/>
+            </w:pPr>
+            <w:r>
+              <w:rPr>
+                <w:rFonts w:ascii="Calibri" w:cs="Calibri" w:eastAsia="Calibri" w:hAnsi="Calibri"/>
+                <w:b/>
+                <w:bCs/>
+                <w:color w:val="1B5E20"/>
+                <w:sz w:val="18"/>
+                <w:szCs w:val="18"/>
+              </w:rPr>
+              <w:t xml:space="preserve">FSI 0–100</w:t>
+            </w:r>
+          </w:p>
+          <w:p>
+            <w:pPr>
+              <w:jc w:val="center"/>
+            </w:pPr>
+            <w:r>
+              <w:rPr>
+                <w:rFonts w:ascii="Calibri" w:cs="Calibri" w:eastAsia="Calibri" w:hAnsi="Calibri"/>
+                <w:color w:val="616161"/>
+                <w:sz w:val="15"/>
+                <w:szCs w:val="15"/>
+              </w:rPr>
+              <w:t xml:space="preserve">threshold 75</w:t>
+            </w:r>
+          </w:p>
+        </w:tc>
+      </w:tr>
+    </w:tbl>
+    <w:p>
+      <w:pPr>
+        <w:spacing w:after="40"/>
+      </w:pPr>
+    </w:p>
+    <w:tbl>
+      <w:tblPr>
+        <w:tblW w:type="dxa" w:w="9360"/>
+        <w:tblBorders>
+          <w:top w:val="single" w:color="auto" w:sz="4"/>
+          <w:left w:val="single" w:color="auto" w:sz="4"/>
+          <w:bottom w:val="single" w:color="auto" w:sz="4"/>
+          <w:right w:val="single" w:color="auto" w:sz="4"/>
+          <w:insideH w:val="single" w:color="auto" w:sz="4"/>
+          <w:insideV w:val="single" w:color="auto" w:sz="4"/>
+        </w:tblBorders>
+      </w:tblPr>
+      <w:tblGrid>
+        <w:gridCol w:w="4560"/>
+        <w:gridCol w:w="240"/>
+        <w:gridCol w:w="4560"/>
+      </w:tblGrid>
+      <w:tr>
+        <w:tc>
+          <w:tcPr>
+            <w:tcW w:type="dxa" w:w="4560"/>
+            <w:shd w:fill="DDEBDD" w:val="clear"/>
+            <w:tcMar>
+              <w:top w:type="dxa" w:w="90"/>
+              <w:left w:type="dxa" w:w="70"/>
+              <w:bottom w:type="dxa" w:w="90"/>
+              <w:right w:type="dxa" w:w="70"/>
+            </w:tcMar>
+            <w:vAlign w:val="center"/>
+          </w:tcPr>
+          <w:p>
+            <w:pPr>
+              <w:spacing w:after="24"/>
+              <w:jc w:val="center"/>
+            </w:pPr>
+            <w:r>
+              <w:rPr>
+                <w:rFonts w:ascii="Calibri" w:cs="Calibri" w:eastAsia="Calibri" w:hAnsi="Calibri"/>
+                <w:b/>
+                <w:bCs/>
+                <w:color w:val="1B5E20"/>
+                <w:sz w:val="18"/>
+                <w:szCs w:val="18"/>
+              </w:rPr>
+              <w:t xml:space="preserve">FSI &lt; 75 → LOW</w:t>
+            </w:r>
+          </w:p>
+          <w:p>
+            <w:pPr>
+              <w:jc w:val="center"/>
+            </w:pPr>
+            <w:r>
+              <w:rPr>
+                <w:rFonts w:ascii="Calibri" w:cs="Calibri" w:eastAsia="Calibri" w:hAnsi="Calibri"/>
+                <w:color w:val="616161"/>
+                <w:sz w:val="15"/>
+                <w:szCs w:val="15"/>
+              </w:rPr>
+              <w:t xml:space="preserve">honest all-clear reply, no alert</w:t>
+            </w:r>
+          </w:p>
+        </w:tc>
+        <w:tc>
+          <w:tcPr>
+            <w:tcW w:type="dxa" w:w="240"/>
+          </w:tcPr>
+          <w:p/>
+        </w:tc>
+        <w:tc>
+          <w:tcPr>
+            <w:tcW w:type="dxa" w:w="4560"/>
+            <w:shd w:fill="FCE4D6" w:val="clear"/>
+            <w:tcMar>
+              <w:top w:type="dxa" w:w="90"/>
+              <w:left w:type="dxa" w:w="70"/>
+              <w:bottom w:type="dxa" w:w="90"/>
+              <w:right w:type="dxa" w:w="70"/>
+            </w:tcMar>
+            <w:vAlign w:val="center"/>
+          </w:tcPr>
+          <w:p>
+            <w:pPr>
+              <w:spacing w:after="24"/>
+              <w:jc w:val="center"/>
+            </w:pPr>
+            <w:r>
+              <w:rPr>
+                <w:rFonts w:ascii="Calibri" w:cs="Calibri" w:eastAsia="Calibri" w:hAnsi="Calibri"/>
+                <w:b/>
+                <w:bCs/>
+                <w:color w:val="E65100"/>
+                <w:sz w:val="18"/>
+                <w:szCs w:val="18"/>
+              </w:rPr>
+              <w:t xml:space="preserve">FSI &gt; 75 → CRITICAL</w:t>
+            </w:r>
+          </w:p>
+          <w:p>
+            <w:pPr>
+              <w:jc w:val="center"/>
+            </w:pPr>
+            <w:r>
+              <w:rPr>
+                <w:rFonts w:ascii="Calibri" w:cs="Calibri" w:eastAsia="Calibri" w:hAnsi="Calibri"/>
+                <w:color w:val="616161"/>
+                <w:sz w:val="15"/>
+                <w:szCs w:val="15"/>
+              </w:rPr>
+              <w:t xml:space="preserve">officer alert + Marathi PMFBY claim PDF</w:t>
+            </w:r>
+          </w:p>
+        </w:tc>
+      </w:tr>
+    </w:tbl>
+    <w:p>
+      <w:pPr>
+        <w:spacing w:after="120"/>
+      </w:pPr>
+    </w:p>
+    <w:p>
+      <w:pPr>
+        <w:spacing w:after="140" w:before="0"/>
+      </w:pPr>
+      <w:r>
+        <w:rPr>
+          <w:rFonts w:ascii="Calibri" w:cs="Calibri" w:eastAsia="Calibri" w:hAnsi="Calibri"/>
+          <w:b/>
+          <w:bCs/>
+          <w:color w:val="E65100"/>
+          <w:sz w:val="23"/>
+          <w:szCs w:val="23"/>
+        </w:rPr>
+        <w:t xml:space="preserve">Crisis path (labeled simulation).</w:t>
+      </w:r>
+    </w:p>
+    <w:p>
+      <w:pPr>
+        <w:spacing w:after="80" w:before="0"/>
+      </w:pPr>
+      <w:r>
+        <w:rPr>
+          <w:rFonts w:ascii="Calibri" w:cs="Calibri" w:eastAsia="Calibri" w:hAnsi="Calibri"/>
+          <w:color w:val="212121"/>
+          <w:sz w:val="22"/>
+          <w:szCs w:val="22"/>
+        </w:rPr>
+        <w:t xml:space="preserve">A demo message replaying the Oct–Nov 2024 stress pattern raises FSI to 87.9 CRITICAL. The officer receives a WhatsApp alert with the full evidence; the farmer receives Marathi guidance and an auto-drafted PMFBY claim as a PDF. Every simulated message carries a visible SIMULATION tag.</w:t>
+      </w:r>
+    </w:p>
+    <w:p>
+      <w:pPr>
+        <w:pBdr>
+          <w:top w:val="single" w:color="CCCCCC" w:sz="6"/>
+          <w:bottom w:val="single" w:color="CCCCCC" w:sz="6"/>
+          <w:left w:val="single" w:color="CCCCCC" w:sz="6"/>
+          <w:right w:val="single" w:color="CCCCCC" w:sz="6"/>
+        </w:pBdr>
+        <w:spacing w:after="40"/>
+        <w:jc w:val="center"/>
+      </w:pPr>
+      <w:r>
+        <w:drawing>
+          <wp:inline distT="0" distB="0" distL="0" distR="0">
+            <wp:extent cx="5334000" cy="3905250"/>
+            <wp:effectExtent t="0" r="0" b="0" l="0"/>
+            <wp:docPr id="1" name="" descr="" title=""/>
+            <wp:cNvGraphicFramePr>
+              <a:graphicFrameLocks xmlns:a="http://schemas.openxmlformats.org/drawingml/2006/main" noChangeAspect="1"/>
+            </wp:cNvGraphicFramePr>
+            <a:graphic xmlns:a="http://schemas.openxmlformats.org/drawingml/2006/main">
+              <a:graphicData uri="http://schemas.openxmlformats.org/drawingml/2006/picture">
+                <pic:pic xmlns:pic="http://schemas.openxmlformats.org/drawingml/2006/picture">
+                  <pic:nvPicPr>
+                    <pic:cNvPr id="0" name="" descr=""/>
+                    <pic:cNvPicPr>
+                      <a:picLocks noChangeAspect="1" noChangeArrowheads="1"/>
+                    </pic:cNvPicPr>
+                  </pic:nvPicPr>
+                  <pic:blipFill>
+                    <a:blip r:embed="rId8" cstate="none"/>
+                    <a:srcRect/>
+                    <a:stretch>
+                      <a:fillRect/>
+                    </a:stretch>
+                  </pic:blipFill>
+                  <pic:spPr bwMode="auto">
+                    <a:xfrm>
+                      <a:off x="0" y="0"/>
+                      <a:ext cx="5334000" cy="3905250"/>
+                    </a:xfrm>
+                    <a:prstGeom prst="rect">
+                      <a:avLst/>
+                    </a:prstGeom>
+                  </pic:spPr>
+                </pic:pic>
+              </a:graphicData>
+            </a:graphic>
+          </wp:inline>
+        </w:drawing>
+      </w:r>
+    </w:p>
+    <w:p>
+      <w:pPr>
+        <w:spacing w:after="160"/>
+        <w:jc w:val="center"/>
+      </w:pPr>
       <w:r>
         <w:rPr>
           <w:rFonts w:ascii="Calibri" w:cs="Calibri" w:eastAsia="Calibri" w:hAnsi="Calibri"/>
           <w:i/>
           <w:iCs/>
           <w:color w:val="616161"/>
-          <w:sz w:val="22"/>
-          <w:szCs w:val="22"/>
-        </w:rPr>
-        <w:t xml:space="preserve">"⚠ KisaanRaksha Alert: Amravati (Vidarbha) · FSI = 87.9 (CRITICAL) · Crop: cotton · Rainfall deficit: 57.4% · Market price ₹4,200/qtl (18% below MSP ₹7,710) · NDVI 0.39 · Loan-repayment window: ACTIVE · Action: proactive outreach + PMFBY survey recommended · [SIMULATION — replays Oct-Nov 2024 Vidarbha stress pattern, not live data]"</w:t>
-      </w:r>
-    </w:p>
-    <w:p>
-      <w:pPr>
-        <w:spacing w:after="160" w:before="0"/>
+          <w:sz w:val="17"/>
+          <w:szCs w:val="17"/>
+        </w:rPr>
+        <w:t xml:space="preserve">Fig. 1 — Crisis simulation: officer alert (FSI 87.9 CRITICAL, evidence + farmer callback), Marathi guidance with the Kisan helpline, and the auto-drafted PMFBY claim delivered as a PDF.</w:t>
+      </w:r>
+    </w:p>
+    <w:p>
+      <w:pPr>
+        <w:spacing w:after="140" w:before="0"/>
+      </w:pPr>
+      <w:r>
+        <w:rPr>
+          <w:rFonts w:ascii="Calibri" w:cs="Calibri" w:eastAsia="Calibri" w:hAnsi="Calibri"/>
+          <w:b/>
+          <w:bCs/>
+          <w:color w:val="2E7D32"/>
+          <w:sz w:val="23"/>
+          <w:szCs w:val="23"/>
+        </w:rPr>
+        <w:t xml:space="preserve">Calm path (live data).</w:t>
+      </w:r>
+    </w:p>
+    <w:p>
+      <w:pPr>
+        <w:spacing w:after="80" w:before="0"/>
       </w:pPr>
       <w:r>
         <w:rPr>
@@ -5699,13 +6065,82 @@
           <w:sz w:val="22"/>
           <w:szCs w:val="22"/>
         </w:rPr>
-        <w:t xml:space="preserve">Farmer-count integration (how many farmers are in the repayment window per taluka) requires the Krishi Vibhag crop-loan roster and is scoped as a pilot deliverable — the alert states only what the system has actually derived.</w:t>
+        <w:t xml:space="preserve">On a real, calm day the same pipeline returns FSI 20.9 LOW and replies with an honest all-clear — no alert, no claim. The contrast between the two is the point: the system does not cry wolf.</w:t>
+      </w:r>
+    </w:p>
+    <w:p>
+      <w:pPr>
+        <w:pBdr>
+          <w:top w:val="single" w:color="CCCCCC" w:sz="6"/>
+          <w:bottom w:val="single" w:color="CCCCCC" w:sz="6"/>
+          <w:left w:val="single" w:color="CCCCCC" w:sz="6"/>
+          <w:right w:val="single" w:color="CCCCCC" w:sz="6"/>
+        </w:pBdr>
+        <w:spacing w:after="40"/>
+        <w:jc w:val="center"/>
+      </w:pPr>
+      <w:r>
+        <w:drawing>
+          <wp:inline distT="0" distB="0" distL="0" distR="0">
+            <wp:extent cx="5334000" cy="809625"/>
+            <wp:effectExtent t="0" r="0" b="0" l="0"/>
+            <wp:docPr id="1" name="" descr="" title=""/>
+            <wp:cNvGraphicFramePr>
+              <a:graphicFrameLocks xmlns:a="http://schemas.openxmlformats.org/drawingml/2006/main" noChangeAspect="1"/>
+            </wp:cNvGraphicFramePr>
+            <a:graphic xmlns:a="http://schemas.openxmlformats.org/drawingml/2006/main">
+              <a:graphicData uri="http://schemas.openxmlformats.org/drawingml/2006/picture">
+                <pic:pic xmlns:pic="http://schemas.openxmlformats.org/drawingml/2006/picture">
+                  <pic:nvPicPr>
+                    <pic:cNvPr id="0" name="" descr=""/>
+                    <pic:cNvPicPr>
+                      <a:picLocks noChangeAspect="1" noChangeArrowheads="1"/>
+                    </pic:cNvPicPr>
+                  </pic:nvPicPr>
+                  <pic:blipFill>
+                    <a:blip r:embed="rId9" cstate="none"/>
+                    <a:srcRect/>
+                    <a:stretch>
+                      <a:fillRect/>
+                    </a:stretch>
+                  </pic:blipFill>
+                  <pic:spPr bwMode="auto">
+                    <a:xfrm>
+                      <a:off x="0" y="0"/>
+                      <a:ext cx="5334000" cy="809625"/>
+                    </a:xfrm>
+                    <a:prstGeom prst="rect">
+                      <a:avLst/>
+                    </a:prstGeom>
+                  </pic:spPr>
+                </pic:pic>
+              </a:graphicData>
+            </a:graphic>
+          </wp:inline>
+        </w:drawing>
+      </w:r>
+    </w:p>
+    <w:p>
+      <w:pPr>
+        <w:spacing w:after="160"/>
+        <w:jc w:val="center"/>
+      </w:pPr>
+      <w:r>
+        <w:rPr>
+          <w:rFonts w:ascii="Calibri" w:cs="Calibri" w:eastAsia="Calibri" w:hAnsi="Calibri"/>
+          <w:i/>
+          <w:iCs/>
+          <w:color w:val="616161"/>
+          <w:sz w:val="17"/>
+          <w:szCs w:val="17"/>
+        </w:rPr>
+        <w:t xml:space="preserve">Fig. 2 — Calm day on live data: rainfall deficit 10.6%, NDVI 0.77, FSI 20.9 LOW → all-clear Marathi reply, no false alarm.</w:t>
       </w:r>
     </w:p>
     <w:p>
       <w:pPr>
         <w:pStyle w:val="Heading1"/>
-        <w:spacing w:after="200" w:before="360"/>
+        <w:spacing w:after="160" w:before="300"/>
       </w:pPr>
       <w:r>
         <w:rPr>
@@ -5744,9 +6179,9 @@
             <w:tcW w:type="dxa" w:w="2340"/>
             <w:shd w:fill="1B5E20" w:val="clear"/>
             <w:tcMar>
-              <w:top w:type="dxa" w:w="60"/>
-              <w:left w:type="dxa" w:w="110"/>
-              <w:bottom w:type="dxa" w:w="60"/>
+              <w:top w:type="dxa" w:w="50"/>
+              <w:left w:type="dxa" w:w="110"/>
+              <w:bottom w:type="dxa" w:w="50"/>
               <w:right w:type="dxa" w:w="110"/>
             </w:tcMar>
             <w:vAlign w:val="center"/>
@@ -5773,9 +6208,9 @@
             <w:tcW w:type="dxa" w:w="7020"/>
             <w:shd w:fill="1B5E20" w:val="clear"/>
             <w:tcMar>
-              <w:top w:type="dxa" w:w="60"/>
-              <w:left w:type="dxa" w:w="110"/>
-              <w:bottom w:type="dxa" w:w="60"/>
+              <w:top w:type="dxa" w:w="50"/>
+              <w:left w:type="dxa" w:w="110"/>
+              <w:bottom w:type="dxa" w:w="50"/>
               <w:right w:type="dxa" w:w="110"/>
             </w:tcMar>
             <w:vAlign w:val="center"/>
@@ -5803,9 +6238,9 @@
           <w:tcPr>
             <w:tcW w:type="dxa" w:w="2340"/>
             <w:tcMar>
-              <w:top w:type="dxa" w:w="60"/>
-              <w:left w:type="dxa" w:w="110"/>
-              <w:bottom w:type="dxa" w:w="60"/>
+              <w:top w:type="dxa" w:w="50"/>
+              <w:left w:type="dxa" w:w="110"/>
+              <w:bottom w:type="dxa" w:w="50"/>
               <w:right w:type="dxa" w:w="110"/>
             </w:tcMar>
             <w:vAlign w:val="center"/>
@@ -5831,9 +6266,9 @@
           <w:tcPr>
             <w:tcW w:type="dxa" w:w="7020"/>
             <w:tcMar>
-              <w:top w:type="dxa" w:w="60"/>
-              <w:left w:type="dxa" w:w="110"/>
-              <w:bottom w:type="dxa" w:w="60"/>
+              <w:top w:type="dxa" w:w="50"/>
+              <w:left w:type="dxa" w:w="110"/>
+              <w:bottom w:type="dxa" w:w="50"/>
               <w:right w:type="dxa" w:w="110"/>
             </w:tcMar>
             <w:vAlign w:val="center"/>
@@ -5861,9 +6296,9 @@
           <w:tcPr>
             <w:tcW w:type="dxa" w:w="2340"/>
             <w:tcMar>
-              <w:top w:type="dxa" w:w="60"/>
-              <w:left w:type="dxa" w:w="110"/>
-              <w:bottom w:type="dxa" w:w="60"/>
+              <w:top w:type="dxa" w:w="50"/>
+              <w:left w:type="dxa" w:w="110"/>
+              <w:bottom w:type="dxa" w:w="50"/>
               <w:right w:type="dxa" w:w="110"/>
             </w:tcMar>
             <w:vAlign w:val="center"/>
@@ -5889,9 +6324,9 @@
           <w:tcPr>
             <w:tcW w:type="dxa" w:w="7020"/>
             <w:tcMar>
-              <w:top w:type="dxa" w:w="60"/>
-              <w:left w:type="dxa" w:w="110"/>
-              <w:bottom w:type="dxa" w:w="60"/>
+              <w:top w:type="dxa" w:w="50"/>
+              <w:left w:type="dxa" w:w="110"/>
+              <w:bottom w:type="dxa" w:w="50"/>
               <w:right w:type="dxa" w:w="110"/>
             </w:tcMar>
             <w:vAlign w:val="center"/>
@@ -5919,9 +6354,9 @@
           <w:tcPr>
             <w:tcW w:type="dxa" w:w="2340"/>
             <w:tcMar>
-              <w:top w:type="dxa" w:w="60"/>
-              <w:left w:type="dxa" w:w="110"/>
-              <w:bottom w:type="dxa" w:w="60"/>
+              <w:top w:type="dxa" w:w="50"/>
+              <w:left w:type="dxa" w:w="110"/>
+              <w:bottom w:type="dxa" w:w="50"/>
               <w:right w:type="dxa" w:w="110"/>
             </w:tcMar>
             <w:vAlign w:val="center"/>
@@ -5947,27 +6382,27 @@
           <w:tcPr>
             <w:tcW w:type="dxa" w:w="7020"/>
             <w:tcMar>
-              <w:top w:type="dxa" w:w="60"/>
-              <w:left w:type="dxa" w:w="110"/>
-              <w:bottom w:type="dxa" w:w="60"/>
-              <w:right w:type="dxa" w:w="110"/>
-            </w:tcMar>
-            <w:vAlign w:val="center"/>
-          </w:tcPr>
-          <w:p>
-            <w:pPr>
-              <w:spacing w:after="40" w:before="40"/>
-            </w:pPr>
-            <w:r>
-              <w:rPr>
-                <w:rFonts w:ascii="Calibri" w:cs="Calibri" w:eastAsia="Calibri" w:hAnsi="Calibri"/>
-                <w:b w:val="false"/>
-                <w:bCs w:val="false"/>
-                <w:color w:val="212121"/>
-                <w:sz w:val="20"/>
-                <w:szCs w:val="20"/>
-              </w:rPr>
-              <w:t xml:space="preserve">Python · FastMCP · FastAPI · LightGBM · Fairlearn · ASR: Whisper large-v3 in production demo, AI4Bharat IndicConformer as implemented offline backend · Twilio WhatsApp · Streamlit · SQLite</w:t>
+              <w:top w:type="dxa" w:w="50"/>
+              <w:left w:type="dxa" w:w="110"/>
+              <w:bottom w:type="dxa" w:w="50"/>
+              <w:right w:type="dxa" w:w="110"/>
+            </w:tcMar>
+            <w:vAlign w:val="center"/>
+          </w:tcPr>
+          <w:p>
+            <w:pPr>
+              <w:spacing w:after="40" w:before="40"/>
+            </w:pPr>
+            <w:r>
+              <w:rPr>
+                <w:rFonts w:ascii="Calibri" w:cs="Calibri" w:eastAsia="Calibri" w:hAnsi="Calibri"/>
+                <w:b w:val="false"/>
+                <w:bCs w:val="false"/>
+                <w:color w:val="212121"/>
+                <w:sz w:val="20"/>
+                <w:szCs w:val="20"/>
+              </w:rPr>
+              <w:t xml:space="preserve">Python · FastMCP · FastAPI · LightGBM · Fairlearn · Whisper/AI4Bharat ASR · Twilio WhatsApp · Streamlit · SQLite</w:t>
             </w:r>
           </w:p>
         </w:tc>
@@ -5977,9 +6412,9 @@
           <w:tcPr>
             <w:tcW w:type="dxa" w:w="2340"/>
             <w:tcMar>
-              <w:top w:type="dxa" w:w="60"/>
-              <w:left w:type="dxa" w:w="110"/>
-              <w:bottom w:type="dxa" w:w="60"/>
+              <w:top w:type="dxa" w:w="50"/>
+              <w:left w:type="dxa" w:w="110"/>
+              <w:bottom w:type="dxa" w:w="50"/>
               <w:right w:type="dxa" w:w="110"/>
             </w:tcMar>
             <w:vAlign w:val="center"/>
@@ -6005,9 +6440,9 @@
           <w:tcPr>
             <w:tcW w:type="dxa" w:w="7020"/>
             <w:tcMar>
-              <w:top w:type="dxa" w:w="60"/>
-              <w:left w:type="dxa" w:w="110"/>
-              <w:bottom w:type="dxa" w:w="60"/>
+              <w:top w:type="dxa" w:w="50"/>
+              <w:left w:type="dxa" w:w="110"/>
+              <w:bottom w:type="dxa" w:w="50"/>
               <w:right w:type="dxa" w:w="110"/>
             </w:tcMar>
             <w:vAlign w:val="center"/>
@@ -6035,9 +6470,9 @@
           <w:tcPr>
             <w:tcW w:type="dxa" w:w="2340"/>
             <w:tcMar>
-              <w:top w:type="dxa" w:w="60"/>
-              <w:left w:type="dxa" w:w="110"/>
-              <w:bottom w:type="dxa" w:w="60"/>
+              <w:top w:type="dxa" w:w="50"/>
+              <w:left w:type="dxa" w:w="110"/>
+              <w:bottom w:type="dxa" w:w="50"/>
               <w:right w:type="dxa" w:w="110"/>
             </w:tcMar>
             <w:vAlign w:val="center"/>
@@ -6063,9 +6498,9 @@
           <w:tcPr>
             <w:tcW w:type="dxa" w:w="7020"/>
             <w:tcMar>
-              <w:top w:type="dxa" w:w="60"/>
-              <w:left w:type="dxa" w:w="110"/>
-              <w:bottom w:type="dxa" w:w="60"/>
+              <w:top w:type="dxa" w:w="50"/>
+              <w:left w:type="dxa" w:w="110"/>
+              <w:bottom w:type="dxa" w:w="50"/>
               <w:right w:type="dxa" w:w="110"/>
             </w:tcMar>
             <w:vAlign w:val="center"/>
@@ -6093,9 +6528,9 @@
           <w:tcPr>
             <w:tcW w:type="dxa" w:w="2340"/>
             <w:tcMar>
-              <w:top w:type="dxa" w:w="60"/>
-              <w:left w:type="dxa" w:w="110"/>
-              <w:bottom w:type="dxa" w:w="60"/>
+              <w:top w:type="dxa" w:w="50"/>
+              <w:left w:type="dxa" w:w="110"/>
+              <w:bottom w:type="dxa" w:w="50"/>
               <w:right w:type="dxa" w:w="110"/>
             </w:tcMar>
             <w:vAlign w:val="center"/>
@@ -6121,27 +6556,27 @@
           <w:tcPr>
             <w:tcW w:type="dxa" w:w="7020"/>
             <w:tcMar>
-              <w:top w:type="dxa" w:w="60"/>
-              <w:left w:type="dxa" w:w="110"/>
-              <w:bottom w:type="dxa" w:w="60"/>
-              <w:right w:type="dxa" w:w="110"/>
-            </w:tcMar>
-            <w:vAlign w:val="center"/>
-          </w:tcPr>
-          <w:p>
-            <w:pPr>
-              <w:spacing w:after="40" w:before="40"/>
-            </w:pPr>
-            <w:r>
-              <w:rPr>
-                <w:rFonts w:ascii="Calibri" w:cs="Calibri" w:eastAsia="Calibri" w:hAnsi="Calibri"/>
-                <w:b w:val="false"/>
-                <w:bCs w:val="false"/>
-                <w:color w:val="212121"/>
-                <w:sz w:val="20"/>
-                <w:szCs w:val="20"/>
-              </w:rPr>
-              <w:t xml:space="preserve">All data sources public or synthetic; no real personal data collected; per Code of Conduct §8.3.</w:t>
+              <w:top w:type="dxa" w:w="50"/>
+              <w:left w:type="dxa" w:w="110"/>
+              <w:bottom w:type="dxa" w:w="50"/>
+              <w:right w:type="dxa" w:w="110"/>
+            </w:tcMar>
+            <w:vAlign w:val="center"/>
+          </w:tcPr>
+          <w:p>
+            <w:pPr>
+              <w:spacing w:after="40" w:before="40"/>
+            </w:pPr>
+            <w:r>
+              <w:rPr>
+                <w:rFonts w:ascii="Calibri" w:cs="Calibri" w:eastAsia="Calibri" w:hAnsi="Calibri"/>
+                <w:b w:val="false"/>
+                <w:bCs w:val="false"/>
+                <w:color w:val="212121"/>
+                <w:sz w:val="20"/>
+                <w:szCs w:val="20"/>
+              </w:rPr>
+              <w:t xml:space="preserve">All data public or synthetic; no real personal data collected; per Code of Conduct §8.3.</w:t>
             </w:r>
           </w:p>
         </w:tc>
@@ -6149,12 +6584,12 @@
     </w:tbl>
     <w:p>
       <w:pPr>
-        <w:spacing w:after="120"/>
-      </w:pPr>
-    </w:p>
-    <w:p>
-      <w:pPr>
-        <w:spacing w:before="300"/>
+        <w:spacing w:after="100"/>
+      </w:pPr>
+    </w:p>
+    <w:p>
+      <w:pPr>
+        <w:spacing w:before="260"/>
         <w:jc w:val="center"/>
       </w:pPr>
       <w:r>
